--- a/Church/2026/2026_0815_MenloChurch.docx
+++ b/Church/2026/2026_0815_MenloChurch.docx
@@ -1152,7 +1152,7 @@
           <w:sz w:val="20"/>
           <w:szCs w:val="20"/>
         </w:rPr>
-        <w:t>In the past, we talked about the Judaism, Islam, Buddhism, Mormonism, Catholicism. Last week, we looked at the most popular in the Bar Area, which is the religion of being a good person.</w:t>
+        <w:t>The word “gospel” comes from Old English word “Godspell” means “good News”.</w:t>
       </w:r>
     </w:p>
     <w:p>
@@ -1163,6 +1163,14 @@
           <w:szCs w:val="20"/>
         </w:rPr>
       </w:pPr>
+      <w:r>
+        <w:rPr>
+          <w:rFonts w:cstheme="minorHAnsi"/>
+          <w:sz w:val="20"/>
+          <w:szCs w:val="20"/>
+        </w:rPr>
+        <w:t>In Christian faith, it refers to the message of Jesus Christ, his life, teachings, death, and rising from the dead to bring forgiveness and eternal life.</w:t>
+      </w:r>
     </w:p>
     <w:p>
       <w:pPr>
@@ -1172,14 +1180,6 @@
           <w:szCs w:val="20"/>
         </w:rPr>
       </w:pPr>
-      <w:r>
-        <w:rPr>
-          <w:rFonts w:cstheme="minorHAnsi"/>
-          <w:sz w:val="20"/>
-          <w:szCs w:val="20"/>
-        </w:rPr>
-        <w:t>Every week, we ask the same questions, “What does this faith ask of you?”</w:t>
-      </w:r>
     </w:p>
     <w:p>
       <w:pPr>
@@ -1189,6 +1189,14 @@
           <w:szCs w:val="20"/>
         </w:rPr>
       </w:pPr>
+      <w:r>
+        <w:rPr>
+          <w:rFonts w:cstheme="minorHAnsi"/>
+          <w:sz w:val="20"/>
+          <w:szCs w:val="20"/>
+        </w:rPr>
+        <w:t>In the past, we talked about the Judaism, Islam, Buddhism, Mormonism, Catholicism. Last week, we looked at the most popular in the Bar Area, which is the religion of being a good person.</w:t>
+      </w:r>
     </w:p>
     <w:p>
       <w:pPr>
@@ -1207,6 +1215,46 @@
           <w:szCs w:val="20"/>
         </w:rPr>
       </w:pPr>
+      <w:r>
+        <w:rPr>
+          <w:rFonts w:cstheme="minorHAnsi"/>
+          <w:sz w:val="20"/>
+          <w:szCs w:val="20"/>
+        </w:rPr>
+        <w:t>0</w:t>
+      </w:r>
+      <w:r>
+        <w:rPr>
+          <w:rFonts w:cstheme="minorHAnsi"/>
+          <w:sz w:val="20"/>
+          <w:szCs w:val="20"/>
+        </w:rPr>
+        <w:t>2</w:t>
+      </w:r>
+      <w:r>
+        <w:rPr>
+          <w:rFonts w:cstheme="minorHAnsi"/>
+          <w:sz w:val="20"/>
+          <w:szCs w:val="20"/>
+        </w:rPr>
+        <w:t>:</w:t>
+      </w:r>
+      <w:r>
+        <w:rPr>
+          <w:rFonts w:cstheme="minorHAnsi"/>
+          <w:sz w:val="20"/>
+          <w:szCs w:val="20"/>
+        </w:rPr>
+        <w:t>00</w:t>
+      </w:r>
+      <w:r>
+        <w:rPr>
+          <w:rFonts w:cstheme="minorHAnsi"/>
+          <w:sz w:val="20"/>
+          <w:szCs w:val="20"/>
+        </w:rPr>
+        <w:t>/36:30</w:t>
+      </w:r>
     </w:p>
     <w:p>
       <w:pPr>
@@ -1222,16 +1270,1040 @@
           <w:sz w:val="20"/>
           <w:szCs w:val="20"/>
         </w:rPr>
-        <w:t>04:06/</w:t>
-      </w:r>
-      <w:r>
-        <w:rPr>
-          <w:rFonts w:cstheme="minorHAnsi"/>
-          <w:sz w:val="20"/>
-          <w:szCs w:val="20"/>
-        </w:rPr>
-        <w:t>36:30</w:t>
-      </w:r>
+        <w:t>Every week, we ask the same questions, “What does this faith ask of you?”</w:t>
+      </w:r>
+      <w:r>
+        <w:rPr>
+          <w:rFonts w:cstheme="minorHAnsi"/>
+          <w:sz w:val="20"/>
+          <w:szCs w:val="20"/>
+        </w:rPr>
+        <w:t>, “How does the go</w:t>
+      </w:r>
+      <w:r>
+        <w:rPr>
+          <w:rFonts w:cstheme="minorHAnsi"/>
+          <w:sz w:val="20"/>
+          <w:szCs w:val="20"/>
+        </w:rPr>
+        <w:t>s</w:t>
+      </w:r>
+      <w:r>
+        <w:rPr>
+          <w:rFonts w:cstheme="minorHAnsi"/>
+          <w:sz w:val="20"/>
+          <w:szCs w:val="20"/>
+        </w:rPr>
+        <w:t>pel</w:t>
+      </w:r>
+      <w:r>
+        <w:rPr>
+          <w:rFonts w:cstheme="minorHAnsi"/>
+          <w:sz w:val="20"/>
+          <w:szCs w:val="20"/>
+        </w:rPr>
+        <w:t xml:space="preserve"> (Good News)</w:t>
+      </w:r>
+      <w:r>
+        <w:rPr>
+          <w:rFonts w:cstheme="minorHAnsi"/>
+          <w:sz w:val="20"/>
+          <w:szCs w:val="20"/>
+        </w:rPr>
+        <w:t>, the good news of Jesus compare in that question?”</w:t>
+      </w:r>
+    </w:p>
+    <w:p>
+      <w:pPr>
+        <w:rPr>
+          <w:rFonts w:cstheme="minorHAnsi"/>
+          <w:sz w:val="20"/>
+          <w:szCs w:val="20"/>
+        </w:rPr>
+      </w:pPr>
+    </w:p>
+    <w:p>
+      <w:pPr>
+        <w:rPr>
+          <w:rFonts w:cstheme="minorHAnsi"/>
+          <w:sz w:val="20"/>
+          <w:szCs w:val="20"/>
+        </w:rPr>
+      </w:pPr>
+      <w:r>
+        <w:rPr>
+          <w:rFonts w:cstheme="minorHAnsi"/>
+          <w:sz w:val="20"/>
+          <w:szCs w:val="20"/>
+        </w:rPr>
+        <w:t>0</w:t>
+      </w:r>
+      <w:r>
+        <w:rPr>
+          <w:rFonts w:cstheme="minorHAnsi"/>
+          <w:sz w:val="20"/>
+          <w:szCs w:val="20"/>
+        </w:rPr>
+        <w:t>2</w:t>
+      </w:r>
+      <w:r>
+        <w:rPr>
+          <w:rFonts w:cstheme="minorHAnsi"/>
+          <w:sz w:val="20"/>
+          <w:szCs w:val="20"/>
+        </w:rPr>
+        <w:t>:</w:t>
+      </w:r>
+      <w:r>
+        <w:rPr>
+          <w:rFonts w:cstheme="minorHAnsi"/>
+          <w:sz w:val="20"/>
+          <w:szCs w:val="20"/>
+        </w:rPr>
+        <w:t>0</w:t>
+      </w:r>
+      <w:r>
+        <w:rPr>
+          <w:rFonts w:cstheme="minorHAnsi"/>
+          <w:sz w:val="20"/>
+          <w:szCs w:val="20"/>
+        </w:rPr>
+        <w:t>2</w:t>
+      </w:r>
+      <w:r>
+        <w:rPr>
+          <w:rFonts w:cstheme="minorHAnsi"/>
+          <w:sz w:val="20"/>
+          <w:szCs w:val="20"/>
+        </w:rPr>
+        <w:t>/36:30</w:t>
+      </w:r>
+    </w:p>
+    <w:p>
+      <w:pPr>
+        <w:rPr>
+          <w:rFonts w:cstheme="minorHAnsi"/>
+          <w:sz w:val="20"/>
+          <w:szCs w:val="20"/>
+        </w:rPr>
+      </w:pPr>
+      <w:r>
+        <w:rPr>
+          <w:rFonts w:cstheme="minorHAnsi"/>
+          <w:sz w:val="20"/>
+          <w:szCs w:val="20"/>
+        </w:rPr>
+        <w:t xml:space="preserve">Today, </w:t>
+      </w:r>
+      <w:r>
+        <w:rPr>
+          <w:rFonts w:cstheme="minorHAnsi"/>
+          <w:sz w:val="20"/>
+          <w:szCs w:val="20"/>
+        </w:rPr>
+        <w:t>we will really answer those questions through the primary lens of Christianity</w:t>
+      </w:r>
+      <w:r>
+        <w:rPr>
+          <w:rFonts w:cstheme="minorHAnsi"/>
+          <w:sz w:val="20"/>
+          <w:szCs w:val="20"/>
+        </w:rPr>
+        <w:t xml:space="preserve"> itself.</w:t>
+      </w:r>
+    </w:p>
+    <w:p>
+      <w:pPr>
+        <w:rPr>
+          <w:rFonts w:cstheme="minorHAnsi"/>
+          <w:sz w:val="20"/>
+          <w:szCs w:val="20"/>
+        </w:rPr>
+      </w:pPr>
+    </w:p>
+    <w:p>
+      <w:pPr>
+        <w:rPr>
+          <w:rFonts w:cstheme="minorHAnsi"/>
+          <w:sz w:val="20"/>
+          <w:szCs w:val="20"/>
+        </w:rPr>
+      </w:pPr>
+      <w:r>
+        <w:rPr>
+          <w:rFonts w:cstheme="minorHAnsi"/>
+          <w:sz w:val="20"/>
+          <w:szCs w:val="20"/>
+        </w:rPr>
+        <w:t>0</w:t>
+      </w:r>
+      <w:r>
+        <w:rPr>
+          <w:rFonts w:cstheme="minorHAnsi"/>
+          <w:sz w:val="20"/>
+          <w:szCs w:val="20"/>
+        </w:rPr>
+        <w:t>2</w:t>
+      </w:r>
+      <w:r>
+        <w:rPr>
+          <w:rFonts w:cstheme="minorHAnsi"/>
+          <w:sz w:val="20"/>
+          <w:szCs w:val="20"/>
+        </w:rPr>
+        <w:t>:</w:t>
+      </w:r>
+      <w:r>
+        <w:rPr>
+          <w:rFonts w:cstheme="minorHAnsi"/>
+          <w:sz w:val="20"/>
+          <w:szCs w:val="20"/>
+        </w:rPr>
+        <w:t>3</w:t>
+      </w:r>
+      <w:r>
+        <w:rPr>
+          <w:rFonts w:cstheme="minorHAnsi"/>
+          <w:sz w:val="20"/>
+          <w:szCs w:val="20"/>
+        </w:rPr>
+        <w:t>2</w:t>
+      </w:r>
+      <w:r>
+        <w:rPr>
+          <w:rFonts w:cstheme="minorHAnsi"/>
+          <w:sz w:val="20"/>
+          <w:szCs w:val="20"/>
+        </w:rPr>
+        <w:t>/36:30</w:t>
+      </w:r>
+    </w:p>
+    <w:p>
+      <w:pPr>
+        <w:rPr>
+          <w:rFonts w:cstheme="minorHAnsi"/>
+          <w:sz w:val="20"/>
+          <w:szCs w:val="20"/>
+        </w:rPr>
+      </w:pPr>
+      <w:r>
+        <w:rPr>
+          <w:rFonts w:cstheme="minorHAnsi"/>
+          <w:sz w:val="20"/>
+          <w:szCs w:val="20"/>
+        </w:rPr>
+        <w:t xml:space="preserve">Judaism </w:t>
+      </w:r>
+      <w:r>
+        <w:rPr>
+          <w:rFonts w:cstheme="minorHAnsi"/>
+          <w:sz w:val="20"/>
+          <w:szCs w:val="20"/>
+        </w:rPr>
+        <w:t>gives</w:t>
+      </w:r>
+      <w:r>
+        <w:rPr>
+          <w:rFonts w:cstheme="minorHAnsi"/>
+          <w:sz w:val="20"/>
+          <w:szCs w:val="20"/>
+        </w:rPr>
+        <w:t xml:space="preserve"> us the law</w:t>
+      </w:r>
+      <w:r>
+        <w:rPr>
+          <w:rFonts w:cstheme="minorHAnsi"/>
+          <w:sz w:val="20"/>
+          <w:szCs w:val="20"/>
+        </w:rPr>
+        <w:t xml:space="preserve"> which keep the commands</w:t>
+      </w:r>
+      <w:r>
+        <w:rPr>
+          <w:rFonts w:cstheme="minorHAnsi"/>
+          <w:sz w:val="20"/>
+          <w:szCs w:val="20"/>
+        </w:rPr>
+        <w:t xml:space="preserve"> and the</w:t>
+      </w:r>
+      <w:r>
+        <w:rPr>
+          <w:rFonts w:cstheme="minorHAnsi"/>
+          <w:sz w:val="20"/>
+          <w:szCs w:val="20"/>
+        </w:rPr>
+        <w:t xml:space="preserve"> covenant</w:t>
+      </w:r>
+      <w:r>
+        <w:rPr>
+          <w:rFonts w:cstheme="minorHAnsi"/>
+          <w:sz w:val="20"/>
+          <w:szCs w:val="20"/>
+        </w:rPr>
+        <w:t xml:space="preserve"> (</w:t>
+      </w:r>
+      <w:r>
+        <w:rPr>
+          <w:rFonts w:cstheme="minorHAnsi"/>
+          <w:sz w:val="20"/>
+          <w:szCs w:val="20"/>
+        </w:rPr>
+        <w:t>契約</w:t>
+      </w:r>
+      <w:r>
+        <w:rPr>
+          <w:rFonts w:cstheme="minorHAnsi"/>
+          <w:sz w:val="20"/>
+          <w:szCs w:val="20"/>
+        </w:rPr>
+        <w:t>)</w:t>
+      </w:r>
+      <w:r>
+        <w:rPr>
+          <w:rFonts w:cstheme="minorHAnsi"/>
+          <w:sz w:val="20"/>
+          <w:szCs w:val="20"/>
+        </w:rPr>
+        <w:t>.</w:t>
+      </w:r>
+      <w:r>
+        <w:rPr>
+          <w:rFonts w:cstheme="minorHAnsi"/>
+          <w:sz w:val="20"/>
+          <w:szCs w:val="20"/>
+        </w:rPr>
+        <w:t xml:space="preserve"> We talked before, the laws are thermometer (measure the temperature only). The law shows what happened inside of body (temperature only)  but not as good as thermostat (control the temperature).</w:t>
+      </w:r>
+      <w:r>
+        <w:rPr>
+          <w:rFonts w:cstheme="minorHAnsi"/>
+          <w:sz w:val="20"/>
+          <w:szCs w:val="20"/>
+        </w:rPr>
+        <w:t xml:space="preserve"> </w:t>
+      </w:r>
+    </w:p>
+    <w:p>
+      <w:pPr>
+        <w:rPr>
+          <w:rFonts w:cstheme="minorHAnsi"/>
+          <w:sz w:val="20"/>
+          <w:szCs w:val="20"/>
+        </w:rPr>
+      </w:pPr>
+    </w:p>
+    <w:p>
+      <w:pPr>
+        <w:rPr>
+          <w:rFonts w:cstheme="minorHAnsi"/>
+          <w:sz w:val="20"/>
+          <w:szCs w:val="20"/>
+        </w:rPr>
+      </w:pPr>
+      <w:r>
+        <w:rPr>
+          <w:rFonts w:cstheme="minorHAnsi"/>
+          <w:sz w:val="20"/>
+          <w:szCs w:val="20"/>
+        </w:rPr>
+        <w:t>0</w:t>
+      </w:r>
+      <w:r>
+        <w:rPr>
+          <w:rFonts w:cstheme="minorHAnsi"/>
+          <w:sz w:val="20"/>
+          <w:szCs w:val="20"/>
+        </w:rPr>
+        <w:t>3</w:t>
+      </w:r>
+      <w:r>
+        <w:rPr>
+          <w:rFonts w:cstheme="minorHAnsi"/>
+          <w:sz w:val="20"/>
+          <w:szCs w:val="20"/>
+        </w:rPr>
+        <w:t>:</w:t>
+      </w:r>
+      <w:r>
+        <w:rPr>
+          <w:rFonts w:cstheme="minorHAnsi"/>
+          <w:sz w:val="20"/>
+          <w:szCs w:val="20"/>
+        </w:rPr>
+        <w:t>00</w:t>
+      </w:r>
+      <w:r>
+        <w:rPr>
+          <w:rFonts w:cstheme="minorHAnsi"/>
+          <w:sz w:val="20"/>
+          <w:szCs w:val="20"/>
+        </w:rPr>
+        <w:t>/36:30</w:t>
+      </w:r>
+    </w:p>
+    <w:p>
+      <w:pPr>
+        <w:rPr>
+          <w:rFonts w:cstheme="minorHAnsi"/>
+          <w:sz w:val="20"/>
+          <w:szCs w:val="20"/>
+        </w:rPr>
+      </w:pPr>
+      <w:r>
+        <w:rPr>
+          <w:rFonts w:cstheme="minorHAnsi"/>
+          <w:sz w:val="20"/>
+          <w:szCs w:val="20"/>
+        </w:rPr>
+        <w:t>Islam give us the pillars, pray, give, fast, make pilgrimage, and hope. It is a report card that we spend entire life and wait on the final grade report.</w:t>
+      </w:r>
+    </w:p>
+    <w:p>
+      <w:pPr>
+        <w:rPr>
+          <w:rFonts w:cstheme="minorHAnsi"/>
+          <w:sz w:val="20"/>
+          <w:szCs w:val="20"/>
+        </w:rPr>
+      </w:pPr>
+    </w:p>
+    <w:p>
+      <w:pPr>
+        <w:rPr>
+          <w:rFonts w:cstheme="minorHAnsi"/>
+          <w:sz w:val="20"/>
+          <w:szCs w:val="20"/>
+        </w:rPr>
+      </w:pPr>
+      <w:r>
+        <w:rPr>
+          <w:rFonts w:cstheme="minorHAnsi"/>
+          <w:sz w:val="20"/>
+          <w:szCs w:val="20"/>
+        </w:rPr>
+        <w:t>0</w:t>
+      </w:r>
+      <w:r>
+        <w:rPr>
+          <w:rFonts w:cstheme="minorHAnsi"/>
+          <w:sz w:val="20"/>
+          <w:szCs w:val="20"/>
+        </w:rPr>
+        <w:t>3</w:t>
+      </w:r>
+      <w:r>
+        <w:rPr>
+          <w:rFonts w:cstheme="minorHAnsi"/>
+          <w:sz w:val="20"/>
+          <w:szCs w:val="20"/>
+        </w:rPr>
+        <w:t>:</w:t>
+      </w:r>
+      <w:r>
+        <w:rPr>
+          <w:rFonts w:cstheme="minorHAnsi"/>
+          <w:sz w:val="20"/>
+          <w:szCs w:val="20"/>
+        </w:rPr>
+        <w:t>03</w:t>
+      </w:r>
+      <w:r>
+        <w:rPr>
+          <w:rFonts w:cstheme="minorHAnsi"/>
+          <w:sz w:val="20"/>
+          <w:szCs w:val="20"/>
+        </w:rPr>
+        <w:t>/36:30</w:t>
+      </w:r>
+    </w:p>
+    <w:p>
+      <w:pPr>
+        <w:rPr>
+          <w:rFonts w:cstheme="minorHAnsi"/>
+          <w:sz w:val="20"/>
+          <w:szCs w:val="20"/>
+        </w:rPr>
+      </w:pPr>
+      <w:r>
+        <w:rPr>
+          <w:rFonts w:cstheme="minorHAnsi"/>
+          <w:sz w:val="20"/>
+          <w:szCs w:val="20"/>
+        </w:rPr>
+        <w:t>Buddhism grows in detachment (</w:t>
+      </w:r>
+      <w:r>
+        <w:rPr>
+          <w:rFonts w:cstheme="minorHAnsi"/>
+          <w:sz w:val="20"/>
+          <w:szCs w:val="20"/>
+        </w:rPr>
+        <w:t>無住</w:t>
+      </w:r>
+      <w:r>
+        <w:rPr>
+          <w:rFonts w:cstheme="minorHAnsi"/>
+          <w:sz w:val="20"/>
+          <w:szCs w:val="20"/>
+        </w:rPr>
+        <w:t>)</w:t>
+      </w:r>
+      <w:r>
+        <w:rPr>
+          <w:rFonts w:cstheme="minorHAnsi"/>
+          <w:sz w:val="20"/>
+          <w:szCs w:val="20"/>
+        </w:rPr>
+        <w:t>, empty our desires, suffer less and want less, get freedom in emptiness,</w:t>
+      </w:r>
+    </w:p>
+    <w:p>
+      <w:pPr>
+        <w:rPr>
+          <w:rFonts w:cstheme="minorHAnsi"/>
+          <w:sz w:val="20"/>
+          <w:szCs w:val="20"/>
+        </w:rPr>
+      </w:pPr>
+    </w:p>
+    <w:p>
+      <w:pPr>
+        <w:rPr>
+          <w:rFonts w:cstheme="minorHAnsi"/>
+          <w:sz w:val="20"/>
+          <w:szCs w:val="20"/>
+        </w:rPr>
+      </w:pPr>
+      <w:r>
+        <w:rPr>
+          <w:rFonts w:cstheme="minorHAnsi"/>
+          <w:sz w:val="20"/>
+          <w:szCs w:val="20"/>
+        </w:rPr>
+        <w:t>0</w:t>
+      </w:r>
+      <w:r>
+        <w:rPr>
+          <w:rFonts w:cstheme="minorHAnsi"/>
+          <w:sz w:val="20"/>
+          <w:szCs w:val="20"/>
+        </w:rPr>
+        <w:t>3</w:t>
+      </w:r>
+      <w:r>
+        <w:rPr>
+          <w:rFonts w:cstheme="minorHAnsi"/>
+          <w:sz w:val="20"/>
+          <w:szCs w:val="20"/>
+        </w:rPr>
+        <w:t>:</w:t>
+      </w:r>
+      <w:r>
+        <w:rPr>
+          <w:rFonts w:cstheme="minorHAnsi"/>
+          <w:sz w:val="20"/>
+          <w:szCs w:val="20"/>
+        </w:rPr>
+        <w:t>17</w:t>
+      </w:r>
+      <w:r>
+        <w:rPr>
+          <w:rFonts w:cstheme="minorHAnsi"/>
+          <w:sz w:val="20"/>
+          <w:szCs w:val="20"/>
+        </w:rPr>
+        <w:t>/36:30</w:t>
+      </w:r>
+    </w:p>
+    <w:p>
+      <w:pPr>
+        <w:rPr>
+          <w:rFonts w:cstheme="minorHAnsi"/>
+          <w:sz w:val="20"/>
+          <w:szCs w:val="20"/>
+        </w:rPr>
+      </w:pPr>
+      <w:r>
+        <w:rPr>
+          <w:rFonts w:cstheme="minorHAnsi"/>
+          <w:sz w:val="20"/>
+          <w:szCs w:val="20"/>
+        </w:rPr>
+        <w:t>Mormonism give</w:t>
+      </w:r>
+      <w:r>
+        <w:rPr>
+          <w:rFonts w:cstheme="minorHAnsi"/>
+          <w:sz w:val="20"/>
+          <w:szCs w:val="20"/>
+        </w:rPr>
+        <w:t>s</w:t>
+      </w:r>
+      <w:r>
+        <w:rPr>
+          <w:rFonts w:cstheme="minorHAnsi"/>
+          <w:sz w:val="20"/>
+          <w:szCs w:val="20"/>
+        </w:rPr>
+        <w:t xml:space="preserve"> us grace </w:t>
+      </w:r>
+      <w:r>
+        <w:rPr>
+          <w:rFonts w:cstheme="minorHAnsi"/>
+          <w:sz w:val="20"/>
+          <w:szCs w:val="20"/>
+        </w:rPr>
+        <w:t xml:space="preserve">and </w:t>
+      </w:r>
+      <w:r>
+        <w:rPr>
+          <w:rFonts w:cstheme="minorHAnsi"/>
+          <w:sz w:val="20"/>
+          <w:szCs w:val="20"/>
+        </w:rPr>
+        <w:t xml:space="preserve">climbs to </w:t>
+      </w:r>
+      <w:r>
+        <w:rPr>
+          <w:rFonts w:cstheme="minorHAnsi"/>
+          <w:sz w:val="20"/>
+          <w:szCs w:val="20"/>
+        </w:rPr>
+        <w:t>top.</w:t>
+      </w:r>
+      <w:r>
+        <w:rPr>
+          <w:rFonts w:cstheme="minorHAnsi"/>
+          <w:sz w:val="20"/>
+          <w:szCs w:val="20"/>
+        </w:rPr>
+        <w:t xml:space="preserve"> When we climb to the top</w:t>
+      </w:r>
+      <w:r>
+        <w:rPr>
+          <w:rFonts w:cstheme="minorHAnsi"/>
+          <w:sz w:val="20"/>
+          <w:szCs w:val="20"/>
+        </w:rPr>
+        <w:t>, we may fall from the top.</w:t>
+      </w:r>
+    </w:p>
+    <w:p>
+      <w:pPr>
+        <w:rPr>
+          <w:rFonts w:cstheme="minorHAnsi"/>
+          <w:sz w:val="20"/>
+          <w:szCs w:val="20"/>
+        </w:rPr>
+      </w:pPr>
+    </w:p>
+    <w:p>
+      <w:pPr>
+        <w:rPr>
+          <w:rFonts w:cstheme="minorHAnsi"/>
+          <w:sz w:val="20"/>
+          <w:szCs w:val="20"/>
+        </w:rPr>
+      </w:pPr>
+      <w:r>
+        <w:rPr>
+          <w:rFonts w:cstheme="minorHAnsi"/>
+          <w:sz w:val="20"/>
+          <w:szCs w:val="20"/>
+        </w:rPr>
+        <w:t>0</w:t>
+      </w:r>
+      <w:r>
+        <w:rPr>
+          <w:rFonts w:cstheme="minorHAnsi"/>
+          <w:sz w:val="20"/>
+          <w:szCs w:val="20"/>
+        </w:rPr>
+        <w:t>3</w:t>
+      </w:r>
+      <w:r>
+        <w:rPr>
+          <w:rFonts w:cstheme="minorHAnsi"/>
+          <w:sz w:val="20"/>
+          <w:szCs w:val="20"/>
+        </w:rPr>
+        <w:t>:</w:t>
+      </w:r>
+      <w:r>
+        <w:rPr>
+          <w:rFonts w:cstheme="minorHAnsi"/>
+          <w:sz w:val="20"/>
+          <w:szCs w:val="20"/>
+        </w:rPr>
+        <w:t>32</w:t>
+      </w:r>
+      <w:r>
+        <w:rPr>
+          <w:rFonts w:cstheme="minorHAnsi"/>
+          <w:sz w:val="20"/>
+          <w:szCs w:val="20"/>
+        </w:rPr>
+        <w:t>/36:30</w:t>
+      </w:r>
+    </w:p>
+    <w:p>
+      <w:pPr>
+        <w:rPr>
+          <w:rFonts w:cstheme="minorHAnsi"/>
+          <w:sz w:val="20"/>
+          <w:szCs w:val="20"/>
+        </w:rPr>
+      </w:pPr>
+      <w:r>
+        <w:rPr>
+          <w:rFonts w:cstheme="minorHAnsi"/>
+          <w:sz w:val="20"/>
+          <w:szCs w:val="20"/>
+        </w:rPr>
+        <w:t>Catholicism give</w:t>
+      </w:r>
+      <w:r>
+        <w:rPr>
+          <w:rFonts w:cstheme="minorHAnsi"/>
+          <w:sz w:val="20"/>
+          <w:szCs w:val="20"/>
+        </w:rPr>
+        <w:t>s</w:t>
+      </w:r>
+      <w:r>
+        <w:rPr>
+          <w:rFonts w:cstheme="minorHAnsi"/>
+          <w:sz w:val="20"/>
+          <w:szCs w:val="20"/>
+        </w:rPr>
+        <w:t xml:space="preserve"> us merit</w:t>
+      </w:r>
+      <w:r>
+        <w:rPr>
+          <w:rFonts w:cstheme="minorHAnsi"/>
+          <w:sz w:val="20"/>
+          <w:szCs w:val="20"/>
+        </w:rPr>
+        <w:t xml:space="preserve"> (</w:t>
+      </w:r>
+      <w:r>
+        <w:rPr>
+          <w:rFonts w:cstheme="minorHAnsi"/>
+          <w:sz w:val="20"/>
+          <w:szCs w:val="20"/>
+        </w:rPr>
+        <w:t>功德</w:t>
+      </w:r>
+      <w:r>
+        <w:rPr>
+          <w:rFonts w:cstheme="minorHAnsi"/>
+          <w:sz w:val="20"/>
+          <w:szCs w:val="20"/>
+        </w:rPr>
+        <w:t>)</w:t>
+      </w:r>
+      <w:r>
+        <w:rPr>
+          <w:rFonts w:cstheme="minorHAnsi"/>
+          <w:sz w:val="20"/>
+          <w:szCs w:val="20"/>
+        </w:rPr>
+        <w:t>, a lifetime of staying in grace stat</w:t>
+      </w:r>
+      <w:r>
+        <w:rPr>
+          <w:rFonts w:cstheme="minorHAnsi"/>
+          <w:sz w:val="20"/>
+          <w:szCs w:val="20"/>
+        </w:rPr>
+        <w:t>e with ask Father</w:t>
+      </w:r>
+      <w:r>
+        <w:rPr>
+          <w:rFonts w:cstheme="minorHAnsi"/>
+          <w:sz w:val="20"/>
+          <w:szCs w:val="20"/>
+        </w:rPr>
+        <w:t xml:space="preserve"> </w:t>
+      </w:r>
+      <w:r>
+        <w:rPr>
+          <w:rFonts w:cstheme="minorHAnsi"/>
+          <w:sz w:val="20"/>
+          <w:szCs w:val="20"/>
+        </w:rPr>
+        <w:t>for</w:t>
+      </w:r>
+      <w:r>
+        <w:rPr>
+          <w:rFonts w:cstheme="minorHAnsi"/>
+          <w:sz w:val="20"/>
+          <w:szCs w:val="20"/>
+        </w:rPr>
+        <w:t xml:space="preserve"> </w:t>
+      </w:r>
+      <w:r>
+        <w:rPr>
+          <w:rFonts w:cstheme="minorHAnsi"/>
+          <w:sz w:val="20"/>
+          <w:szCs w:val="20"/>
+        </w:rPr>
+        <w:t>sins</w:t>
+      </w:r>
+      <w:r>
+        <w:rPr>
+          <w:rFonts w:cstheme="minorHAnsi"/>
+          <w:sz w:val="20"/>
+          <w:szCs w:val="20"/>
+        </w:rPr>
+        <w:t xml:space="preserve"> like tollway</w:t>
+      </w:r>
+      <w:r>
+        <w:rPr>
+          <w:rFonts w:cstheme="minorHAnsi"/>
+          <w:sz w:val="20"/>
+          <w:szCs w:val="20"/>
+        </w:rPr>
+        <w:t>.</w:t>
+      </w:r>
+    </w:p>
+    <w:p>
+      <w:pPr>
+        <w:rPr>
+          <w:rFonts w:cstheme="minorHAnsi"/>
+          <w:sz w:val="20"/>
+          <w:szCs w:val="20"/>
+        </w:rPr>
+      </w:pPr>
+    </w:p>
+    <w:p>
+      <w:pPr>
+        <w:rPr>
+          <w:rFonts w:cstheme="minorHAnsi"/>
+          <w:sz w:val="20"/>
+          <w:szCs w:val="20"/>
+        </w:rPr>
+      </w:pPr>
+      <w:r>
+        <w:rPr>
+          <w:rFonts w:cstheme="minorHAnsi"/>
+          <w:sz w:val="20"/>
+          <w:szCs w:val="20"/>
+        </w:rPr>
+        <w:t>0</w:t>
+      </w:r>
+      <w:r>
+        <w:rPr>
+          <w:rFonts w:cstheme="minorHAnsi"/>
+          <w:sz w:val="20"/>
+          <w:szCs w:val="20"/>
+        </w:rPr>
+        <w:t>3</w:t>
+      </w:r>
+      <w:r>
+        <w:rPr>
+          <w:rFonts w:cstheme="minorHAnsi"/>
+          <w:sz w:val="20"/>
+          <w:szCs w:val="20"/>
+        </w:rPr>
+        <w:t>:</w:t>
+      </w:r>
+      <w:r>
+        <w:rPr>
+          <w:rFonts w:cstheme="minorHAnsi"/>
+          <w:sz w:val="20"/>
+          <w:szCs w:val="20"/>
+        </w:rPr>
+        <w:t>50</w:t>
+      </w:r>
+      <w:r>
+        <w:rPr>
+          <w:rFonts w:cstheme="minorHAnsi"/>
+          <w:sz w:val="20"/>
+          <w:szCs w:val="20"/>
+        </w:rPr>
+        <w:t>/36:30</w:t>
+      </w:r>
+    </w:p>
+    <w:p>
+      <w:pPr>
+        <w:rPr>
+          <w:rFonts w:cstheme="minorHAnsi"/>
+          <w:sz w:val="20"/>
+          <w:szCs w:val="20"/>
+        </w:rPr>
+      </w:pPr>
+      <w:r>
+        <w:rPr>
+          <w:rFonts w:cstheme="minorHAnsi"/>
+          <w:sz w:val="20"/>
+          <w:szCs w:val="20"/>
+        </w:rPr>
+        <w:t>When we give the resume to God</w:t>
+      </w:r>
+      <w:r>
+        <w:rPr>
+          <w:rFonts w:cstheme="minorHAnsi"/>
+          <w:sz w:val="20"/>
+          <w:szCs w:val="20"/>
+        </w:rPr>
+        <w:t xml:space="preserve">, </w:t>
+      </w:r>
+      <w:r>
+        <w:rPr>
+          <w:rFonts w:cstheme="minorHAnsi"/>
+          <w:sz w:val="20"/>
+          <w:szCs w:val="20"/>
+        </w:rPr>
+        <w:t xml:space="preserve">Jesus </w:t>
+      </w:r>
+      <w:r>
+        <w:rPr>
+          <w:rFonts w:cstheme="minorHAnsi"/>
+          <w:sz w:val="20"/>
+          <w:szCs w:val="20"/>
+        </w:rPr>
+        <w:t xml:space="preserve">will </w:t>
+      </w:r>
+      <w:r>
+        <w:rPr>
+          <w:rFonts w:cstheme="minorHAnsi"/>
+          <w:sz w:val="20"/>
+          <w:szCs w:val="20"/>
+        </w:rPr>
+        <w:t xml:space="preserve">look at </w:t>
+      </w:r>
+      <w:r>
+        <w:rPr>
+          <w:rFonts w:cstheme="minorHAnsi"/>
+          <w:sz w:val="20"/>
+          <w:szCs w:val="20"/>
+        </w:rPr>
+        <w:t xml:space="preserve">our </w:t>
+      </w:r>
+      <w:r>
+        <w:rPr>
+          <w:rFonts w:cstheme="minorHAnsi"/>
+          <w:sz w:val="20"/>
+          <w:szCs w:val="20"/>
+        </w:rPr>
+        <w:t>resume.</w:t>
+      </w:r>
+      <w:r>
+        <w:rPr>
+          <w:rFonts w:cstheme="minorHAnsi"/>
+          <w:sz w:val="20"/>
+          <w:szCs w:val="20"/>
+        </w:rPr>
+        <w:t xml:space="preserve"> Jesus said, “I never knew you”</w:t>
+      </w:r>
+      <w:r>
+        <w:rPr>
+          <w:rFonts w:cstheme="minorHAnsi"/>
+          <w:sz w:val="20"/>
+          <w:szCs w:val="20"/>
+        </w:rPr>
+        <w:t xml:space="preserve"> if w</w:t>
+      </w:r>
+      <w:r>
+        <w:rPr>
+          <w:rFonts w:cstheme="minorHAnsi"/>
+          <w:sz w:val="20"/>
+          <w:szCs w:val="20"/>
+        </w:rPr>
+        <w:t xml:space="preserve">e </w:t>
+      </w:r>
+      <w:r>
+        <w:rPr>
+          <w:rFonts w:cstheme="minorHAnsi"/>
+          <w:sz w:val="20"/>
+          <w:szCs w:val="20"/>
+        </w:rPr>
+        <w:t>don’t have</w:t>
+      </w:r>
+      <w:r>
+        <w:rPr>
+          <w:rFonts w:cstheme="minorHAnsi"/>
+          <w:sz w:val="20"/>
+          <w:szCs w:val="20"/>
+        </w:rPr>
+        <w:t xml:space="preserve"> faith and relationship of Jesus</w:t>
+      </w:r>
+      <w:r>
+        <w:rPr>
+          <w:rFonts w:cstheme="minorHAnsi"/>
+          <w:sz w:val="20"/>
+          <w:szCs w:val="20"/>
+        </w:rPr>
+        <w:t xml:space="preserve">  </w:t>
+      </w:r>
+    </w:p>
+    <w:p>
+      <w:pPr>
+        <w:rPr>
+          <w:rFonts w:cstheme="minorHAnsi"/>
+          <w:sz w:val="20"/>
+          <w:szCs w:val="20"/>
+        </w:rPr>
+      </w:pPr>
+    </w:p>
+    <w:p>
+      <w:pPr>
+        <w:rPr>
+          <w:rFonts w:cstheme="minorHAnsi"/>
+          <w:sz w:val="20"/>
+          <w:szCs w:val="20"/>
+        </w:rPr>
+      </w:pPr>
+      <w:r>
+        <w:rPr>
+          <w:rFonts w:cstheme="minorHAnsi"/>
+          <w:sz w:val="20"/>
+          <w:szCs w:val="20"/>
+        </w:rPr>
+        <w:t>0</w:t>
+      </w:r>
+      <w:r>
+        <w:rPr>
+          <w:rFonts w:cstheme="minorHAnsi"/>
+          <w:sz w:val="20"/>
+          <w:szCs w:val="20"/>
+        </w:rPr>
+        <w:t>4</w:t>
+      </w:r>
+      <w:r>
+        <w:rPr>
+          <w:rFonts w:cstheme="minorHAnsi"/>
+          <w:sz w:val="20"/>
+          <w:szCs w:val="20"/>
+        </w:rPr>
+        <w:t>:</w:t>
+      </w:r>
+      <w:r>
+        <w:rPr>
+          <w:rFonts w:cstheme="minorHAnsi"/>
+          <w:sz w:val="20"/>
+          <w:szCs w:val="20"/>
+        </w:rPr>
+        <w:t>33</w:t>
+      </w:r>
+      <w:r>
+        <w:rPr>
+          <w:rFonts w:cstheme="minorHAnsi"/>
+          <w:sz w:val="20"/>
+          <w:szCs w:val="20"/>
+        </w:rPr>
+        <w:t>/36:30</w:t>
+      </w:r>
+    </w:p>
+    <w:p>
+      <w:pPr>
+        <w:rPr>
+          <w:rFonts w:cstheme="minorHAnsi"/>
+          <w:sz w:val="20"/>
+          <w:szCs w:val="20"/>
+        </w:rPr>
+      </w:pPr>
     </w:p>
     <w:p>
       <w:pPr>
@@ -1410,6 +2482,7 @@
           <w:sz w:val="20"/>
           <w:szCs w:val="20"/>
         </w:rPr>
+        <w:lastRenderedPageBreak/>
         <w:t>In this “Let's Be Honest” series, we have</w:t>
       </w:r>
     </w:p>
@@ -16898,7 +17971,6 @@
   <w:style w:type="character" w:default="1" w:styleId="DefaultParagraphFont">
     <w:name w:val="Default Paragraph Font"/>
     <w:uiPriority w:val="1"/>
-    <w:semiHidden/>
     <w:unhideWhenUsed/>
   </w:style>
   <w:style w:type="table" w:default="1" w:styleId="TableNormal">

--- a/Church/2026/2026_0815_MenloChurch.docx
+++ b/Church/2026/2026_0815_MenloChurch.docx
@@ -1360,15 +1360,7 @@
           <w:sz w:val="20"/>
           <w:szCs w:val="20"/>
         </w:rPr>
-        <w:t>0</w:t>
-      </w:r>
-      <w:r>
-        <w:rPr>
-          <w:rFonts w:cstheme="minorHAnsi"/>
-          <w:sz w:val="20"/>
-          <w:szCs w:val="20"/>
-        </w:rPr>
-        <w:t>2</w:t>
+        <w:t>02</w:t>
       </w:r>
       <w:r>
         <w:rPr>
@@ -1459,15 +1451,7 @@
           <w:sz w:val="20"/>
           <w:szCs w:val="20"/>
         </w:rPr>
-        <w:t>3</w:t>
-      </w:r>
-      <w:r>
-        <w:rPr>
-          <w:rFonts w:cstheme="minorHAnsi"/>
-          <w:sz w:val="20"/>
-          <w:szCs w:val="20"/>
-        </w:rPr>
-        <w:t>2</w:t>
+        <w:t>32</w:t>
       </w:r>
       <w:r>
         <w:rPr>
@@ -2304,6 +2288,30 @@
           <w:szCs w:val="20"/>
         </w:rPr>
       </w:pPr>
+      <w:r>
+        <w:rPr>
+          <w:rFonts w:cstheme="minorHAnsi"/>
+          <w:sz w:val="20"/>
+          <w:szCs w:val="20"/>
+        </w:rPr>
+        <w:t>Today, we will examine the hope</w:t>
+      </w:r>
+      <w:r>
+        <w:rPr>
+          <w:rFonts w:cstheme="minorHAnsi"/>
+          <w:sz w:val="20"/>
+          <w:szCs w:val="20"/>
+        </w:rPr>
+        <w:t xml:space="preserve"> and faith</w:t>
+      </w:r>
+      <w:r>
+        <w:rPr>
+          <w:rFonts w:cstheme="minorHAnsi"/>
+          <w:sz w:val="20"/>
+          <w:szCs w:val="20"/>
+        </w:rPr>
+        <w:t xml:space="preserve"> of Jesus offer.</w:t>
+      </w:r>
     </w:p>
     <w:p>
       <w:pPr>
@@ -2328,7 +2336,39 @@
           <w:sz w:val="20"/>
           <w:szCs w:val="20"/>
         </w:rPr>
-        <w:t>************</w:t>
+        <w:t>0</w:t>
+      </w:r>
+      <w:r>
+        <w:rPr>
+          <w:rFonts w:cstheme="minorHAnsi"/>
+          <w:sz w:val="20"/>
+          <w:szCs w:val="20"/>
+        </w:rPr>
+        <w:t>4</w:t>
+      </w:r>
+      <w:r>
+        <w:rPr>
+          <w:rFonts w:cstheme="minorHAnsi"/>
+          <w:sz w:val="20"/>
+          <w:szCs w:val="20"/>
+        </w:rPr>
+        <w:t>:</w:t>
+      </w:r>
+      <w:r>
+        <w:rPr>
+          <w:rFonts w:cstheme="minorHAnsi"/>
+          <w:sz w:val="20"/>
+          <w:szCs w:val="20"/>
+        </w:rPr>
+        <w:t>53</w:t>
+      </w:r>
+      <w:r>
+        <w:rPr>
+          <w:rFonts w:cstheme="minorHAnsi"/>
+          <w:sz w:val="20"/>
+          <w:szCs w:val="20"/>
+        </w:rPr>
+        <w:t>/36:30</w:t>
       </w:r>
     </w:p>
     <w:p>
@@ -2345,7 +2385,79 @@
           <w:sz w:val="20"/>
           <w:szCs w:val="20"/>
         </w:rPr>
-        <w:t>************</w:t>
+        <w:t>Pr</w:t>
+      </w:r>
+      <w:r>
+        <w:rPr>
+          <w:rFonts w:cstheme="minorHAnsi"/>
+          <w:sz w:val="20"/>
+          <w:szCs w:val="20"/>
+        </w:rPr>
+        <w:t>a</w:t>
+      </w:r>
+      <w:r>
+        <w:rPr>
+          <w:rFonts w:cstheme="minorHAnsi"/>
+          <w:sz w:val="20"/>
+          <w:szCs w:val="20"/>
+        </w:rPr>
+        <w:t>y: God, thank you so much</w:t>
+      </w:r>
+      <w:r>
+        <w:rPr>
+          <w:rFonts w:cstheme="minorHAnsi"/>
+          <w:sz w:val="20"/>
+          <w:szCs w:val="20"/>
+        </w:rPr>
+        <w:t xml:space="preserve"> for loving us.</w:t>
+      </w:r>
+      <w:r>
+        <w:rPr>
+          <w:rFonts w:cstheme="minorHAnsi"/>
+          <w:sz w:val="20"/>
+          <w:szCs w:val="20"/>
+        </w:rPr>
+        <w:t xml:space="preserve"> </w:t>
+      </w:r>
+      <w:r>
+        <w:rPr>
+          <w:rFonts w:cstheme="minorHAnsi"/>
+          <w:sz w:val="20"/>
+          <w:szCs w:val="20"/>
+        </w:rPr>
+        <w:t>Thanks,</w:t>
+      </w:r>
+      <w:r>
+        <w:rPr>
+          <w:rFonts w:cstheme="minorHAnsi"/>
+          <w:sz w:val="20"/>
+          <w:szCs w:val="20"/>
+        </w:rPr>
+        <w:t xml:space="preserve"> the hope of faith from </w:t>
+      </w:r>
+      <w:r>
+        <w:rPr>
+          <w:rFonts w:cstheme="minorHAnsi"/>
+          <w:sz w:val="20"/>
+          <w:szCs w:val="20"/>
+        </w:rPr>
+        <w:t>Jesus’s</w:t>
+      </w:r>
+      <w:r>
+        <w:rPr>
+          <w:rFonts w:cstheme="minorHAnsi"/>
+          <w:sz w:val="20"/>
+          <w:szCs w:val="20"/>
+        </w:rPr>
+        <w:t xml:space="preserve"> offer.</w:t>
+      </w:r>
+      <w:r>
+        <w:rPr>
+          <w:rFonts w:cstheme="minorHAnsi"/>
+          <w:sz w:val="20"/>
+          <w:szCs w:val="20"/>
+        </w:rPr>
+        <w:t xml:space="preserve"> In Jesus’s name.</w:t>
       </w:r>
     </w:p>
     <w:p>
@@ -2356,23 +2468,1364 @@
           <w:szCs w:val="20"/>
         </w:rPr>
       </w:pPr>
-      <w:r>
-        <w:rPr>
-          <w:rFonts w:cstheme="minorHAnsi"/>
-          <w:sz w:val="20"/>
-          <w:szCs w:val="20"/>
-        </w:rPr>
-        <w:t>08/15/2026, Menlo Church Worship (Summary of last week, 08/09/2026)</w:t>
-      </w:r>
     </w:p>
     <w:p>
       <w:pPr>
         <w:rPr>
-          <w:sz w:val="20"/>
-          <w:szCs w:val="20"/>
-        </w:rPr>
-      </w:pPr>
-      <w:hyperlink r:id="rId18" w:history="1">
+          <w:rFonts w:cstheme="minorHAnsi"/>
+          <w:sz w:val="20"/>
+          <w:szCs w:val="20"/>
+        </w:rPr>
+      </w:pPr>
+      <w:r>
+        <w:rPr>
+          <w:rFonts w:cstheme="minorHAnsi"/>
+          <w:sz w:val="20"/>
+          <w:szCs w:val="20"/>
+        </w:rPr>
+        <w:t>0</w:t>
+      </w:r>
+      <w:r>
+        <w:rPr>
+          <w:rFonts w:cstheme="minorHAnsi"/>
+          <w:sz w:val="20"/>
+          <w:szCs w:val="20"/>
+        </w:rPr>
+        <w:t>5</w:t>
+      </w:r>
+      <w:r>
+        <w:rPr>
+          <w:rFonts w:cstheme="minorHAnsi"/>
+          <w:sz w:val="20"/>
+          <w:szCs w:val="20"/>
+        </w:rPr>
+        <w:t>:</w:t>
+      </w:r>
+      <w:r>
+        <w:rPr>
+          <w:rFonts w:cstheme="minorHAnsi"/>
+          <w:sz w:val="20"/>
+          <w:szCs w:val="20"/>
+        </w:rPr>
+        <w:t>30</w:t>
+      </w:r>
+      <w:r>
+        <w:rPr>
+          <w:rFonts w:cstheme="minorHAnsi"/>
+          <w:sz w:val="20"/>
+          <w:szCs w:val="20"/>
+        </w:rPr>
+        <w:t>/36:30</w:t>
+      </w:r>
+    </w:p>
+    <w:p>
+      <w:pPr>
+        <w:rPr>
+          <w:rFonts w:cstheme="minorHAnsi"/>
+          <w:sz w:val="20"/>
+          <w:szCs w:val="20"/>
+        </w:rPr>
+      </w:pPr>
+    </w:p>
+    <w:p>
+      <w:pPr>
+        <w:rPr>
+          <w:rFonts w:cstheme="minorHAnsi"/>
+          <w:sz w:val="20"/>
+          <w:szCs w:val="20"/>
+        </w:rPr>
+      </w:pPr>
+      <w:r>
+        <w:rPr>
+          <w:rFonts w:cstheme="minorHAnsi"/>
+          <w:sz w:val="20"/>
+          <w:szCs w:val="20"/>
+        </w:rPr>
+        <w:lastRenderedPageBreak/>
+        <w:drawing>
+          <wp:inline distT="0" distB="0" distL="0" distR="0" wp14:anchorId="77E79045" wp14:editId="0F5A77AA">
+            <wp:extent cx="2381250" cy="2426752"/>
+            <wp:effectExtent l="0" t="0" r="0" b="0"/>
+            <wp:docPr id="217516650" name="Picture 1"/>
+            <wp:cNvGraphicFramePr>
+              <a:graphicFrameLocks xmlns:a="http://schemas.openxmlformats.org/drawingml/2006/main" noChangeAspect="1"/>
+            </wp:cNvGraphicFramePr>
+            <a:graphic xmlns:a="http://schemas.openxmlformats.org/drawingml/2006/main">
+              <a:graphicData uri="http://schemas.openxmlformats.org/drawingml/2006/picture">
+                <pic:pic xmlns:pic="http://schemas.openxmlformats.org/drawingml/2006/picture">
+                  <pic:nvPicPr>
+                    <pic:cNvPr id="217516650" name=""/>
+                    <pic:cNvPicPr/>
+                  </pic:nvPicPr>
+                  <pic:blipFill>
+                    <a:blip r:embed="rId18"/>
+                    <a:stretch>
+                      <a:fillRect/>
+                    </a:stretch>
+                  </pic:blipFill>
+                  <pic:spPr>
+                    <a:xfrm>
+                      <a:off x="0" y="0"/>
+                      <a:ext cx="2383530" cy="2429075"/>
+                    </a:xfrm>
+                    <a:prstGeom prst="rect">
+                      <a:avLst/>
+                    </a:prstGeom>
+                  </pic:spPr>
+                </pic:pic>
+              </a:graphicData>
+            </a:graphic>
+          </wp:inline>
+        </w:drawing>
+      </w:r>
+    </w:p>
+    <w:p>
+      <w:pPr>
+        <w:rPr>
+          <w:rFonts w:cstheme="minorHAnsi"/>
+          <w:sz w:val="20"/>
+          <w:szCs w:val="20"/>
+        </w:rPr>
+      </w:pPr>
+      <w:r>
+        <w:rPr>
+          <w:rFonts w:cstheme="minorHAnsi"/>
+          <w:sz w:val="20"/>
+          <w:szCs w:val="20"/>
+        </w:rPr>
+        <w:t>There is an event i</w:t>
+      </w:r>
+      <w:r>
+        <w:rPr>
+          <w:rFonts w:cstheme="minorHAnsi"/>
+          <w:sz w:val="20"/>
+          <w:szCs w:val="20"/>
+        </w:rPr>
+        <w:t>n March, 2019</w:t>
+      </w:r>
+      <w:r>
+        <w:rPr>
+          <w:rFonts w:cstheme="minorHAnsi"/>
+          <w:sz w:val="20"/>
+          <w:szCs w:val="20"/>
+        </w:rPr>
+        <w:t xml:space="preserve">, FBI unsealed an indictment that they called </w:t>
+      </w:r>
+      <w:r>
+        <w:rPr>
+          <w:rFonts w:cstheme="minorHAnsi"/>
+          <w:sz w:val="20"/>
+          <w:szCs w:val="20"/>
+        </w:rPr>
+        <w:t>Operation Varsity</w:t>
+      </w:r>
+      <w:r>
+        <w:rPr>
+          <w:rFonts w:cstheme="minorHAnsi"/>
+          <w:sz w:val="20"/>
+          <w:szCs w:val="20"/>
+        </w:rPr>
+        <w:t xml:space="preserve"> (</w:t>
+      </w:r>
+      <w:r>
+        <w:rPr>
+          <w:rFonts w:cstheme="minorHAnsi"/>
+          <w:sz w:val="20"/>
+          <w:szCs w:val="20"/>
+        </w:rPr>
+        <w:t>大學</w:t>
+      </w:r>
+      <w:r>
+        <w:rPr>
+          <w:rFonts w:cstheme="minorHAnsi"/>
+          <w:sz w:val="20"/>
+          <w:szCs w:val="20"/>
+        </w:rPr>
+        <w:t xml:space="preserve">) </w:t>
+      </w:r>
+      <w:r>
+        <w:rPr>
+          <w:rFonts w:cstheme="minorHAnsi"/>
+          <w:sz w:val="20"/>
+          <w:szCs w:val="20"/>
+        </w:rPr>
+        <w:t xml:space="preserve"> Blues.</w:t>
+      </w:r>
+      <w:r>
+        <w:rPr>
+          <w:rFonts w:cstheme="minorHAnsi"/>
+          <w:sz w:val="20"/>
+          <w:szCs w:val="20"/>
+        </w:rPr>
+        <w:t xml:space="preserve"> </w:t>
+      </w:r>
+      <w:r>
+        <w:rPr>
+          <w:rFonts w:cstheme="minorHAnsi"/>
+          <w:sz w:val="20"/>
+          <w:szCs w:val="20"/>
+        </w:rPr>
+        <w:t>50 people were charged and at center of it was a man named Rick Singer</w:t>
+      </w:r>
+      <w:r>
+        <w:rPr>
+          <w:rFonts w:cstheme="minorHAnsi"/>
+          <w:sz w:val="20"/>
+          <w:szCs w:val="20"/>
+        </w:rPr>
+        <w:t xml:space="preserve"> who built a business of getting the children of wealthy and influential families into </w:t>
+      </w:r>
+      <w:r>
+        <w:rPr>
+          <w:rFonts w:cstheme="minorHAnsi"/>
+          <w:sz w:val="20"/>
+          <w:szCs w:val="20"/>
+        </w:rPr>
+        <w:t>e</w:t>
+      </w:r>
+      <w:r>
+        <w:rPr>
+          <w:rFonts w:cstheme="minorHAnsi"/>
+          <w:sz w:val="20"/>
+          <w:szCs w:val="20"/>
+        </w:rPr>
+        <w:t>lite school</w:t>
+      </w:r>
+      <w:r>
+        <w:rPr>
+          <w:rFonts w:cstheme="minorHAnsi"/>
+          <w:sz w:val="20"/>
+          <w:szCs w:val="20"/>
+        </w:rPr>
+        <w:t>s, USC, Georgetown, Yale, Stanford</w:t>
+      </w:r>
+      <w:r>
+        <w:rPr>
+          <w:rFonts w:cstheme="minorHAnsi"/>
+          <w:sz w:val="20"/>
+          <w:szCs w:val="20"/>
+        </w:rPr>
+        <w:t>.</w:t>
+      </w:r>
+    </w:p>
+    <w:p>
+      <w:pPr>
+        <w:rPr>
+          <w:rFonts w:cstheme="minorHAnsi"/>
+          <w:sz w:val="20"/>
+          <w:szCs w:val="20"/>
+        </w:rPr>
+      </w:pPr>
+      <w:r>
+        <w:rPr>
+          <w:rFonts w:cstheme="minorHAnsi"/>
+          <w:sz w:val="20"/>
+          <w:szCs w:val="20"/>
+        </w:rPr>
+        <w:t xml:space="preserve">Rick </w:t>
+      </w:r>
+      <w:r>
+        <w:rPr>
+          <w:rFonts w:cstheme="minorHAnsi"/>
+          <w:sz w:val="20"/>
+          <w:szCs w:val="20"/>
+        </w:rPr>
+        <w:t xml:space="preserve">told there are three ways to get into </w:t>
+      </w:r>
+      <w:r>
+        <w:rPr>
+          <w:rFonts w:cstheme="minorHAnsi"/>
+          <w:sz w:val="20"/>
+          <w:szCs w:val="20"/>
+        </w:rPr>
+        <w:t>one of the elite schools. The front door is you do your own. The backdoor is you donate a building</w:t>
+      </w:r>
+      <w:r>
+        <w:rPr>
+          <w:rFonts w:cstheme="minorHAnsi"/>
+          <w:sz w:val="20"/>
+          <w:szCs w:val="20"/>
+        </w:rPr>
+        <w:t>.</w:t>
+      </w:r>
+      <w:r>
+        <w:rPr>
+          <w:rFonts w:cstheme="minorHAnsi"/>
+          <w:sz w:val="20"/>
+          <w:szCs w:val="20"/>
+        </w:rPr>
+        <w:t xml:space="preserve"> Rick Singer does not sell education but sell certainty</w:t>
+      </w:r>
+      <w:r>
+        <w:rPr>
+          <w:rFonts w:cstheme="minorHAnsi"/>
+          <w:sz w:val="20"/>
+          <w:szCs w:val="20"/>
+        </w:rPr>
+        <w:t xml:space="preserve">. The </w:t>
+      </w:r>
+      <w:r>
+        <w:rPr>
+          <w:rFonts w:cstheme="minorHAnsi"/>
+          <w:sz w:val="20"/>
+          <w:szCs w:val="20"/>
+        </w:rPr>
+        <w:t>parent’s</w:t>
+      </w:r>
+      <w:r>
+        <w:rPr>
+          <w:rFonts w:cstheme="minorHAnsi"/>
+          <w:sz w:val="20"/>
+          <w:szCs w:val="20"/>
+        </w:rPr>
+        <w:t xml:space="preserve"> fear is the most expensive thing</w:t>
+      </w:r>
+      <w:r>
+        <w:rPr>
+          <w:rFonts w:cstheme="minorHAnsi"/>
+          <w:sz w:val="20"/>
+          <w:szCs w:val="20"/>
+        </w:rPr>
+        <w:t>. They pay the money for children to go into elite school.</w:t>
+      </w:r>
+    </w:p>
+    <w:p>
+      <w:pPr>
+        <w:rPr>
+          <w:rFonts w:cstheme="minorHAnsi"/>
+          <w:sz w:val="20"/>
+          <w:szCs w:val="20"/>
+        </w:rPr>
+      </w:pPr>
+    </w:p>
+    <w:p>
+      <w:pPr>
+        <w:rPr>
+          <w:rFonts w:cstheme="minorHAnsi"/>
+          <w:sz w:val="20"/>
+          <w:szCs w:val="20"/>
+        </w:rPr>
+      </w:pPr>
+      <w:r>
+        <w:rPr>
+          <w:rFonts w:cstheme="minorHAnsi"/>
+          <w:sz w:val="20"/>
+          <w:szCs w:val="20"/>
+        </w:rPr>
+        <w:t>We pay money, we perform that, and we want to get a guarantee to connect to God.</w:t>
+      </w:r>
+    </w:p>
+    <w:p>
+      <w:pPr>
+        <w:rPr>
+          <w:rFonts w:cstheme="minorHAnsi"/>
+          <w:sz w:val="20"/>
+          <w:szCs w:val="20"/>
+        </w:rPr>
+      </w:pPr>
+      <w:r>
+        <w:rPr>
+          <w:rFonts w:cstheme="minorHAnsi"/>
+          <w:sz w:val="20"/>
+          <w:szCs w:val="20"/>
+        </w:rPr>
+        <w:t>Paul write the idea in Bible in 2000 years ago.</w:t>
+      </w:r>
+    </w:p>
+    <w:p>
+      <w:pPr>
+        <w:rPr>
+          <w:rFonts w:cstheme="minorHAnsi"/>
+          <w:sz w:val="20"/>
+          <w:szCs w:val="20"/>
+        </w:rPr>
+      </w:pPr>
+    </w:p>
+    <w:p>
+      <w:pPr>
+        <w:rPr>
+          <w:rFonts w:cstheme="minorHAnsi"/>
+          <w:sz w:val="20"/>
+          <w:szCs w:val="20"/>
+        </w:rPr>
+      </w:pPr>
+    </w:p>
+    <w:p>
+      <w:pPr>
+        <w:rPr>
+          <w:rFonts w:cstheme="minorHAnsi"/>
+          <w:sz w:val="20"/>
+          <w:szCs w:val="20"/>
+        </w:rPr>
+      </w:pPr>
+      <w:r>
+        <w:rPr>
+          <w:rFonts w:cstheme="minorHAnsi"/>
+          <w:sz w:val="20"/>
+          <w:szCs w:val="20"/>
+        </w:rPr>
+        <w:t xml:space="preserve">On March 12, 2019, federal prosecutors unsealed an indictment for </w:t>
+      </w:r>
+      <w:r>
+        <w:rPr>
+          <w:rFonts w:cstheme="minorHAnsi"/>
+          <w:b/>
+          <w:bCs/>
+          <w:sz w:val="20"/>
+          <w:szCs w:val="20"/>
+        </w:rPr>
+        <w:t>Operation Varsity Blues</w:t>
+      </w:r>
+      <w:r>
+        <w:rPr>
+          <w:rFonts w:cstheme="minorHAnsi"/>
+          <w:sz w:val="20"/>
+          <w:szCs w:val="20"/>
+        </w:rPr>
+        <w:t>, exposing the largest college admissions scandal ever prosecuted by the U.S. Department of Justice.</w:t>
+      </w:r>
+    </w:p>
+    <w:p>
+      <w:pPr>
+        <w:rPr>
+          <w:rFonts w:cstheme="minorHAnsi"/>
+          <w:b/>
+          <w:bCs/>
+          <w:sz w:val="20"/>
+          <w:szCs w:val="20"/>
+        </w:rPr>
+      </w:pPr>
+      <w:r>
+        <w:rPr>
+          <w:rFonts w:cstheme="minorHAnsi"/>
+          <w:b/>
+          <w:bCs/>
+          <w:sz w:val="20"/>
+          <w:szCs w:val="20"/>
+        </w:rPr>
+        <w:t>The Core of the Scheme</w:t>
+      </w:r>
+    </w:p>
+    <w:p>
+      <w:pPr>
+        <w:rPr>
+          <w:rFonts w:cstheme="minorHAnsi"/>
+          <w:sz w:val="20"/>
+          <w:szCs w:val="20"/>
+        </w:rPr>
+      </w:pPr>
+      <w:r>
+        <w:rPr>
+          <w:rFonts w:cstheme="minorHAnsi"/>
+          <w:sz w:val="20"/>
+          <w:szCs w:val="20"/>
+        </w:rPr>
+        <w:t xml:space="preserve">The conspiracy was masterminded by </w:t>
+      </w:r>
+      <w:r>
+        <w:rPr>
+          <w:rFonts w:cstheme="minorHAnsi"/>
+          <w:b/>
+          <w:bCs/>
+          <w:sz w:val="20"/>
+          <w:szCs w:val="20"/>
+        </w:rPr>
+        <w:t>William "Rick" Singer</w:t>
+      </w:r>
+      <w:r>
+        <w:rPr>
+          <w:rFonts w:cstheme="minorHAnsi"/>
+          <w:sz w:val="20"/>
+          <w:szCs w:val="20"/>
+        </w:rPr>
+        <w:t xml:space="preserve">, a college admissions consultant who operated a network of fraud between 2011 and 2019. Wealthy parents paid Singer a combined total of </w:t>
+      </w:r>
+      <w:r>
+        <w:rPr>
+          <w:rFonts w:cstheme="minorHAnsi"/>
+          <w:b/>
+          <w:bCs/>
+          <w:sz w:val="20"/>
+          <w:szCs w:val="20"/>
+        </w:rPr>
+        <w:t>$25 million</w:t>
+      </w:r>
+      <w:r>
+        <w:rPr>
+          <w:rFonts w:cstheme="minorHAnsi"/>
+          <w:sz w:val="20"/>
+          <w:szCs w:val="20"/>
+        </w:rPr>
+        <w:t xml:space="preserve"> to secure slots for their children at prestigious universities. Singer utilized two main illegal methods, which he famously referred to as his "side door": [</w:t>
+      </w:r>
+      <w:hyperlink r:id="rId19" w:history="1">
+        <w:r>
+          <w:rPr>
+            <w:rStyle w:val="Hyperlink"/>
+            <w:rFonts w:cstheme="minorHAnsi"/>
+            <w:sz w:val="20"/>
+            <w:szCs w:val="20"/>
+          </w:rPr>
+          <w:t>1</w:t>
+        </w:r>
+      </w:hyperlink>
+      <w:r>
+        <w:rPr>
+          <w:rFonts w:cstheme="minorHAnsi"/>
+          <w:sz w:val="20"/>
+          <w:szCs w:val="20"/>
+        </w:rPr>
+        <w:t xml:space="preserve">, </w:t>
+      </w:r>
+      <w:hyperlink r:id="rId20" w:history="1">
+        <w:r>
+          <w:rPr>
+            <w:rStyle w:val="Hyperlink"/>
+            <w:rFonts w:cstheme="minorHAnsi"/>
+            <w:sz w:val="20"/>
+            <w:szCs w:val="20"/>
+          </w:rPr>
+          <w:t>2</w:t>
+        </w:r>
+      </w:hyperlink>
+      <w:r>
+        <w:rPr>
+          <w:rFonts w:cstheme="minorHAnsi"/>
+          <w:sz w:val="20"/>
+          <w:szCs w:val="20"/>
+        </w:rPr>
+        <w:t xml:space="preserve">, </w:t>
+      </w:r>
+      <w:hyperlink r:id="rId21" w:history="1">
+        <w:r>
+          <w:rPr>
+            <w:rStyle w:val="Hyperlink"/>
+            <w:rFonts w:cstheme="minorHAnsi"/>
+            <w:sz w:val="20"/>
+            <w:szCs w:val="20"/>
+          </w:rPr>
+          <w:t>3</w:t>
+        </w:r>
+      </w:hyperlink>
+      <w:r>
+        <w:rPr>
+          <w:rFonts w:cstheme="minorHAnsi"/>
+          <w:sz w:val="20"/>
+          <w:szCs w:val="20"/>
+        </w:rPr>
+        <w:t>]</w:t>
+      </w:r>
+    </w:p>
+    <w:p>
+      <w:pPr>
+        <w:numPr>
+          <w:ilvl w:val="0"/>
+          <w:numId w:val="100"/>
+        </w:numPr>
+        <w:rPr>
+          <w:rFonts w:cstheme="minorHAnsi"/>
+          <w:sz w:val="20"/>
+          <w:szCs w:val="20"/>
+        </w:rPr>
+      </w:pPr>
+      <w:r>
+        <w:rPr>
+          <w:rFonts w:cstheme="minorHAnsi"/>
+          <w:b/>
+          <w:bCs/>
+          <w:sz w:val="20"/>
+          <w:szCs w:val="20"/>
+        </w:rPr>
+        <w:t>Test Cheating</w:t>
+      </w:r>
+      <w:r>
+        <w:rPr>
+          <w:rFonts w:cstheme="minorHAnsi"/>
+          <w:sz w:val="20"/>
+          <w:szCs w:val="20"/>
+        </w:rPr>
+        <w:t xml:space="preserve">: Singer bribed exam administrators and proctors to allow third parties to take the SAT or ACT exams in place of the students, or to alter the students' answers after they finished. </w:t>
+      </w:r>
+    </w:p>
+    <w:p>
+      <w:pPr>
+        <w:numPr>
+          <w:ilvl w:val="0"/>
+          <w:numId w:val="100"/>
+        </w:numPr>
+        <w:rPr>
+          <w:rFonts w:cstheme="minorHAnsi"/>
+          <w:sz w:val="20"/>
+          <w:szCs w:val="20"/>
+        </w:rPr>
+      </w:pPr>
+      <w:r>
+        <w:rPr>
+          <w:rFonts w:cstheme="minorHAnsi"/>
+          <w:b/>
+          <w:bCs/>
+          <w:sz w:val="20"/>
+          <w:szCs w:val="20"/>
+        </w:rPr>
+        <w:t>Athletic Profiles</w:t>
+      </w:r>
+      <w:r>
+        <w:rPr>
+          <w:rFonts w:cstheme="minorHAnsi"/>
+          <w:sz w:val="20"/>
+          <w:szCs w:val="20"/>
+        </w:rPr>
+        <w:t xml:space="preserve">: Singer bribed university sports coaches and athletic directors to designate non-athletic students as recruited athletes, guaranteeing them admission into competitive schools. </w:t>
+      </w:r>
+    </w:p>
+    <w:p>
+      <w:pPr>
+        <w:rPr>
+          <w:rFonts w:cstheme="minorHAnsi"/>
+          <w:b/>
+          <w:bCs/>
+          <w:sz w:val="20"/>
+          <w:szCs w:val="20"/>
+        </w:rPr>
+      </w:pPr>
+      <w:r>
+        <w:rPr>
+          <w:rFonts w:cstheme="minorHAnsi"/>
+          <w:b/>
+          <w:bCs/>
+          <w:sz w:val="20"/>
+          <w:szCs w:val="20"/>
+        </w:rPr>
+        <w:t xml:space="preserve"> Universities Involved</w:t>
+      </w:r>
+    </w:p>
+    <w:p>
+      <w:pPr>
+        <w:rPr>
+          <w:rFonts w:cstheme="minorHAnsi"/>
+          <w:sz w:val="20"/>
+          <w:szCs w:val="20"/>
+        </w:rPr>
+      </w:pPr>
+      <w:r>
+        <w:rPr>
+          <w:rFonts w:cstheme="minorHAnsi"/>
+          <w:sz w:val="20"/>
+          <w:szCs w:val="20"/>
+        </w:rPr>
+        <w:t xml:space="preserve">The fraudulent admissions targeted several elite institutions across the United States, including: </w:t>
+      </w:r>
+    </w:p>
+    <w:p>
+      <w:pPr>
+        <w:numPr>
+          <w:ilvl w:val="0"/>
+          <w:numId w:val="101"/>
+        </w:numPr>
+        <w:rPr>
+          <w:rFonts w:cstheme="minorHAnsi"/>
+          <w:sz w:val="20"/>
+          <w:szCs w:val="20"/>
+        </w:rPr>
+      </w:pPr>
+      <w:hyperlink r:id="rId22" w:tgtFrame="_blank" w:history="1">
+        <w:r>
+          <w:rPr>
+            <w:rStyle w:val="Hyperlink"/>
+            <w:rFonts w:cstheme="minorHAnsi"/>
+            <w:sz w:val="20"/>
+            <w:szCs w:val="20"/>
+          </w:rPr>
+          <w:t>Stanford University</w:t>
+        </w:r>
+      </w:hyperlink>
+    </w:p>
+    <w:p>
+      <w:pPr>
+        <w:numPr>
+          <w:ilvl w:val="0"/>
+          <w:numId w:val="101"/>
+        </w:numPr>
+        <w:rPr>
+          <w:rFonts w:cstheme="minorHAnsi"/>
+          <w:sz w:val="20"/>
+          <w:szCs w:val="20"/>
+        </w:rPr>
+      </w:pPr>
+      <w:r>
+        <w:rPr>
+          <w:rFonts w:cstheme="minorHAnsi"/>
+          <w:sz w:val="20"/>
+          <w:szCs w:val="20"/>
+        </w:rPr>
+        <w:t>Yale University</w:t>
+      </w:r>
+    </w:p>
+    <w:p>
+      <w:pPr>
+        <w:numPr>
+          <w:ilvl w:val="0"/>
+          <w:numId w:val="101"/>
+        </w:numPr>
+        <w:rPr>
+          <w:rFonts w:cstheme="minorHAnsi"/>
+          <w:sz w:val="20"/>
+          <w:szCs w:val="20"/>
+        </w:rPr>
+      </w:pPr>
+      <w:r>
+        <w:rPr>
+          <w:rFonts w:cstheme="minorHAnsi"/>
+          <w:sz w:val="20"/>
+          <w:szCs w:val="20"/>
+        </w:rPr>
+        <w:t>Georgetown University</w:t>
+      </w:r>
+    </w:p>
+    <w:p>
+      <w:pPr>
+        <w:numPr>
+          <w:ilvl w:val="0"/>
+          <w:numId w:val="101"/>
+        </w:numPr>
+        <w:rPr>
+          <w:rFonts w:cstheme="minorHAnsi"/>
+          <w:sz w:val="20"/>
+          <w:szCs w:val="20"/>
+        </w:rPr>
+      </w:pPr>
+      <w:r>
+        <w:rPr>
+          <w:rFonts w:cstheme="minorHAnsi"/>
+          <w:sz w:val="20"/>
+          <w:szCs w:val="20"/>
+        </w:rPr>
+        <w:t>University of Southern California (USC)</w:t>
+      </w:r>
+    </w:p>
+    <w:p>
+      <w:pPr>
+        <w:numPr>
+          <w:ilvl w:val="0"/>
+          <w:numId w:val="101"/>
+        </w:numPr>
+        <w:rPr>
+          <w:rFonts w:cstheme="minorHAnsi"/>
+          <w:sz w:val="20"/>
+          <w:szCs w:val="20"/>
+        </w:rPr>
+      </w:pPr>
+      <w:r>
+        <w:rPr>
+          <w:rFonts w:cstheme="minorHAnsi"/>
+          <w:sz w:val="20"/>
+          <w:szCs w:val="20"/>
+        </w:rPr>
+        <w:t>University of California, Los Angeles (UCLA)</w:t>
+      </w:r>
+    </w:p>
+    <w:p>
+      <w:pPr>
+        <w:numPr>
+          <w:ilvl w:val="0"/>
+          <w:numId w:val="101"/>
+        </w:numPr>
+        <w:rPr>
+          <w:rFonts w:cstheme="minorHAnsi"/>
+          <w:sz w:val="20"/>
+          <w:szCs w:val="20"/>
+        </w:rPr>
+      </w:pPr>
+      <w:hyperlink r:id="rId23" w:tgtFrame="_blank" w:history="1">
+        <w:r>
+          <w:rPr>
+            <w:rStyle w:val="Hyperlink"/>
+            <w:rFonts w:cstheme="minorHAnsi"/>
+            <w:sz w:val="20"/>
+            <w:szCs w:val="20"/>
+          </w:rPr>
+          <w:t>Wake Forest University</w:t>
+        </w:r>
+      </w:hyperlink>
+    </w:p>
+    <w:p>
+      <w:pPr>
+        <w:numPr>
+          <w:ilvl w:val="0"/>
+          <w:numId w:val="101"/>
+        </w:numPr>
+        <w:rPr>
+          <w:rFonts w:cstheme="minorHAnsi"/>
+          <w:sz w:val="20"/>
+          <w:szCs w:val="20"/>
+        </w:rPr>
+      </w:pPr>
+      <w:r>
+        <w:rPr>
+          <w:rFonts w:cstheme="minorHAnsi"/>
+          <w:sz w:val="20"/>
+          <w:szCs w:val="20"/>
+        </w:rPr>
+        <w:t xml:space="preserve">University of Texas </w:t>
+      </w:r>
+    </w:p>
+    <w:p>
+      <w:pPr>
+        <w:rPr>
+          <w:rFonts w:cstheme="minorHAnsi"/>
+          <w:sz w:val="20"/>
+          <w:szCs w:val="20"/>
+        </w:rPr>
+      </w:pPr>
+      <w:r>
+        <w:rPr>
+          <w:rFonts w:cstheme="minorHAnsi"/>
+          <w:sz w:val="20"/>
+          <w:szCs w:val="20"/>
+        </w:rPr>
+        <w:t xml:space="preserve">The universities themselves were not targets of the investigation, as their admissions offices were the victims of the fraud. </w:t>
+      </w:r>
+    </w:p>
+    <w:p>
+      <w:pPr>
+        <w:rPr>
+          <w:rFonts w:ascii="Segoe UI Emoji" w:hAnsi="Segoe UI Emoji" w:cs="Segoe UI Emoji"/>
+          <w:b/>
+          <w:bCs/>
+          <w:sz w:val="20"/>
+          <w:szCs w:val="20"/>
+        </w:rPr>
+      </w:pPr>
+    </w:p>
+    <w:p>
+      <w:pPr>
+        <w:rPr>
+          <w:rFonts w:cstheme="minorHAnsi"/>
+          <w:b/>
+          <w:bCs/>
+          <w:sz w:val="20"/>
+          <w:szCs w:val="20"/>
+        </w:rPr>
+      </w:pPr>
+      <w:r>
+        <w:rPr>
+          <w:rFonts w:cstheme="minorHAnsi"/>
+          <w:b/>
+          <w:bCs/>
+          <w:sz w:val="20"/>
+          <w:szCs w:val="20"/>
+        </w:rPr>
+        <w:t>The Defendants and Convictions</w:t>
+      </w:r>
+    </w:p>
+    <w:p>
+      <w:pPr>
+        <w:rPr>
+          <w:rFonts w:cstheme="minorHAnsi"/>
+          <w:sz w:val="20"/>
+          <w:szCs w:val="20"/>
+        </w:rPr>
+      </w:pPr>
+      <w:r>
+        <w:rPr>
+          <w:rFonts w:cstheme="minorHAnsi"/>
+          <w:sz w:val="20"/>
+          <w:szCs w:val="20"/>
+        </w:rPr>
+        <w:lastRenderedPageBreak/>
+        <w:t xml:space="preserve">The initial unsealed indictment charged </w:t>
+      </w:r>
+      <w:r>
+        <w:rPr>
+          <w:rFonts w:cstheme="minorHAnsi"/>
+          <w:b/>
+          <w:bCs/>
+          <w:sz w:val="20"/>
+          <w:szCs w:val="20"/>
+        </w:rPr>
+        <w:t>50 individuals</w:t>
+      </w:r>
+      <w:r>
+        <w:rPr>
+          <w:rFonts w:cstheme="minorHAnsi"/>
+          <w:sz w:val="20"/>
+          <w:szCs w:val="20"/>
+        </w:rPr>
+        <w:t xml:space="preserve">, a number that later expanded to over 50 convictions. The defendants included NCAA Division I coaches, prominent corporate executives, and high-profile Hollywood actresses. Notable figures involved included: </w:t>
+      </w:r>
+    </w:p>
+    <w:p>
+      <w:pPr>
+        <w:numPr>
+          <w:ilvl w:val="0"/>
+          <w:numId w:val="102"/>
+        </w:numPr>
+        <w:rPr>
+          <w:rFonts w:cstheme="minorHAnsi"/>
+          <w:sz w:val="20"/>
+          <w:szCs w:val="20"/>
+        </w:rPr>
+      </w:pPr>
+      <w:r>
+        <w:rPr>
+          <w:rFonts w:cstheme="minorHAnsi"/>
+          <w:b/>
+          <w:bCs/>
+          <w:sz w:val="20"/>
+          <w:szCs w:val="20"/>
+        </w:rPr>
+        <w:t>Felicity Huffman</w:t>
+      </w:r>
+      <w:r>
+        <w:rPr>
+          <w:rFonts w:cstheme="minorHAnsi"/>
+          <w:sz w:val="20"/>
+          <w:szCs w:val="20"/>
+        </w:rPr>
+        <w:t>: The actress served 11 days in prison after pleading guilty to paying $15,000 to rig her daughter's SAT exam scores.</w:t>
+      </w:r>
+    </w:p>
+    <w:p>
+      <w:pPr>
+        <w:numPr>
+          <w:ilvl w:val="0"/>
+          <w:numId w:val="102"/>
+        </w:numPr>
+        <w:rPr>
+          <w:rFonts w:cstheme="minorHAnsi"/>
+          <w:sz w:val="20"/>
+          <w:szCs w:val="20"/>
+        </w:rPr>
+      </w:pPr>
+      <w:r>
+        <w:rPr>
+          <w:rFonts w:cstheme="minorHAnsi"/>
+          <w:b/>
+          <w:bCs/>
+          <w:sz w:val="20"/>
+          <w:szCs w:val="20"/>
+        </w:rPr>
+        <w:t>Lori Loughlin &amp; Mossimo Giannulli</w:t>
+      </w:r>
+      <w:r>
+        <w:rPr>
+          <w:rFonts w:cstheme="minorHAnsi"/>
+          <w:sz w:val="20"/>
+          <w:szCs w:val="20"/>
+        </w:rPr>
+        <w:t xml:space="preserve">: The actress and her fashion designer husband served two and five months in prison, respectively, for paying $500,000 to falsely designate their two daughters as recruits for the USC crew team. </w:t>
+      </w:r>
+    </w:p>
+    <w:p>
+      <w:pPr>
+        <w:numPr>
+          <w:ilvl w:val="0"/>
+          <w:numId w:val="102"/>
+        </w:numPr>
+        <w:rPr>
+          <w:rFonts w:cstheme="minorHAnsi"/>
+          <w:sz w:val="20"/>
+          <w:szCs w:val="20"/>
+        </w:rPr>
+      </w:pPr>
+      <w:r>
+        <w:rPr>
+          <w:rFonts w:cstheme="minorHAnsi"/>
+          <w:b/>
+          <w:bCs/>
+          <w:sz w:val="20"/>
+          <w:szCs w:val="20"/>
+        </w:rPr>
+        <w:t>Rick Singer</w:t>
+      </w:r>
+      <w:r>
+        <w:rPr>
+          <w:rFonts w:cstheme="minorHAnsi"/>
+          <w:sz w:val="20"/>
+          <w:szCs w:val="20"/>
+        </w:rPr>
+        <w:t xml:space="preserve">: The mastermind pleaded guilty to racketeering, money laundering, and obstruction of justice. He was sentenced in January 2023 to </w:t>
+      </w:r>
+      <w:r>
+        <w:rPr>
+          <w:rFonts w:cstheme="minorHAnsi"/>
+          <w:b/>
+          <w:bCs/>
+          <w:sz w:val="20"/>
+          <w:szCs w:val="20"/>
+        </w:rPr>
+        <w:t>3.5 years in federal prison</w:t>
+      </w:r>
+      <w:r>
+        <w:rPr>
+          <w:rFonts w:cstheme="minorHAnsi"/>
+          <w:sz w:val="20"/>
+          <w:szCs w:val="20"/>
+        </w:rPr>
+        <w:t xml:space="preserve"> and ordered to forfeit over $10 million</w:t>
+      </w:r>
+    </w:p>
+    <w:p>
+      <w:pPr>
+        <w:rPr>
+          <w:rFonts w:cstheme="minorHAnsi"/>
+          <w:sz w:val="20"/>
+          <w:szCs w:val="20"/>
+        </w:rPr>
+      </w:pPr>
+    </w:p>
+    <w:p>
+      <w:pPr>
+        <w:rPr>
+          <w:rFonts w:cstheme="minorHAnsi"/>
+          <w:sz w:val="20"/>
+          <w:szCs w:val="20"/>
+        </w:rPr>
+      </w:pPr>
+      <w:r>
+        <w:rPr>
+          <w:rFonts w:cstheme="minorHAnsi"/>
+          <w:sz w:val="20"/>
+          <w:szCs w:val="20"/>
+        </w:rPr>
+        <w:t>0</w:t>
+      </w:r>
+      <w:r>
+        <w:rPr>
+          <w:rFonts w:cstheme="minorHAnsi"/>
+          <w:sz w:val="20"/>
+          <w:szCs w:val="20"/>
+        </w:rPr>
+        <w:t>8</w:t>
+      </w:r>
+      <w:r>
+        <w:rPr>
+          <w:rFonts w:cstheme="minorHAnsi"/>
+          <w:sz w:val="20"/>
+          <w:szCs w:val="20"/>
+        </w:rPr>
+        <w:t>:</w:t>
+      </w:r>
+      <w:r>
+        <w:rPr>
+          <w:rFonts w:cstheme="minorHAnsi"/>
+          <w:sz w:val="20"/>
+          <w:szCs w:val="20"/>
+        </w:rPr>
+        <w:t>44</w:t>
+      </w:r>
+      <w:r>
+        <w:rPr>
+          <w:rFonts w:cstheme="minorHAnsi"/>
+          <w:sz w:val="20"/>
+          <w:szCs w:val="20"/>
+        </w:rPr>
+        <w:t>/36:30</w:t>
+      </w:r>
+    </w:p>
+    <w:p>
+      <w:pPr>
+        <w:rPr>
+          <w:rFonts w:cstheme="minorHAnsi"/>
+          <w:sz w:val="20"/>
+          <w:szCs w:val="20"/>
+        </w:rPr>
+      </w:pPr>
+      <w:r>
+        <w:rPr>
+          <w:rFonts w:cstheme="minorHAnsi"/>
+          <w:sz w:val="20"/>
+          <w:szCs w:val="20"/>
+        </w:rPr>
+        <w:drawing>
+          <wp:inline distT="0" distB="0" distL="0" distR="0" wp14:anchorId="5BE28A72" wp14:editId="28998332">
+            <wp:extent cx="2428875" cy="1895056"/>
+            <wp:effectExtent l="0" t="0" r="0" b="0"/>
+            <wp:docPr id="692211868" name="Picture 1"/>
+            <wp:cNvGraphicFramePr>
+              <a:graphicFrameLocks xmlns:a="http://schemas.openxmlformats.org/drawingml/2006/main" noChangeAspect="1"/>
+            </wp:cNvGraphicFramePr>
+            <a:graphic xmlns:a="http://schemas.openxmlformats.org/drawingml/2006/main">
+              <a:graphicData uri="http://schemas.openxmlformats.org/drawingml/2006/picture">
+                <pic:pic xmlns:pic="http://schemas.openxmlformats.org/drawingml/2006/picture">
+                  <pic:nvPicPr>
+                    <pic:cNvPr id="692211868" name=""/>
+                    <pic:cNvPicPr/>
+                  </pic:nvPicPr>
+                  <pic:blipFill>
+                    <a:blip r:embed="rId24"/>
+                    <a:stretch>
+                      <a:fillRect/>
+                    </a:stretch>
+                  </pic:blipFill>
+                  <pic:spPr>
+                    <a:xfrm>
+                      <a:off x="0" y="0"/>
+                      <a:ext cx="2431710" cy="1897268"/>
+                    </a:xfrm>
+                    <a:prstGeom prst="rect">
+                      <a:avLst/>
+                    </a:prstGeom>
+                  </pic:spPr>
+                </pic:pic>
+              </a:graphicData>
+            </a:graphic>
+          </wp:inline>
+        </w:drawing>
+      </w:r>
+      <w:r>
+        <w:rPr>
+          <w:rFonts w:cstheme="minorHAnsi"/>
+          <w:sz w:val="20"/>
+          <w:szCs w:val="20"/>
+        </w:rPr>
+        <w:t xml:space="preserve">  </w:t>
+      </w:r>
+      <w:r>
+        <w:rPr>
+          <w:rFonts w:cstheme="minorHAnsi"/>
+          <w:sz w:val="20"/>
+          <w:szCs w:val="20"/>
+        </w:rPr>
+        <w:drawing>
+          <wp:inline distT="0" distB="0" distL="0" distR="0" wp14:anchorId="46FA646A" wp14:editId="012BC404">
+            <wp:extent cx="2409825" cy="1846401"/>
+            <wp:effectExtent l="0" t="0" r="0" b="1905"/>
+            <wp:docPr id="1529848988" name="Picture 1"/>
+            <wp:cNvGraphicFramePr>
+              <a:graphicFrameLocks xmlns:a="http://schemas.openxmlformats.org/drawingml/2006/main" noChangeAspect="1"/>
+            </wp:cNvGraphicFramePr>
+            <a:graphic xmlns:a="http://schemas.openxmlformats.org/drawingml/2006/main">
+              <a:graphicData uri="http://schemas.openxmlformats.org/drawingml/2006/picture">
+                <pic:pic xmlns:pic="http://schemas.openxmlformats.org/drawingml/2006/picture">
+                  <pic:nvPicPr>
+                    <pic:cNvPr id="1529848988" name=""/>
+                    <pic:cNvPicPr/>
+                  </pic:nvPicPr>
+                  <pic:blipFill>
+                    <a:blip r:embed="rId25"/>
+                    <a:stretch>
+                      <a:fillRect/>
+                    </a:stretch>
+                  </pic:blipFill>
+                  <pic:spPr>
+                    <a:xfrm>
+                      <a:off x="0" y="0"/>
+                      <a:ext cx="2417788" cy="1852503"/>
+                    </a:xfrm>
+                    <a:prstGeom prst="rect">
+                      <a:avLst/>
+                    </a:prstGeom>
+                  </pic:spPr>
+                </pic:pic>
+              </a:graphicData>
+            </a:graphic>
+          </wp:inline>
+        </w:drawing>
+      </w:r>
+    </w:p>
+    <w:p>
+      <w:pPr>
+        <w:rPr>
+          <w:rFonts w:cstheme="minorHAnsi"/>
+          <w:sz w:val="20"/>
+          <w:szCs w:val="20"/>
+        </w:rPr>
+      </w:pPr>
+      <w:r>
+        <w:rPr>
+          <w:rFonts w:cstheme="minorHAnsi"/>
+          <w:sz w:val="20"/>
+          <w:szCs w:val="20"/>
+        </w:rPr>
+        <w:t>Romans 1:16, 17.</w:t>
+      </w:r>
+    </w:p>
+    <w:p>
+      <w:pPr>
+        <w:rPr>
+          <w:rFonts w:cstheme="minorHAnsi"/>
+          <w:sz w:val="20"/>
+          <w:szCs w:val="20"/>
+        </w:rPr>
+      </w:pPr>
+      <w:r>
+        <w:rPr>
+          <w:rFonts w:cstheme="minorHAnsi"/>
+          <w:sz w:val="20"/>
+          <w:szCs w:val="20"/>
+        </w:rPr>
+        <w:t xml:space="preserve">Apostle Paul </w:t>
+      </w:r>
+      <w:r>
+        <w:rPr>
+          <w:rFonts w:cstheme="minorHAnsi"/>
+          <w:sz w:val="20"/>
+          <w:szCs w:val="20"/>
+        </w:rPr>
+        <w:t>writes</w:t>
+      </w:r>
+      <w:r>
+        <w:rPr>
+          <w:rFonts w:cstheme="minorHAnsi"/>
+          <w:sz w:val="20"/>
+          <w:szCs w:val="20"/>
+        </w:rPr>
+        <w:t xml:space="preserve"> these words, “For I am not ashamed of the gospel, because it is the power of God that brings salvation to everyone who believes: first to Jew, then to the Gentile.</w:t>
+      </w:r>
+      <w:r>
+        <w:rPr>
+          <w:rFonts w:cstheme="minorHAnsi"/>
+          <w:sz w:val="20"/>
+          <w:szCs w:val="20"/>
+        </w:rPr>
+        <w:t xml:space="preserve"> For in the gospel, the righteousness of God is revealed, a righteousness that is by faith from first to last, just as it is written: “The righteous will live by faith.</w:t>
+      </w:r>
+      <w:r>
+        <w:rPr>
+          <w:rFonts w:cstheme="minorHAnsi"/>
+          <w:sz w:val="20"/>
+          <w:szCs w:val="20"/>
+        </w:rPr>
+        <w:t>”</w:t>
+      </w:r>
+    </w:p>
+    <w:p>
+      <w:pPr>
+        <w:rPr>
+          <w:rFonts w:cstheme="minorHAnsi"/>
+          <w:sz w:val="20"/>
+          <w:szCs w:val="20"/>
+        </w:rPr>
+      </w:pPr>
+    </w:p>
+    <w:p>
+      <w:pPr>
+        <w:rPr>
+          <w:rFonts w:cstheme="minorHAnsi"/>
+          <w:sz w:val="20"/>
+          <w:szCs w:val="20"/>
+        </w:rPr>
+      </w:pPr>
+      <w:r>
+        <w:rPr>
+          <w:rFonts w:cstheme="minorHAnsi"/>
+          <w:sz w:val="20"/>
+          <w:szCs w:val="20"/>
+        </w:rPr>
+        <w:t xml:space="preserve">First Jews and then </w:t>
+      </w:r>
+      <w:r>
+        <w:rPr>
+          <w:rFonts w:cstheme="minorHAnsi"/>
+          <w:sz w:val="20"/>
+          <w:szCs w:val="20"/>
+        </w:rPr>
+        <w:t xml:space="preserve">to the Gentile. Jews has the law. </w:t>
+      </w:r>
+      <w:r>
+        <w:rPr>
+          <w:rFonts w:cstheme="minorHAnsi"/>
+          <w:sz w:val="20"/>
+          <w:szCs w:val="20"/>
+        </w:rPr>
+        <w:t>Others, without the laws but have the faith.</w:t>
+      </w:r>
+      <w:r>
+        <w:rPr>
+          <w:rFonts w:cstheme="minorHAnsi"/>
+          <w:sz w:val="20"/>
+          <w:szCs w:val="20"/>
+        </w:rPr>
+        <w:t xml:space="preserve"> Paul makes the faith in completely different from other system.</w:t>
+      </w:r>
+    </w:p>
+    <w:p>
+      <w:pPr>
+        <w:rPr>
+          <w:rFonts w:cstheme="minorHAnsi"/>
+          <w:sz w:val="20"/>
+          <w:szCs w:val="20"/>
+        </w:rPr>
+      </w:pPr>
+    </w:p>
+    <w:p>
+      <w:pPr>
+        <w:rPr>
+          <w:rFonts w:cstheme="minorHAnsi"/>
+          <w:sz w:val="20"/>
+          <w:szCs w:val="20"/>
+        </w:rPr>
+      </w:pPr>
+    </w:p>
+    <w:p>
+      <w:pPr>
+        <w:rPr>
+          <w:rFonts w:cstheme="minorHAnsi"/>
+          <w:sz w:val="20"/>
+          <w:szCs w:val="20"/>
+        </w:rPr>
+      </w:pPr>
+    </w:p>
+    <w:p>
+      <w:pPr>
+        <w:rPr>
+          <w:rFonts w:cstheme="minorHAnsi"/>
+          <w:sz w:val="20"/>
+          <w:szCs w:val="20"/>
+        </w:rPr>
+      </w:pPr>
+      <w:r>
+        <w:rPr>
+          <w:rFonts w:cstheme="minorHAnsi"/>
+          <w:sz w:val="20"/>
+          <w:szCs w:val="20"/>
+        </w:rPr>
+        <w:t>************</w:t>
+      </w:r>
+    </w:p>
+    <w:p>
+      <w:pPr>
+        <w:rPr>
+          <w:rFonts w:cstheme="minorHAnsi"/>
+          <w:sz w:val="20"/>
+          <w:szCs w:val="20"/>
+        </w:rPr>
+      </w:pPr>
+      <w:r>
+        <w:rPr>
+          <w:rFonts w:cstheme="minorHAnsi"/>
+          <w:sz w:val="20"/>
+          <w:szCs w:val="20"/>
+        </w:rPr>
+        <w:t>************</w:t>
+      </w:r>
+    </w:p>
+    <w:p>
+      <w:pPr>
+        <w:rPr>
+          <w:rFonts w:cstheme="minorHAnsi"/>
+          <w:sz w:val="20"/>
+          <w:szCs w:val="20"/>
+        </w:rPr>
+      </w:pPr>
+      <w:r>
+        <w:rPr>
+          <w:rFonts w:cstheme="minorHAnsi"/>
+          <w:sz w:val="20"/>
+          <w:szCs w:val="20"/>
+        </w:rPr>
+        <w:t>08/15/2026, Menlo Church Worship (Summary of last week, 08/09/2026)</w:t>
+      </w:r>
+    </w:p>
+    <w:p>
+      <w:pPr>
+        <w:rPr>
+          <w:sz w:val="20"/>
+          <w:szCs w:val="20"/>
+        </w:rPr>
+      </w:pPr>
+      <w:hyperlink r:id="rId26" w:history="1">
         <w:r>
           <w:rPr>
             <w:rStyle w:val="Hyperlink"/>
@@ -2391,7 +3844,7 @@
           <w:szCs w:val="20"/>
         </w:rPr>
       </w:pPr>
-      <w:hyperlink r:id="rId19" w:history="1">
+      <w:hyperlink r:id="rId27" w:history="1">
         <w:r>
           <w:rPr>
             <w:rStyle w:val="Hyperlink"/>
@@ -2482,7 +3935,6 @@
           <w:sz w:val="20"/>
           <w:szCs w:val="20"/>
         </w:rPr>
-        <w:lastRenderedPageBreak/>
         <w:t>In this “Let's Be Honest” series, we have</w:t>
       </w:r>
     </w:p>
@@ -2541,7 +3993,7 @@
       </w:pPr>
     </w:p>
     <w:sectPr>
-      <w:footerReference w:type="default" r:id="rId20"/>
+      <w:footerReference w:type="default" r:id="rId28"/>
       <w:pgSz w:w="12240" w:h="15840"/>
       <w:pgMar w:top="1440" w:right="1440" w:bottom="1530" w:left="1440" w:header="0" w:footer="720" w:gutter="0"/>
       <w:cols w:space="720"/>
@@ -8968,6 +10420,155 @@
     </w:lvl>
   </w:abstractNum>
   <w:abstractNum w:abstractNumId="44" w15:restartNumberingAfterBreak="0">
+    <w:nsid w:val="395E04C3"/>
+    <w:multiLevelType w:val="multilevel"/>
+    <w:tmpl w:val="D5DA8D08"/>
+    <w:lvl w:ilvl="0">
+      <w:start w:val="1"/>
+      <w:numFmt w:val="bullet"/>
+      <w:lvlText w:val=""/>
+      <w:lvlJc w:val="left"/>
+      <w:pPr>
+        <w:tabs>
+          <w:tab w:val="num" w:pos="720"/>
+        </w:tabs>
+        <w:ind w:left="720" w:hanging="360"/>
+      </w:pPr>
+      <w:rPr>
+        <w:rFonts w:ascii="Symbol" w:hAnsi="Symbol" w:hint="default"/>
+        <w:sz w:val="20"/>
+      </w:rPr>
+    </w:lvl>
+    <w:lvl w:ilvl="1" w:tentative="1">
+      <w:start w:val="1"/>
+      <w:numFmt w:val="bullet"/>
+      <w:lvlText w:val="o"/>
+      <w:lvlJc w:val="left"/>
+      <w:pPr>
+        <w:tabs>
+          <w:tab w:val="num" w:pos="1440"/>
+        </w:tabs>
+        <w:ind w:left="1440" w:hanging="360"/>
+      </w:pPr>
+      <w:rPr>
+        <w:rFonts w:ascii="Courier New" w:hAnsi="Courier New" w:hint="default"/>
+        <w:sz w:val="20"/>
+      </w:rPr>
+    </w:lvl>
+    <w:lvl w:ilvl="2" w:tentative="1">
+      <w:start w:val="1"/>
+      <w:numFmt w:val="bullet"/>
+      <w:lvlText w:val=""/>
+      <w:lvlJc w:val="left"/>
+      <w:pPr>
+        <w:tabs>
+          <w:tab w:val="num" w:pos="2160"/>
+        </w:tabs>
+        <w:ind w:left="2160" w:hanging="360"/>
+      </w:pPr>
+      <w:rPr>
+        <w:rFonts w:ascii="Wingdings" w:hAnsi="Wingdings" w:hint="default"/>
+        <w:sz w:val="20"/>
+      </w:rPr>
+    </w:lvl>
+    <w:lvl w:ilvl="3" w:tentative="1">
+      <w:start w:val="1"/>
+      <w:numFmt w:val="bullet"/>
+      <w:lvlText w:val=""/>
+      <w:lvlJc w:val="left"/>
+      <w:pPr>
+        <w:tabs>
+          <w:tab w:val="num" w:pos="2880"/>
+        </w:tabs>
+        <w:ind w:left="2880" w:hanging="360"/>
+      </w:pPr>
+      <w:rPr>
+        <w:rFonts w:ascii="Wingdings" w:hAnsi="Wingdings" w:hint="default"/>
+        <w:sz w:val="20"/>
+      </w:rPr>
+    </w:lvl>
+    <w:lvl w:ilvl="4" w:tentative="1">
+      <w:start w:val="1"/>
+      <w:numFmt w:val="bullet"/>
+      <w:lvlText w:val=""/>
+      <w:lvlJc w:val="left"/>
+      <w:pPr>
+        <w:tabs>
+          <w:tab w:val="num" w:pos="3600"/>
+        </w:tabs>
+        <w:ind w:left="3600" w:hanging="360"/>
+      </w:pPr>
+      <w:rPr>
+        <w:rFonts w:ascii="Wingdings" w:hAnsi="Wingdings" w:hint="default"/>
+        <w:sz w:val="20"/>
+      </w:rPr>
+    </w:lvl>
+    <w:lvl w:ilvl="5" w:tentative="1">
+      <w:start w:val="1"/>
+      <w:numFmt w:val="bullet"/>
+      <w:lvlText w:val=""/>
+      <w:lvlJc w:val="left"/>
+      <w:pPr>
+        <w:tabs>
+          <w:tab w:val="num" w:pos="4320"/>
+        </w:tabs>
+        <w:ind w:left="4320" w:hanging="360"/>
+      </w:pPr>
+      <w:rPr>
+        <w:rFonts w:ascii="Wingdings" w:hAnsi="Wingdings" w:hint="default"/>
+        <w:sz w:val="20"/>
+      </w:rPr>
+    </w:lvl>
+    <w:lvl w:ilvl="6" w:tentative="1">
+      <w:start w:val="1"/>
+      <w:numFmt w:val="bullet"/>
+      <w:lvlText w:val=""/>
+      <w:lvlJc w:val="left"/>
+      <w:pPr>
+        <w:tabs>
+          <w:tab w:val="num" w:pos="5040"/>
+        </w:tabs>
+        <w:ind w:left="5040" w:hanging="360"/>
+      </w:pPr>
+      <w:rPr>
+        <w:rFonts w:ascii="Wingdings" w:hAnsi="Wingdings" w:hint="default"/>
+        <w:sz w:val="20"/>
+      </w:rPr>
+    </w:lvl>
+    <w:lvl w:ilvl="7" w:tentative="1">
+      <w:start w:val="1"/>
+      <w:numFmt w:val="bullet"/>
+      <w:lvlText w:val=""/>
+      <w:lvlJc w:val="left"/>
+      <w:pPr>
+        <w:tabs>
+          <w:tab w:val="num" w:pos="5760"/>
+        </w:tabs>
+        <w:ind w:left="5760" w:hanging="360"/>
+      </w:pPr>
+      <w:rPr>
+        <w:rFonts w:ascii="Wingdings" w:hAnsi="Wingdings" w:hint="default"/>
+        <w:sz w:val="20"/>
+      </w:rPr>
+    </w:lvl>
+    <w:lvl w:ilvl="8" w:tentative="1">
+      <w:start w:val="1"/>
+      <w:numFmt w:val="bullet"/>
+      <w:lvlText w:val=""/>
+      <w:lvlJc w:val="left"/>
+      <w:pPr>
+        <w:tabs>
+          <w:tab w:val="num" w:pos="6480"/>
+        </w:tabs>
+        <w:ind w:left="6480" w:hanging="360"/>
+      </w:pPr>
+      <w:rPr>
+        <w:rFonts w:ascii="Wingdings" w:hAnsi="Wingdings" w:hint="default"/>
+        <w:sz w:val="20"/>
+      </w:rPr>
+    </w:lvl>
+  </w:abstractNum>
+  <w:abstractNum w:abstractNumId="45" w15:restartNumberingAfterBreak="0">
     <w:nsid w:val="39C1604B"/>
     <w:multiLevelType w:val="multilevel"/>
     <w:tmpl w:val="CCA21A58"/>
@@ -9116,7 +10717,7 @@
       </w:rPr>
     </w:lvl>
   </w:abstractNum>
-  <w:abstractNum w:abstractNumId="45" w15:restartNumberingAfterBreak="0">
+  <w:abstractNum w:abstractNumId="46" w15:restartNumberingAfterBreak="0">
     <w:nsid w:val="3A0B093A"/>
     <w:multiLevelType w:val="multilevel"/>
     <w:tmpl w:val="4EACAD5C"/>
@@ -9265,7 +10866,7 @@
       </w:rPr>
     </w:lvl>
   </w:abstractNum>
-  <w:abstractNum w:abstractNumId="46" w15:restartNumberingAfterBreak="0">
+  <w:abstractNum w:abstractNumId="47" w15:restartNumberingAfterBreak="0">
     <w:nsid w:val="3DAE0CC1"/>
     <w:multiLevelType w:val="multilevel"/>
     <w:tmpl w:val="D0305FF6"/>
@@ -9378,7 +10979,7 @@
       </w:pPr>
     </w:lvl>
   </w:abstractNum>
-  <w:abstractNum w:abstractNumId="47" w15:restartNumberingAfterBreak="0">
+  <w:abstractNum w:abstractNumId="48" w15:restartNumberingAfterBreak="0">
     <w:nsid w:val="3E6737BD"/>
     <w:multiLevelType w:val="multilevel"/>
     <w:tmpl w:val="018EE24A"/>
@@ -9527,7 +11128,7 @@
       </w:rPr>
     </w:lvl>
   </w:abstractNum>
-  <w:abstractNum w:abstractNumId="48" w15:restartNumberingAfterBreak="0">
+  <w:abstractNum w:abstractNumId="49" w15:restartNumberingAfterBreak="0">
     <w:nsid w:val="3E933DA1"/>
     <w:multiLevelType w:val="multilevel"/>
     <w:tmpl w:val="F1561678"/>
@@ -9676,7 +11277,7 @@
       </w:rPr>
     </w:lvl>
   </w:abstractNum>
-  <w:abstractNum w:abstractNumId="49" w15:restartNumberingAfterBreak="0">
+  <w:abstractNum w:abstractNumId="50" w15:restartNumberingAfterBreak="0">
     <w:nsid w:val="3EB02634"/>
     <w:multiLevelType w:val="multilevel"/>
     <w:tmpl w:val="BA226344"/>
@@ -9825,7 +11426,7 @@
       </w:rPr>
     </w:lvl>
   </w:abstractNum>
-  <w:abstractNum w:abstractNumId="50" w15:restartNumberingAfterBreak="0">
+  <w:abstractNum w:abstractNumId="51" w15:restartNumberingAfterBreak="0">
     <w:nsid w:val="3ECA1C56"/>
     <w:multiLevelType w:val="multilevel"/>
     <w:tmpl w:val="90582042"/>
@@ -9974,7 +11575,7 @@
       </w:rPr>
     </w:lvl>
   </w:abstractNum>
-  <w:abstractNum w:abstractNumId="51" w15:restartNumberingAfterBreak="0">
+  <w:abstractNum w:abstractNumId="52" w15:restartNumberingAfterBreak="0">
     <w:nsid w:val="40787F28"/>
     <w:multiLevelType w:val="multilevel"/>
     <w:tmpl w:val="CDDAA9B8"/>
@@ -10123,7 +11724,7 @@
       </w:rPr>
     </w:lvl>
   </w:abstractNum>
-  <w:abstractNum w:abstractNumId="52" w15:restartNumberingAfterBreak="0">
+  <w:abstractNum w:abstractNumId="53" w15:restartNumberingAfterBreak="0">
     <w:nsid w:val="407F781C"/>
     <w:multiLevelType w:val="multilevel"/>
     <w:tmpl w:val="128E32A2"/>
@@ -10236,7 +11837,7 @@
       </w:pPr>
     </w:lvl>
   </w:abstractNum>
-  <w:abstractNum w:abstractNumId="53" w15:restartNumberingAfterBreak="0">
+  <w:abstractNum w:abstractNumId="54" w15:restartNumberingAfterBreak="0">
     <w:nsid w:val="41BA3989"/>
     <w:multiLevelType w:val="multilevel"/>
     <w:tmpl w:val="073AAFA2"/>
@@ -10385,7 +11986,7 @@
       </w:rPr>
     </w:lvl>
   </w:abstractNum>
-  <w:abstractNum w:abstractNumId="54" w15:restartNumberingAfterBreak="0">
+  <w:abstractNum w:abstractNumId="55" w15:restartNumberingAfterBreak="0">
     <w:nsid w:val="42131A4B"/>
     <w:multiLevelType w:val="multilevel"/>
     <w:tmpl w:val="D0806716"/>
@@ -10534,7 +12135,7 @@
       </w:rPr>
     </w:lvl>
   </w:abstractNum>
-  <w:abstractNum w:abstractNumId="55" w15:restartNumberingAfterBreak="0">
+  <w:abstractNum w:abstractNumId="56" w15:restartNumberingAfterBreak="0">
     <w:nsid w:val="43000B16"/>
     <w:multiLevelType w:val="multilevel"/>
     <w:tmpl w:val="E2381AEE"/>
@@ -10683,7 +12284,7 @@
       </w:rPr>
     </w:lvl>
   </w:abstractNum>
-  <w:abstractNum w:abstractNumId="56" w15:restartNumberingAfterBreak="0">
+  <w:abstractNum w:abstractNumId="57" w15:restartNumberingAfterBreak="0">
     <w:nsid w:val="4367124F"/>
     <w:multiLevelType w:val="multilevel"/>
     <w:tmpl w:val="07D0098A"/>
@@ -10832,7 +12433,7 @@
       </w:rPr>
     </w:lvl>
   </w:abstractNum>
-  <w:abstractNum w:abstractNumId="57" w15:restartNumberingAfterBreak="0">
+  <w:abstractNum w:abstractNumId="58" w15:restartNumberingAfterBreak="0">
     <w:nsid w:val="43A41E4C"/>
     <w:multiLevelType w:val="multilevel"/>
     <w:tmpl w:val="F71C9062"/>
@@ -10981,7 +12582,7 @@
       </w:rPr>
     </w:lvl>
   </w:abstractNum>
-  <w:abstractNum w:abstractNumId="58" w15:restartNumberingAfterBreak="0">
+  <w:abstractNum w:abstractNumId="59" w15:restartNumberingAfterBreak="0">
     <w:nsid w:val="43E26A0C"/>
     <w:multiLevelType w:val="multilevel"/>
     <w:tmpl w:val="2BD602A6"/>
@@ -11130,7 +12731,7 @@
       </w:rPr>
     </w:lvl>
   </w:abstractNum>
-  <w:abstractNum w:abstractNumId="59" w15:restartNumberingAfterBreak="0">
+  <w:abstractNum w:abstractNumId="60" w15:restartNumberingAfterBreak="0">
     <w:nsid w:val="43EE560F"/>
     <w:multiLevelType w:val="multilevel"/>
     <w:tmpl w:val="AE4E9D64"/>
@@ -11279,7 +12880,7 @@
       </w:rPr>
     </w:lvl>
   </w:abstractNum>
-  <w:abstractNum w:abstractNumId="60" w15:restartNumberingAfterBreak="0">
+  <w:abstractNum w:abstractNumId="61" w15:restartNumberingAfterBreak="0">
     <w:nsid w:val="45160F18"/>
     <w:multiLevelType w:val="hybridMultilevel"/>
     <w:tmpl w:val="7B1EC860"/>
@@ -11368,7 +12969,7 @@
       </w:pPr>
     </w:lvl>
   </w:abstractNum>
-  <w:abstractNum w:abstractNumId="61" w15:restartNumberingAfterBreak="0">
+  <w:abstractNum w:abstractNumId="62" w15:restartNumberingAfterBreak="0">
     <w:nsid w:val="46C11485"/>
     <w:multiLevelType w:val="multilevel"/>
     <w:tmpl w:val="E996B75E"/>
@@ -11517,7 +13118,7 @@
       </w:rPr>
     </w:lvl>
   </w:abstractNum>
-  <w:abstractNum w:abstractNumId="62" w15:restartNumberingAfterBreak="0">
+  <w:abstractNum w:abstractNumId="63" w15:restartNumberingAfterBreak="0">
     <w:nsid w:val="47361CB7"/>
     <w:multiLevelType w:val="multilevel"/>
     <w:tmpl w:val="799CBA8E"/>
@@ -11666,7 +13267,7 @@
       </w:rPr>
     </w:lvl>
   </w:abstractNum>
-  <w:abstractNum w:abstractNumId="63" w15:restartNumberingAfterBreak="0">
+  <w:abstractNum w:abstractNumId="64" w15:restartNumberingAfterBreak="0">
     <w:nsid w:val="47973F5D"/>
     <w:multiLevelType w:val="multilevel"/>
     <w:tmpl w:val="44E6830E"/>
@@ -11815,7 +13416,7 @@
       </w:rPr>
     </w:lvl>
   </w:abstractNum>
-  <w:abstractNum w:abstractNumId="64" w15:restartNumberingAfterBreak="0">
+  <w:abstractNum w:abstractNumId="65" w15:restartNumberingAfterBreak="0">
     <w:nsid w:val="4C2C776D"/>
     <w:multiLevelType w:val="multilevel"/>
     <w:tmpl w:val="E2463C60"/>
@@ -11964,7 +13565,7 @@
       </w:rPr>
     </w:lvl>
   </w:abstractNum>
-  <w:abstractNum w:abstractNumId="65" w15:restartNumberingAfterBreak="0">
+  <w:abstractNum w:abstractNumId="66" w15:restartNumberingAfterBreak="0">
     <w:nsid w:val="4C535674"/>
     <w:multiLevelType w:val="multilevel"/>
     <w:tmpl w:val="ECECA0EA"/>
@@ -12113,7 +13714,7 @@
       </w:rPr>
     </w:lvl>
   </w:abstractNum>
-  <w:abstractNum w:abstractNumId="66" w15:restartNumberingAfterBreak="0">
+  <w:abstractNum w:abstractNumId="67" w15:restartNumberingAfterBreak="0">
     <w:nsid w:val="4CE54156"/>
     <w:multiLevelType w:val="multilevel"/>
     <w:tmpl w:val="78666C4A"/>
@@ -12262,7 +13863,7 @@
       </w:rPr>
     </w:lvl>
   </w:abstractNum>
-  <w:abstractNum w:abstractNumId="67" w15:restartNumberingAfterBreak="0">
+  <w:abstractNum w:abstractNumId="68" w15:restartNumberingAfterBreak="0">
     <w:nsid w:val="500D56B5"/>
     <w:multiLevelType w:val="multilevel"/>
     <w:tmpl w:val="2814D554"/>
@@ -12407,7 +14008,7 @@
       </w:rPr>
     </w:lvl>
   </w:abstractNum>
-  <w:abstractNum w:abstractNumId="68" w15:restartNumberingAfterBreak="0">
+  <w:abstractNum w:abstractNumId="69" w15:restartNumberingAfterBreak="0">
     <w:nsid w:val="52083F82"/>
     <w:multiLevelType w:val="multilevel"/>
     <w:tmpl w:val="487E946A"/>
@@ -12556,7 +14157,7 @@
       </w:rPr>
     </w:lvl>
   </w:abstractNum>
-  <w:abstractNum w:abstractNumId="69" w15:restartNumberingAfterBreak="0">
+  <w:abstractNum w:abstractNumId="70" w15:restartNumberingAfterBreak="0">
     <w:nsid w:val="52C63B5A"/>
     <w:multiLevelType w:val="multilevel"/>
     <w:tmpl w:val="6C22DFCE"/>
@@ -12705,7 +14306,7 @@
       </w:rPr>
     </w:lvl>
   </w:abstractNum>
-  <w:abstractNum w:abstractNumId="70" w15:restartNumberingAfterBreak="0">
+  <w:abstractNum w:abstractNumId="71" w15:restartNumberingAfterBreak="0">
     <w:nsid w:val="54C267B2"/>
     <w:multiLevelType w:val="multilevel"/>
     <w:tmpl w:val="B584237E"/>
@@ -12854,7 +14455,7 @@
       </w:rPr>
     </w:lvl>
   </w:abstractNum>
-  <w:abstractNum w:abstractNumId="71" w15:restartNumberingAfterBreak="0">
+  <w:abstractNum w:abstractNumId="72" w15:restartNumberingAfterBreak="0">
     <w:nsid w:val="570C1E5D"/>
     <w:multiLevelType w:val="multilevel"/>
     <w:tmpl w:val="27125340"/>
@@ -13003,7 +14604,7 @@
       </w:rPr>
     </w:lvl>
   </w:abstractNum>
-  <w:abstractNum w:abstractNumId="72" w15:restartNumberingAfterBreak="0">
+  <w:abstractNum w:abstractNumId="73" w15:restartNumberingAfterBreak="0">
     <w:nsid w:val="58C70A63"/>
     <w:multiLevelType w:val="multilevel"/>
     <w:tmpl w:val="47CA926A"/>
@@ -13152,7 +14753,7 @@
       </w:rPr>
     </w:lvl>
   </w:abstractNum>
-  <w:abstractNum w:abstractNumId="73" w15:restartNumberingAfterBreak="0">
+  <w:abstractNum w:abstractNumId="74" w15:restartNumberingAfterBreak="0">
     <w:nsid w:val="5A7C0331"/>
     <w:multiLevelType w:val="multilevel"/>
     <w:tmpl w:val="40100A88"/>
@@ -13301,7 +14902,7 @@
       </w:rPr>
     </w:lvl>
   </w:abstractNum>
-  <w:abstractNum w:abstractNumId="74" w15:restartNumberingAfterBreak="0">
+  <w:abstractNum w:abstractNumId="75" w15:restartNumberingAfterBreak="0">
     <w:nsid w:val="5B9D6C5D"/>
     <w:multiLevelType w:val="multilevel"/>
     <w:tmpl w:val="F2A8D266"/>
@@ -13450,7 +15051,7 @@
       </w:rPr>
     </w:lvl>
   </w:abstractNum>
-  <w:abstractNum w:abstractNumId="75" w15:restartNumberingAfterBreak="0">
+  <w:abstractNum w:abstractNumId="76" w15:restartNumberingAfterBreak="0">
     <w:nsid w:val="5BA5020A"/>
     <w:multiLevelType w:val="multilevel"/>
     <w:tmpl w:val="BACEE942"/>
@@ -13599,7 +15200,7 @@
       </w:rPr>
     </w:lvl>
   </w:abstractNum>
-  <w:abstractNum w:abstractNumId="76" w15:restartNumberingAfterBreak="0">
+  <w:abstractNum w:abstractNumId="77" w15:restartNumberingAfterBreak="0">
     <w:nsid w:val="5D3F0EB2"/>
     <w:multiLevelType w:val="multilevel"/>
     <w:tmpl w:val="F064E71E"/>
@@ -13748,7 +15349,7 @@
       </w:rPr>
     </w:lvl>
   </w:abstractNum>
-  <w:abstractNum w:abstractNumId="77" w15:restartNumberingAfterBreak="0">
+  <w:abstractNum w:abstractNumId="78" w15:restartNumberingAfterBreak="0">
     <w:nsid w:val="5EED038D"/>
     <w:multiLevelType w:val="multilevel"/>
     <w:tmpl w:val="CB144BE2"/>
@@ -13897,7 +15498,156 @@
       </w:rPr>
     </w:lvl>
   </w:abstractNum>
-  <w:abstractNum w:abstractNumId="78" w15:restartNumberingAfterBreak="0">
+  <w:abstractNum w:abstractNumId="79" w15:restartNumberingAfterBreak="0">
+    <w:nsid w:val="5F2B2E25"/>
+    <w:multiLevelType w:val="multilevel"/>
+    <w:tmpl w:val="F14ED1E6"/>
+    <w:lvl w:ilvl="0">
+      <w:start w:val="1"/>
+      <w:numFmt w:val="bullet"/>
+      <w:lvlText w:val=""/>
+      <w:lvlJc w:val="left"/>
+      <w:pPr>
+        <w:tabs>
+          <w:tab w:val="num" w:pos="720"/>
+        </w:tabs>
+        <w:ind w:left="720" w:hanging="360"/>
+      </w:pPr>
+      <w:rPr>
+        <w:rFonts w:ascii="Symbol" w:hAnsi="Symbol" w:hint="default"/>
+        <w:sz w:val="20"/>
+      </w:rPr>
+    </w:lvl>
+    <w:lvl w:ilvl="1" w:tentative="1">
+      <w:start w:val="1"/>
+      <w:numFmt w:val="bullet"/>
+      <w:lvlText w:val="o"/>
+      <w:lvlJc w:val="left"/>
+      <w:pPr>
+        <w:tabs>
+          <w:tab w:val="num" w:pos="1440"/>
+        </w:tabs>
+        <w:ind w:left="1440" w:hanging="360"/>
+      </w:pPr>
+      <w:rPr>
+        <w:rFonts w:ascii="Courier New" w:hAnsi="Courier New" w:hint="default"/>
+        <w:sz w:val="20"/>
+      </w:rPr>
+    </w:lvl>
+    <w:lvl w:ilvl="2" w:tentative="1">
+      <w:start w:val="1"/>
+      <w:numFmt w:val="bullet"/>
+      <w:lvlText w:val=""/>
+      <w:lvlJc w:val="left"/>
+      <w:pPr>
+        <w:tabs>
+          <w:tab w:val="num" w:pos="2160"/>
+        </w:tabs>
+        <w:ind w:left="2160" w:hanging="360"/>
+      </w:pPr>
+      <w:rPr>
+        <w:rFonts w:ascii="Wingdings" w:hAnsi="Wingdings" w:hint="default"/>
+        <w:sz w:val="20"/>
+      </w:rPr>
+    </w:lvl>
+    <w:lvl w:ilvl="3" w:tentative="1">
+      <w:start w:val="1"/>
+      <w:numFmt w:val="bullet"/>
+      <w:lvlText w:val=""/>
+      <w:lvlJc w:val="left"/>
+      <w:pPr>
+        <w:tabs>
+          <w:tab w:val="num" w:pos="2880"/>
+        </w:tabs>
+        <w:ind w:left="2880" w:hanging="360"/>
+      </w:pPr>
+      <w:rPr>
+        <w:rFonts w:ascii="Wingdings" w:hAnsi="Wingdings" w:hint="default"/>
+        <w:sz w:val="20"/>
+      </w:rPr>
+    </w:lvl>
+    <w:lvl w:ilvl="4" w:tentative="1">
+      <w:start w:val="1"/>
+      <w:numFmt w:val="bullet"/>
+      <w:lvlText w:val=""/>
+      <w:lvlJc w:val="left"/>
+      <w:pPr>
+        <w:tabs>
+          <w:tab w:val="num" w:pos="3600"/>
+        </w:tabs>
+        <w:ind w:left="3600" w:hanging="360"/>
+      </w:pPr>
+      <w:rPr>
+        <w:rFonts w:ascii="Wingdings" w:hAnsi="Wingdings" w:hint="default"/>
+        <w:sz w:val="20"/>
+      </w:rPr>
+    </w:lvl>
+    <w:lvl w:ilvl="5" w:tentative="1">
+      <w:start w:val="1"/>
+      <w:numFmt w:val="bullet"/>
+      <w:lvlText w:val=""/>
+      <w:lvlJc w:val="left"/>
+      <w:pPr>
+        <w:tabs>
+          <w:tab w:val="num" w:pos="4320"/>
+        </w:tabs>
+        <w:ind w:left="4320" w:hanging="360"/>
+      </w:pPr>
+      <w:rPr>
+        <w:rFonts w:ascii="Wingdings" w:hAnsi="Wingdings" w:hint="default"/>
+        <w:sz w:val="20"/>
+      </w:rPr>
+    </w:lvl>
+    <w:lvl w:ilvl="6" w:tentative="1">
+      <w:start w:val="1"/>
+      <w:numFmt w:val="bullet"/>
+      <w:lvlText w:val=""/>
+      <w:lvlJc w:val="left"/>
+      <w:pPr>
+        <w:tabs>
+          <w:tab w:val="num" w:pos="5040"/>
+        </w:tabs>
+        <w:ind w:left="5040" w:hanging="360"/>
+      </w:pPr>
+      <w:rPr>
+        <w:rFonts w:ascii="Wingdings" w:hAnsi="Wingdings" w:hint="default"/>
+        <w:sz w:val="20"/>
+      </w:rPr>
+    </w:lvl>
+    <w:lvl w:ilvl="7" w:tentative="1">
+      <w:start w:val="1"/>
+      <w:numFmt w:val="bullet"/>
+      <w:lvlText w:val=""/>
+      <w:lvlJc w:val="left"/>
+      <w:pPr>
+        <w:tabs>
+          <w:tab w:val="num" w:pos="5760"/>
+        </w:tabs>
+        <w:ind w:left="5760" w:hanging="360"/>
+      </w:pPr>
+      <w:rPr>
+        <w:rFonts w:ascii="Wingdings" w:hAnsi="Wingdings" w:hint="default"/>
+        <w:sz w:val="20"/>
+      </w:rPr>
+    </w:lvl>
+    <w:lvl w:ilvl="8" w:tentative="1">
+      <w:start w:val="1"/>
+      <w:numFmt w:val="bullet"/>
+      <w:lvlText w:val=""/>
+      <w:lvlJc w:val="left"/>
+      <w:pPr>
+        <w:tabs>
+          <w:tab w:val="num" w:pos="6480"/>
+        </w:tabs>
+        <w:ind w:left="6480" w:hanging="360"/>
+      </w:pPr>
+      <w:rPr>
+        <w:rFonts w:ascii="Wingdings" w:hAnsi="Wingdings" w:hint="default"/>
+        <w:sz w:val="20"/>
+      </w:rPr>
+    </w:lvl>
+  </w:abstractNum>
+  <w:abstractNum w:abstractNumId="80" w15:restartNumberingAfterBreak="0">
     <w:nsid w:val="5F453024"/>
     <w:multiLevelType w:val="multilevel"/>
     <w:tmpl w:val="039026CC"/>
@@ -14046,7 +15796,7 @@
       </w:rPr>
     </w:lvl>
   </w:abstractNum>
-  <w:abstractNum w:abstractNumId="79" w15:restartNumberingAfterBreak="0">
+  <w:abstractNum w:abstractNumId="81" w15:restartNumberingAfterBreak="0">
     <w:nsid w:val="623C512F"/>
     <w:multiLevelType w:val="multilevel"/>
     <w:tmpl w:val="97087D3E"/>
@@ -14195,7 +15945,7 @@
       </w:rPr>
     </w:lvl>
   </w:abstractNum>
-  <w:abstractNum w:abstractNumId="80" w15:restartNumberingAfterBreak="0">
+  <w:abstractNum w:abstractNumId="82" w15:restartNumberingAfterBreak="0">
     <w:nsid w:val="637D787D"/>
     <w:multiLevelType w:val="multilevel"/>
     <w:tmpl w:val="47726D0E"/>
@@ -14344,7 +16094,7 @@
       </w:rPr>
     </w:lvl>
   </w:abstractNum>
-  <w:abstractNum w:abstractNumId="81" w15:restartNumberingAfterBreak="0">
+  <w:abstractNum w:abstractNumId="83" w15:restartNumberingAfterBreak="0">
     <w:nsid w:val="643B7E85"/>
     <w:multiLevelType w:val="multilevel"/>
     <w:tmpl w:val="FAECF060"/>
@@ -14493,7 +16243,7 @@
       </w:rPr>
     </w:lvl>
   </w:abstractNum>
-  <w:abstractNum w:abstractNumId="82" w15:restartNumberingAfterBreak="0">
+  <w:abstractNum w:abstractNumId="84" w15:restartNumberingAfterBreak="0">
     <w:nsid w:val="6663373E"/>
     <w:multiLevelType w:val="multilevel"/>
     <w:tmpl w:val="03A6382C"/>
@@ -14642,7 +16392,7 @@
       </w:rPr>
     </w:lvl>
   </w:abstractNum>
-  <w:abstractNum w:abstractNumId="83" w15:restartNumberingAfterBreak="0">
+  <w:abstractNum w:abstractNumId="85" w15:restartNumberingAfterBreak="0">
     <w:nsid w:val="68E45071"/>
     <w:multiLevelType w:val="multilevel"/>
     <w:tmpl w:val="757820BC"/>
@@ -14791,7 +16541,7 @@
       </w:rPr>
     </w:lvl>
   </w:abstractNum>
-  <w:abstractNum w:abstractNumId="84" w15:restartNumberingAfterBreak="0">
+  <w:abstractNum w:abstractNumId="86" w15:restartNumberingAfterBreak="0">
     <w:nsid w:val="6BD05211"/>
     <w:multiLevelType w:val="multilevel"/>
     <w:tmpl w:val="31E0A7A2"/>
@@ -14940,7 +16690,7 @@
       </w:rPr>
     </w:lvl>
   </w:abstractNum>
-  <w:abstractNum w:abstractNumId="85" w15:restartNumberingAfterBreak="0">
+  <w:abstractNum w:abstractNumId="87" w15:restartNumberingAfterBreak="0">
     <w:nsid w:val="6C0955C7"/>
     <w:multiLevelType w:val="multilevel"/>
     <w:tmpl w:val="E5EE7CB0"/>
@@ -15089,7 +16839,7 @@
       </w:rPr>
     </w:lvl>
   </w:abstractNum>
-  <w:abstractNum w:abstractNumId="86" w15:restartNumberingAfterBreak="0">
+  <w:abstractNum w:abstractNumId="88" w15:restartNumberingAfterBreak="0">
     <w:nsid w:val="6FFE2D97"/>
     <w:multiLevelType w:val="multilevel"/>
     <w:tmpl w:val="596C1A22"/>
@@ -15238,7 +16988,7 @@
       </w:rPr>
     </w:lvl>
   </w:abstractNum>
-  <w:abstractNum w:abstractNumId="87" w15:restartNumberingAfterBreak="0">
+  <w:abstractNum w:abstractNumId="89" w15:restartNumberingAfterBreak="0">
     <w:nsid w:val="71F109CF"/>
     <w:multiLevelType w:val="multilevel"/>
     <w:tmpl w:val="D60E769C"/>
@@ -15387,7 +17137,7 @@
       </w:rPr>
     </w:lvl>
   </w:abstractNum>
-  <w:abstractNum w:abstractNumId="88" w15:restartNumberingAfterBreak="0">
+  <w:abstractNum w:abstractNumId="90" w15:restartNumberingAfterBreak="0">
     <w:nsid w:val="7218572D"/>
     <w:multiLevelType w:val="multilevel"/>
     <w:tmpl w:val="3CDE930E"/>
@@ -15536,7 +17286,7 @@
       </w:rPr>
     </w:lvl>
   </w:abstractNum>
-  <w:abstractNum w:abstractNumId="89" w15:restartNumberingAfterBreak="0">
+  <w:abstractNum w:abstractNumId="91" w15:restartNumberingAfterBreak="0">
     <w:nsid w:val="74A36300"/>
     <w:multiLevelType w:val="multilevel"/>
     <w:tmpl w:val="69127098"/>
@@ -15685,7 +17435,7 @@
       </w:rPr>
     </w:lvl>
   </w:abstractNum>
-  <w:abstractNum w:abstractNumId="90" w15:restartNumberingAfterBreak="0">
+  <w:abstractNum w:abstractNumId="92" w15:restartNumberingAfterBreak="0">
     <w:nsid w:val="7535516B"/>
     <w:multiLevelType w:val="multilevel"/>
     <w:tmpl w:val="8D92A730"/>
@@ -15834,7 +17584,7 @@
       </w:rPr>
     </w:lvl>
   </w:abstractNum>
-  <w:abstractNum w:abstractNumId="91" w15:restartNumberingAfterBreak="0">
+  <w:abstractNum w:abstractNumId="93" w15:restartNumberingAfterBreak="0">
     <w:nsid w:val="75DC56F8"/>
     <w:multiLevelType w:val="multilevel"/>
     <w:tmpl w:val="46FCA036"/>
@@ -15983,7 +17733,7 @@
       </w:rPr>
     </w:lvl>
   </w:abstractNum>
-  <w:abstractNum w:abstractNumId="92" w15:restartNumberingAfterBreak="0">
+  <w:abstractNum w:abstractNumId="94" w15:restartNumberingAfterBreak="0">
     <w:nsid w:val="781E6EED"/>
     <w:multiLevelType w:val="multilevel"/>
     <w:tmpl w:val="765C0CB8"/>
@@ -16132,7 +17882,7 @@
       </w:rPr>
     </w:lvl>
   </w:abstractNum>
-  <w:abstractNum w:abstractNumId="93" w15:restartNumberingAfterBreak="0">
+  <w:abstractNum w:abstractNumId="95" w15:restartNumberingAfterBreak="0">
     <w:nsid w:val="78930290"/>
     <w:multiLevelType w:val="multilevel"/>
     <w:tmpl w:val="EB9A29EC"/>
@@ -16281,7 +18031,7 @@
       </w:rPr>
     </w:lvl>
   </w:abstractNum>
-  <w:abstractNum w:abstractNumId="94" w15:restartNumberingAfterBreak="0">
+  <w:abstractNum w:abstractNumId="96" w15:restartNumberingAfterBreak="0">
     <w:nsid w:val="790A5107"/>
     <w:multiLevelType w:val="multilevel"/>
     <w:tmpl w:val="5A525CB6"/>
@@ -16430,7 +18180,7 @@
       </w:rPr>
     </w:lvl>
   </w:abstractNum>
-  <w:abstractNum w:abstractNumId="95" w15:restartNumberingAfterBreak="0">
+  <w:abstractNum w:abstractNumId="97" w15:restartNumberingAfterBreak="0">
     <w:nsid w:val="79C53DEF"/>
     <w:multiLevelType w:val="multilevel"/>
     <w:tmpl w:val="5546EBB4"/>
@@ -16579,7 +18329,7 @@
       </w:rPr>
     </w:lvl>
   </w:abstractNum>
-  <w:abstractNum w:abstractNumId="96" w15:restartNumberingAfterBreak="0">
+  <w:abstractNum w:abstractNumId="98" w15:restartNumberingAfterBreak="0">
     <w:nsid w:val="7A8F04C0"/>
     <w:multiLevelType w:val="multilevel"/>
     <w:tmpl w:val="B3740524"/>
@@ -16728,7 +18478,7 @@
       </w:rPr>
     </w:lvl>
   </w:abstractNum>
-  <w:abstractNum w:abstractNumId="97" w15:restartNumberingAfterBreak="0">
+  <w:abstractNum w:abstractNumId="99" w15:restartNumberingAfterBreak="0">
     <w:nsid w:val="7C8D0ABC"/>
     <w:multiLevelType w:val="multilevel"/>
     <w:tmpl w:val="F81AC82A"/>
@@ -16877,7 +18627,156 @@
       </w:rPr>
     </w:lvl>
   </w:abstractNum>
-  <w:abstractNum w:abstractNumId="98" w15:restartNumberingAfterBreak="0">
+  <w:abstractNum w:abstractNumId="100" w15:restartNumberingAfterBreak="0">
+    <w:nsid w:val="7E817294"/>
+    <w:multiLevelType w:val="multilevel"/>
+    <w:tmpl w:val="DDFA51E0"/>
+    <w:lvl w:ilvl="0">
+      <w:start w:val="1"/>
+      <w:numFmt w:val="bullet"/>
+      <w:lvlText w:val=""/>
+      <w:lvlJc w:val="left"/>
+      <w:pPr>
+        <w:tabs>
+          <w:tab w:val="num" w:pos="720"/>
+        </w:tabs>
+        <w:ind w:left="720" w:hanging="360"/>
+      </w:pPr>
+      <w:rPr>
+        <w:rFonts w:ascii="Symbol" w:hAnsi="Symbol" w:hint="default"/>
+        <w:sz w:val="20"/>
+      </w:rPr>
+    </w:lvl>
+    <w:lvl w:ilvl="1" w:tentative="1">
+      <w:start w:val="1"/>
+      <w:numFmt w:val="bullet"/>
+      <w:lvlText w:val="o"/>
+      <w:lvlJc w:val="left"/>
+      <w:pPr>
+        <w:tabs>
+          <w:tab w:val="num" w:pos="1440"/>
+        </w:tabs>
+        <w:ind w:left="1440" w:hanging="360"/>
+      </w:pPr>
+      <w:rPr>
+        <w:rFonts w:ascii="Courier New" w:hAnsi="Courier New" w:hint="default"/>
+        <w:sz w:val="20"/>
+      </w:rPr>
+    </w:lvl>
+    <w:lvl w:ilvl="2" w:tentative="1">
+      <w:start w:val="1"/>
+      <w:numFmt w:val="bullet"/>
+      <w:lvlText w:val=""/>
+      <w:lvlJc w:val="left"/>
+      <w:pPr>
+        <w:tabs>
+          <w:tab w:val="num" w:pos="2160"/>
+        </w:tabs>
+        <w:ind w:left="2160" w:hanging="360"/>
+      </w:pPr>
+      <w:rPr>
+        <w:rFonts w:ascii="Wingdings" w:hAnsi="Wingdings" w:hint="default"/>
+        <w:sz w:val="20"/>
+      </w:rPr>
+    </w:lvl>
+    <w:lvl w:ilvl="3" w:tentative="1">
+      <w:start w:val="1"/>
+      <w:numFmt w:val="bullet"/>
+      <w:lvlText w:val=""/>
+      <w:lvlJc w:val="left"/>
+      <w:pPr>
+        <w:tabs>
+          <w:tab w:val="num" w:pos="2880"/>
+        </w:tabs>
+        <w:ind w:left="2880" w:hanging="360"/>
+      </w:pPr>
+      <w:rPr>
+        <w:rFonts w:ascii="Wingdings" w:hAnsi="Wingdings" w:hint="default"/>
+        <w:sz w:val="20"/>
+      </w:rPr>
+    </w:lvl>
+    <w:lvl w:ilvl="4" w:tentative="1">
+      <w:start w:val="1"/>
+      <w:numFmt w:val="bullet"/>
+      <w:lvlText w:val=""/>
+      <w:lvlJc w:val="left"/>
+      <w:pPr>
+        <w:tabs>
+          <w:tab w:val="num" w:pos="3600"/>
+        </w:tabs>
+        <w:ind w:left="3600" w:hanging="360"/>
+      </w:pPr>
+      <w:rPr>
+        <w:rFonts w:ascii="Wingdings" w:hAnsi="Wingdings" w:hint="default"/>
+        <w:sz w:val="20"/>
+      </w:rPr>
+    </w:lvl>
+    <w:lvl w:ilvl="5" w:tentative="1">
+      <w:start w:val="1"/>
+      <w:numFmt w:val="bullet"/>
+      <w:lvlText w:val=""/>
+      <w:lvlJc w:val="left"/>
+      <w:pPr>
+        <w:tabs>
+          <w:tab w:val="num" w:pos="4320"/>
+        </w:tabs>
+        <w:ind w:left="4320" w:hanging="360"/>
+      </w:pPr>
+      <w:rPr>
+        <w:rFonts w:ascii="Wingdings" w:hAnsi="Wingdings" w:hint="default"/>
+        <w:sz w:val="20"/>
+      </w:rPr>
+    </w:lvl>
+    <w:lvl w:ilvl="6" w:tentative="1">
+      <w:start w:val="1"/>
+      <w:numFmt w:val="bullet"/>
+      <w:lvlText w:val=""/>
+      <w:lvlJc w:val="left"/>
+      <w:pPr>
+        <w:tabs>
+          <w:tab w:val="num" w:pos="5040"/>
+        </w:tabs>
+        <w:ind w:left="5040" w:hanging="360"/>
+      </w:pPr>
+      <w:rPr>
+        <w:rFonts w:ascii="Wingdings" w:hAnsi="Wingdings" w:hint="default"/>
+        <w:sz w:val="20"/>
+      </w:rPr>
+    </w:lvl>
+    <w:lvl w:ilvl="7" w:tentative="1">
+      <w:start w:val="1"/>
+      <w:numFmt w:val="bullet"/>
+      <w:lvlText w:val=""/>
+      <w:lvlJc w:val="left"/>
+      <w:pPr>
+        <w:tabs>
+          <w:tab w:val="num" w:pos="5760"/>
+        </w:tabs>
+        <w:ind w:left="5760" w:hanging="360"/>
+      </w:pPr>
+      <w:rPr>
+        <w:rFonts w:ascii="Wingdings" w:hAnsi="Wingdings" w:hint="default"/>
+        <w:sz w:val="20"/>
+      </w:rPr>
+    </w:lvl>
+    <w:lvl w:ilvl="8" w:tentative="1">
+      <w:start w:val="1"/>
+      <w:numFmt w:val="bullet"/>
+      <w:lvlText w:val=""/>
+      <w:lvlJc w:val="left"/>
+      <w:pPr>
+        <w:tabs>
+          <w:tab w:val="num" w:pos="6480"/>
+        </w:tabs>
+        <w:ind w:left="6480" w:hanging="360"/>
+      </w:pPr>
+      <w:rPr>
+        <w:rFonts w:ascii="Wingdings" w:hAnsi="Wingdings" w:hint="default"/>
+        <w:sz w:val="20"/>
+      </w:rPr>
+    </w:lvl>
+  </w:abstractNum>
+  <w:abstractNum w:abstractNumId="101" w15:restartNumberingAfterBreak="0">
     <w:nsid w:val="7FF94C52"/>
     <w:multiLevelType w:val="multilevel"/>
     <w:tmpl w:val="79DC53B2"/>
@@ -17027,16 +18926,16 @@
     </w:lvl>
   </w:abstractNum>
   <w:num w:numId="1" w16cid:durableId="311445360">
-    <w:abstractNumId w:val="54"/>
+    <w:abstractNumId w:val="55"/>
   </w:num>
   <w:num w:numId="2" w16cid:durableId="694236627">
-    <w:abstractNumId w:val="83"/>
+    <w:abstractNumId w:val="85"/>
   </w:num>
   <w:num w:numId="3" w16cid:durableId="1366056432">
-    <w:abstractNumId w:val="59"/>
+    <w:abstractNumId w:val="60"/>
   </w:num>
   <w:num w:numId="4" w16cid:durableId="320817826">
-    <w:abstractNumId w:val="88"/>
+    <w:abstractNumId w:val="90"/>
   </w:num>
   <w:num w:numId="5" w16cid:durableId="997347819">
     <w:abstractNumId w:val="17"/>
@@ -17045,22 +18944,22 @@
     <w:abstractNumId w:val="12"/>
   </w:num>
   <w:num w:numId="7" w16cid:durableId="105581292">
-    <w:abstractNumId w:val="86"/>
+    <w:abstractNumId w:val="88"/>
   </w:num>
   <w:num w:numId="8" w16cid:durableId="1215510414">
-    <w:abstractNumId w:val="55"/>
+    <w:abstractNumId w:val="56"/>
   </w:num>
   <w:num w:numId="9" w16cid:durableId="644890424">
-    <w:abstractNumId w:val="62"/>
+    <w:abstractNumId w:val="63"/>
   </w:num>
   <w:num w:numId="10" w16cid:durableId="462774561">
-    <w:abstractNumId w:val="63"/>
+    <w:abstractNumId w:val="64"/>
   </w:num>
   <w:num w:numId="11" w16cid:durableId="411008877">
-    <w:abstractNumId w:val="71"/>
+    <w:abstractNumId w:val="72"/>
   </w:num>
   <w:num w:numId="12" w16cid:durableId="477921168">
-    <w:abstractNumId w:val="92"/>
+    <w:abstractNumId w:val="94"/>
   </w:num>
   <w:num w:numId="13" w16cid:durableId="497696088">
     <w:abstractNumId w:val="8"/>
@@ -17078,25 +18977,25 @@
     <w:abstractNumId w:val="38"/>
   </w:num>
   <w:num w:numId="18" w16cid:durableId="2053722251">
-    <w:abstractNumId w:val="76"/>
+    <w:abstractNumId w:val="77"/>
   </w:num>
   <w:num w:numId="19" w16cid:durableId="739330424">
     <w:abstractNumId w:val="36"/>
   </w:num>
   <w:num w:numId="20" w16cid:durableId="960915859">
-    <w:abstractNumId w:val="97"/>
+    <w:abstractNumId w:val="99"/>
   </w:num>
   <w:num w:numId="21" w16cid:durableId="521018327">
     <w:abstractNumId w:val="26"/>
   </w:num>
   <w:num w:numId="22" w16cid:durableId="1923684076">
-    <w:abstractNumId w:val="95"/>
+    <w:abstractNumId w:val="97"/>
   </w:num>
   <w:num w:numId="23" w16cid:durableId="532769245">
-    <w:abstractNumId w:val="61"/>
+    <w:abstractNumId w:val="62"/>
   </w:num>
   <w:num w:numId="24" w16cid:durableId="892040551">
-    <w:abstractNumId w:val="51"/>
+    <w:abstractNumId w:val="52"/>
   </w:num>
   <w:num w:numId="25" w16cid:durableId="1594316287">
     <w:abstractNumId w:val="2"/>
@@ -17111,7 +19010,7 @@
     <w:abstractNumId w:val="42"/>
   </w:num>
   <w:num w:numId="29" w16cid:durableId="759177128">
-    <w:abstractNumId w:val="53"/>
+    <w:abstractNumId w:val="54"/>
   </w:num>
   <w:num w:numId="30" w16cid:durableId="522590706">
     <w:abstractNumId w:val="30"/>
@@ -17129,25 +19028,25 @@
     <w:abstractNumId w:val="10"/>
   </w:num>
   <w:num w:numId="35" w16cid:durableId="1274895435">
-    <w:abstractNumId w:val="65"/>
+    <w:abstractNumId w:val="66"/>
   </w:num>
   <w:num w:numId="36" w16cid:durableId="1882130156">
     <w:abstractNumId w:val="5"/>
   </w:num>
   <w:num w:numId="37" w16cid:durableId="504899604">
-    <w:abstractNumId w:val="80"/>
+    <w:abstractNumId w:val="82"/>
   </w:num>
   <w:num w:numId="38" w16cid:durableId="2134668467">
-    <w:abstractNumId w:val="67"/>
+    <w:abstractNumId w:val="68"/>
   </w:num>
   <w:num w:numId="39" w16cid:durableId="1119256043">
-    <w:abstractNumId w:val="49"/>
+    <w:abstractNumId w:val="50"/>
   </w:num>
   <w:num w:numId="40" w16cid:durableId="354771985">
-    <w:abstractNumId w:val="68"/>
+    <w:abstractNumId w:val="69"/>
   </w:num>
   <w:num w:numId="41" w16cid:durableId="745424367">
-    <w:abstractNumId w:val="48"/>
+    <w:abstractNumId w:val="49"/>
   </w:num>
   <w:num w:numId="42" w16cid:durableId="1559709230">
     <w:abstractNumId w:val="24"/>
@@ -17156,22 +19055,22 @@
     <w:abstractNumId w:val="21"/>
   </w:num>
   <w:num w:numId="44" w16cid:durableId="1616407979">
-    <w:abstractNumId w:val="52"/>
+    <w:abstractNumId w:val="53"/>
   </w:num>
   <w:num w:numId="45" w16cid:durableId="984551926">
     <w:abstractNumId w:val="6"/>
   </w:num>
   <w:num w:numId="46" w16cid:durableId="2067869811">
-    <w:abstractNumId w:val="58"/>
+    <w:abstractNumId w:val="59"/>
   </w:num>
   <w:num w:numId="47" w16cid:durableId="1126582773">
-    <w:abstractNumId w:val="96"/>
+    <w:abstractNumId w:val="98"/>
   </w:num>
   <w:num w:numId="48" w16cid:durableId="1934052554">
     <w:abstractNumId w:val="4"/>
   </w:num>
   <w:num w:numId="49" w16cid:durableId="1540632772">
-    <w:abstractNumId w:val="46"/>
+    <w:abstractNumId w:val="47"/>
   </w:num>
   <w:num w:numId="50" w16cid:durableId="1443645462">
     <w:abstractNumId w:val="7"/>
@@ -17180,40 +19079,40 @@
     <w:abstractNumId w:val="37"/>
   </w:num>
   <w:num w:numId="52" w16cid:durableId="1750228994">
-    <w:abstractNumId w:val="93"/>
+    <w:abstractNumId w:val="95"/>
   </w:num>
   <w:num w:numId="53" w16cid:durableId="1619337389">
-    <w:abstractNumId w:val="87"/>
+    <w:abstractNumId w:val="89"/>
   </w:num>
   <w:num w:numId="54" w16cid:durableId="118964224">
-    <w:abstractNumId w:val="74"/>
+    <w:abstractNumId w:val="75"/>
   </w:num>
   <w:num w:numId="55" w16cid:durableId="352920647">
     <w:abstractNumId w:val="33"/>
   </w:num>
   <w:num w:numId="56" w16cid:durableId="143161617">
-    <w:abstractNumId w:val="89"/>
+    <w:abstractNumId w:val="91"/>
   </w:num>
   <w:num w:numId="57" w16cid:durableId="307705358">
-    <w:abstractNumId w:val="75"/>
+    <w:abstractNumId w:val="76"/>
   </w:num>
   <w:num w:numId="58" w16cid:durableId="1804039384">
-    <w:abstractNumId w:val="91"/>
+    <w:abstractNumId w:val="93"/>
   </w:num>
   <w:num w:numId="59" w16cid:durableId="527716065">
-    <w:abstractNumId w:val="82"/>
+    <w:abstractNumId w:val="84"/>
   </w:num>
   <w:num w:numId="60" w16cid:durableId="963729685">
-    <w:abstractNumId w:val="56"/>
+    <w:abstractNumId w:val="57"/>
   </w:num>
   <w:num w:numId="61" w16cid:durableId="364252640">
     <w:abstractNumId w:val="19"/>
   </w:num>
   <w:num w:numId="62" w16cid:durableId="31662363">
-    <w:abstractNumId w:val="60"/>
+    <w:abstractNumId w:val="61"/>
   </w:num>
   <w:num w:numId="63" w16cid:durableId="1777093386">
-    <w:abstractNumId w:val="50"/>
+    <w:abstractNumId w:val="51"/>
   </w:num>
   <w:num w:numId="64" w16cid:durableId="772364637">
     <w:abstractNumId w:val="11"/>
@@ -17225,22 +19124,22 @@
     <w:abstractNumId w:val="34"/>
   </w:num>
   <w:num w:numId="67" w16cid:durableId="357197975">
-    <w:abstractNumId w:val="94"/>
+    <w:abstractNumId w:val="96"/>
   </w:num>
   <w:num w:numId="68" w16cid:durableId="148526302">
-    <w:abstractNumId w:val="44"/>
+    <w:abstractNumId w:val="45"/>
   </w:num>
   <w:num w:numId="69" w16cid:durableId="449323996">
     <w:abstractNumId w:val="13"/>
   </w:num>
   <w:num w:numId="70" w16cid:durableId="1642341556">
-    <w:abstractNumId w:val="47"/>
+    <w:abstractNumId w:val="48"/>
   </w:num>
   <w:num w:numId="71" w16cid:durableId="1338463498">
-    <w:abstractNumId w:val="64"/>
+    <w:abstractNumId w:val="65"/>
   </w:num>
   <w:num w:numId="72" w16cid:durableId="1276910573">
-    <w:abstractNumId w:val="84"/>
+    <w:abstractNumId w:val="86"/>
   </w:num>
   <w:num w:numId="73" w16cid:durableId="2048097682">
     <w:abstractNumId w:val="39"/>
@@ -17252,28 +19151,28 @@
     <w:abstractNumId w:val="20"/>
   </w:num>
   <w:num w:numId="76" w16cid:durableId="915473636">
-    <w:abstractNumId w:val="69"/>
+    <w:abstractNumId w:val="70"/>
   </w:num>
   <w:num w:numId="77" w16cid:durableId="1439716690">
-    <w:abstractNumId w:val="78"/>
+    <w:abstractNumId w:val="80"/>
   </w:num>
   <w:num w:numId="78" w16cid:durableId="1217548458">
     <w:abstractNumId w:val="32"/>
   </w:num>
   <w:num w:numId="79" w16cid:durableId="1238638224">
-    <w:abstractNumId w:val="57"/>
+    <w:abstractNumId w:val="58"/>
   </w:num>
   <w:num w:numId="80" w16cid:durableId="367410727">
-    <w:abstractNumId w:val="45"/>
+    <w:abstractNumId w:val="46"/>
   </w:num>
   <w:num w:numId="81" w16cid:durableId="424301845">
-    <w:abstractNumId w:val="98"/>
+    <w:abstractNumId w:val="101"/>
   </w:num>
   <w:num w:numId="82" w16cid:durableId="1897621015">
-    <w:abstractNumId w:val="66"/>
+    <w:abstractNumId w:val="67"/>
   </w:num>
   <w:num w:numId="83" w16cid:durableId="1431582180">
-    <w:abstractNumId w:val="77"/>
+    <w:abstractNumId w:val="78"/>
   </w:num>
   <w:num w:numId="84" w16cid:durableId="720203647">
     <w:abstractNumId w:val="35"/>
@@ -17282,25 +19181,25 @@
     <w:abstractNumId w:val="41"/>
   </w:num>
   <w:num w:numId="86" w16cid:durableId="605112439">
-    <w:abstractNumId w:val="79"/>
+    <w:abstractNumId w:val="81"/>
   </w:num>
   <w:num w:numId="87" w16cid:durableId="1848252251">
-    <w:abstractNumId w:val="70"/>
+    <w:abstractNumId w:val="71"/>
   </w:num>
   <w:num w:numId="88" w16cid:durableId="1255893830">
     <w:abstractNumId w:val="31"/>
   </w:num>
   <w:num w:numId="89" w16cid:durableId="424691325">
-    <w:abstractNumId w:val="81"/>
+    <w:abstractNumId w:val="83"/>
   </w:num>
   <w:num w:numId="90" w16cid:durableId="738091702">
-    <w:abstractNumId w:val="90"/>
+    <w:abstractNumId w:val="92"/>
   </w:num>
   <w:num w:numId="91" w16cid:durableId="1902323149">
     <w:abstractNumId w:val="23"/>
   </w:num>
   <w:num w:numId="92" w16cid:durableId="554973351">
-    <w:abstractNumId w:val="73"/>
+    <w:abstractNumId w:val="74"/>
   </w:num>
   <w:num w:numId="93" w16cid:durableId="1062874373">
     <w:abstractNumId w:val="15"/>
@@ -17312,16 +19211,25 @@
     <w:abstractNumId w:val="43"/>
   </w:num>
   <w:num w:numId="96" w16cid:durableId="1097289175">
-    <w:abstractNumId w:val="72"/>
+    <w:abstractNumId w:val="73"/>
   </w:num>
   <w:num w:numId="97" w16cid:durableId="1679037938">
-    <w:abstractNumId w:val="85"/>
+    <w:abstractNumId w:val="87"/>
   </w:num>
   <w:num w:numId="98" w16cid:durableId="1393845361">
     <w:abstractNumId w:val="25"/>
   </w:num>
   <w:num w:numId="99" w16cid:durableId="2049376935">
     <w:abstractNumId w:val="0"/>
+  </w:num>
+  <w:num w:numId="100" w16cid:durableId="2125924183">
+    <w:abstractNumId w:val="79"/>
+  </w:num>
+  <w:num w:numId="101" w16cid:durableId="1828549896">
+    <w:abstractNumId w:val="44"/>
+  </w:num>
+  <w:num w:numId="102" w16cid:durableId="963197947">
+    <w:abstractNumId w:val="100"/>
   </w:num>
   <w:numIdMacAtCleanup w:val="8"/>
 </w:numbering>

--- a/Church/2026/2026_0815_MenloChurch.docx
+++ b/Church/2026/2026_0815_MenloChurch.docx
@@ -2538,6 +2538,7 @@
       <w:r>
         <w:rPr>
           <w:rFonts w:cstheme="minorHAnsi"/>
+          <w:noProof/>
           <w:sz w:val="20"/>
           <w:szCs w:val="20"/>
         </w:rPr>
@@ -3534,6 +3535,7 @@
       <w:r>
         <w:rPr>
           <w:rFonts w:cstheme="minorHAnsi"/>
+          <w:noProof/>
           <w:sz w:val="20"/>
           <w:szCs w:val="20"/>
         </w:rPr>
@@ -3584,6 +3586,7 @@
       <w:r>
         <w:rPr>
           <w:rFonts w:cstheme="minorHAnsi"/>
+          <w:noProof/>
           <w:sz w:val="20"/>
           <w:szCs w:val="20"/>
         </w:rPr>
@@ -3757,6 +3760,38 @@
           <w:szCs w:val="20"/>
         </w:rPr>
       </w:pPr>
+      <w:r>
+        <w:rPr>
+          <w:rFonts w:cstheme="minorHAnsi"/>
+          <w:sz w:val="20"/>
+          <w:szCs w:val="20"/>
+        </w:rPr>
+        <w:t>10</w:t>
+      </w:r>
+      <w:r>
+        <w:rPr>
+          <w:rFonts w:cstheme="minorHAnsi"/>
+          <w:sz w:val="20"/>
+          <w:szCs w:val="20"/>
+        </w:rPr>
+        <w:t>:</w:t>
+      </w:r>
+      <w:r>
+        <w:rPr>
+          <w:rFonts w:cstheme="minorHAnsi"/>
+          <w:sz w:val="20"/>
+          <w:szCs w:val="20"/>
+        </w:rPr>
+        <w:t>06</w:t>
+      </w:r>
+      <w:r>
+        <w:rPr>
+          <w:rFonts w:cstheme="minorHAnsi"/>
+          <w:sz w:val="20"/>
+          <w:szCs w:val="20"/>
+        </w:rPr>
+        <w:t>/36:30</w:t>
+      </w:r>
     </w:p>
     <w:p>
       <w:pPr>
@@ -3766,6 +3801,46 @@
           <w:szCs w:val="20"/>
         </w:rPr>
       </w:pPr>
+      <w:r>
+        <w:rPr>
+          <w:rFonts w:cstheme="minorHAnsi"/>
+          <w:sz w:val="20"/>
+          <w:szCs w:val="20"/>
+        </w:rPr>
+        <w:t xml:space="preserve">Faith is the only thing we need </w:t>
+      </w:r>
+      <w:r>
+        <w:rPr>
+          <w:rFonts w:cstheme="minorHAnsi"/>
+          <w:sz w:val="20"/>
+          <w:szCs w:val="20"/>
+        </w:rPr>
+        <w:t>to get the gift.</w:t>
+      </w:r>
+      <w:r>
+        <w:rPr>
+          <w:rFonts w:cstheme="minorHAnsi"/>
+          <w:sz w:val="20"/>
+          <w:szCs w:val="20"/>
+        </w:rPr>
+        <w:t xml:space="preserve"> There is a big difference between the bribe and gift</w:t>
+      </w:r>
+      <w:r>
+        <w:rPr>
+          <w:rFonts w:cstheme="minorHAnsi"/>
+          <w:sz w:val="20"/>
+          <w:szCs w:val="20"/>
+        </w:rPr>
+        <w:t>.</w:t>
+      </w:r>
+      <w:r>
+        <w:rPr>
+          <w:rFonts w:cstheme="minorHAnsi"/>
+          <w:sz w:val="20"/>
+          <w:szCs w:val="20"/>
+        </w:rPr>
+        <w:t xml:space="preserve"> </w:t>
+      </w:r>
     </w:p>
     <w:p>
       <w:pPr>
@@ -3775,14 +3850,6 @@
           <w:szCs w:val="20"/>
         </w:rPr>
       </w:pPr>
-      <w:r>
-        <w:rPr>
-          <w:rFonts w:cstheme="minorHAnsi"/>
-          <w:sz w:val="20"/>
-          <w:szCs w:val="20"/>
-        </w:rPr>
-        <w:t>************</w:t>
-      </w:r>
     </w:p>
     <w:p>
       <w:pPr>
@@ -3798,7 +3865,47 @@
           <w:sz w:val="20"/>
           <w:szCs w:val="20"/>
         </w:rPr>
-        <w:t>************</w:t>
+        <w:t>1</w:t>
+      </w:r>
+      <w:r>
+        <w:rPr>
+          <w:rFonts w:cstheme="minorHAnsi"/>
+          <w:sz w:val="20"/>
+          <w:szCs w:val="20"/>
+        </w:rPr>
+        <w:t>1</w:t>
+      </w:r>
+      <w:r>
+        <w:rPr>
+          <w:rFonts w:cstheme="minorHAnsi"/>
+          <w:sz w:val="20"/>
+          <w:szCs w:val="20"/>
+        </w:rPr>
+        <w:t>:</w:t>
+      </w:r>
+      <w:r>
+        <w:rPr>
+          <w:rFonts w:cstheme="minorHAnsi"/>
+          <w:sz w:val="20"/>
+          <w:szCs w:val="20"/>
+        </w:rPr>
+        <w:t>0</w:t>
+      </w:r>
+      <w:r>
+        <w:rPr>
+          <w:rFonts w:cstheme="minorHAnsi"/>
+          <w:sz w:val="20"/>
+          <w:szCs w:val="20"/>
+        </w:rPr>
+        <w:t>1</w:t>
+      </w:r>
+      <w:r>
+        <w:rPr>
+          <w:rFonts w:cstheme="minorHAnsi"/>
+          <w:sz w:val="20"/>
+          <w:szCs w:val="20"/>
+        </w:rPr>
+        <w:t>/36:30</w:t>
       </w:r>
     </w:p>
     <w:p>
@@ -3815,17 +3922,561 @@
           <w:sz w:val="20"/>
           <w:szCs w:val="20"/>
         </w:rPr>
-        <w:t>08/15/2026, Menlo Church Worship (Summary of last week, 08/09/2026)</w:t>
+        <w:drawing>
+          <wp:inline distT="0" distB="0" distL="0" distR="0" wp14:anchorId="66D78465" wp14:editId="74FF031C">
+            <wp:extent cx="3286584" cy="1181265"/>
+            <wp:effectExtent l="0" t="0" r="9525" b="0"/>
+            <wp:docPr id="846352855" name="Picture 1"/>
+            <wp:cNvGraphicFramePr>
+              <a:graphicFrameLocks xmlns:a="http://schemas.openxmlformats.org/drawingml/2006/main" noChangeAspect="1"/>
+            </wp:cNvGraphicFramePr>
+            <a:graphic xmlns:a="http://schemas.openxmlformats.org/drawingml/2006/main">
+              <a:graphicData uri="http://schemas.openxmlformats.org/drawingml/2006/picture">
+                <pic:pic xmlns:pic="http://schemas.openxmlformats.org/drawingml/2006/picture">
+                  <pic:nvPicPr>
+                    <pic:cNvPr id="846352855" name=""/>
+                    <pic:cNvPicPr/>
+                  </pic:nvPicPr>
+                  <pic:blipFill>
+                    <a:blip r:embed="rId26"/>
+                    <a:stretch>
+                      <a:fillRect/>
+                    </a:stretch>
+                  </pic:blipFill>
+                  <pic:spPr>
+                    <a:xfrm>
+                      <a:off x="0" y="0"/>
+                      <a:ext cx="3286584" cy="1181265"/>
+                    </a:xfrm>
+                    <a:prstGeom prst="rect">
+                      <a:avLst/>
+                    </a:prstGeom>
+                  </pic:spPr>
+                </pic:pic>
+              </a:graphicData>
+            </a:graphic>
+          </wp:inline>
+        </w:drawing>
       </w:r>
     </w:p>
     <w:p>
       <w:pPr>
         <w:rPr>
-          <w:sz w:val="20"/>
-          <w:szCs w:val="20"/>
-        </w:rPr>
-      </w:pPr>
-      <w:hyperlink r:id="rId26" w:history="1">
+          <w:rFonts w:cstheme="minorHAnsi"/>
+          <w:sz w:val="20"/>
+          <w:szCs w:val="20"/>
+        </w:rPr>
+      </w:pPr>
+      <w:r>
+        <w:rPr>
+          <w:rFonts w:cstheme="minorHAnsi"/>
+          <w:sz w:val="20"/>
+          <w:szCs w:val="20"/>
+        </w:rPr>
+        <w:t>Bribe and gift are very different.</w:t>
+      </w:r>
+    </w:p>
+    <w:p>
+      <w:pPr>
+        <w:rPr>
+          <w:rFonts w:cstheme="minorHAnsi"/>
+          <w:sz w:val="20"/>
+          <w:szCs w:val="20"/>
+        </w:rPr>
+      </w:pPr>
+      <w:r>
+        <w:rPr>
+          <w:rFonts w:cstheme="minorHAnsi"/>
+          <w:sz w:val="20"/>
+          <w:szCs w:val="20"/>
+        </w:rPr>
+        <w:t xml:space="preserve">A bribe is about getting away with </w:t>
+      </w:r>
+      <w:r>
+        <w:rPr>
+          <w:rFonts w:cstheme="minorHAnsi"/>
+          <w:sz w:val="20"/>
+          <w:szCs w:val="20"/>
+        </w:rPr>
+        <w:t xml:space="preserve">holding </w:t>
+      </w:r>
+      <w:r>
+        <w:rPr>
+          <w:rFonts w:cstheme="minorHAnsi"/>
+          <w:sz w:val="20"/>
+          <w:szCs w:val="20"/>
+        </w:rPr>
+        <w:t>something.</w:t>
+      </w:r>
+    </w:p>
+    <w:p>
+      <w:pPr>
+        <w:rPr>
+          <w:rFonts w:cstheme="minorHAnsi"/>
+          <w:sz w:val="20"/>
+          <w:szCs w:val="20"/>
+        </w:rPr>
+      </w:pPr>
+      <w:r>
+        <w:rPr>
+          <w:rFonts w:cstheme="minorHAnsi"/>
+          <w:sz w:val="20"/>
+          <w:szCs w:val="20"/>
+        </w:rPr>
+        <w:t>Jesus is a gift from God</w:t>
+      </w:r>
+      <w:r>
+        <w:rPr>
+          <w:rFonts w:cstheme="minorHAnsi"/>
+          <w:sz w:val="20"/>
+          <w:szCs w:val="20"/>
+        </w:rPr>
+        <w:t>. God has been giving away the whole time</w:t>
+      </w:r>
+      <w:r>
+        <w:rPr>
+          <w:rFonts w:cstheme="minorHAnsi"/>
+          <w:sz w:val="20"/>
+          <w:szCs w:val="20"/>
+        </w:rPr>
+        <w:t xml:space="preserve"> without holding</w:t>
+      </w:r>
+      <w:r>
+        <w:rPr>
+          <w:rFonts w:cstheme="minorHAnsi"/>
+          <w:sz w:val="20"/>
+          <w:szCs w:val="20"/>
+        </w:rPr>
+        <w:t>.</w:t>
+      </w:r>
+    </w:p>
+    <w:p>
+      <w:pPr>
+        <w:rPr>
+          <w:rFonts w:cstheme="minorHAnsi"/>
+          <w:sz w:val="20"/>
+          <w:szCs w:val="20"/>
+        </w:rPr>
+      </w:pPr>
+      <w:r>
+        <w:rPr>
+          <w:rFonts w:cstheme="minorHAnsi"/>
+          <w:sz w:val="20"/>
+          <w:szCs w:val="20"/>
+        </w:rPr>
+        <w:t>The old testament said that. It is not written in New Testament.</w:t>
+      </w:r>
+    </w:p>
+    <w:p>
+      <w:pPr>
+        <w:rPr>
+          <w:rFonts w:cstheme="minorHAnsi"/>
+          <w:sz w:val="20"/>
+          <w:szCs w:val="20"/>
+        </w:rPr>
+      </w:pPr>
+      <w:r>
+        <w:rPr>
+          <w:rFonts w:cstheme="minorHAnsi"/>
+          <w:sz w:val="20"/>
+          <w:szCs w:val="20"/>
+        </w:rPr>
+        <w:t xml:space="preserve"> </w:t>
+      </w:r>
+    </w:p>
+    <w:p>
+      <w:pPr>
+        <w:rPr>
+          <w:rFonts w:cstheme="minorHAnsi"/>
+          <w:sz w:val="20"/>
+          <w:szCs w:val="20"/>
+        </w:rPr>
+      </w:pPr>
+      <w:r>
+        <w:rPr>
+          <w:rFonts w:cstheme="minorHAnsi"/>
+          <w:sz w:val="20"/>
+          <w:szCs w:val="20"/>
+        </w:rPr>
+        <w:t>1</w:t>
+      </w:r>
+      <w:r>
+        <w:rPr>
+          <w:rFonts w:cstheme="minorHAnsi"/>
+          <w:sz w:val="20"/>
+          <w:szCs w:val="20"/>
+        </w:rPr>
+        <w:t>2</w:t>
+      </w:r>
+      <w:r>
+        <w:rPr>
+          <w:rFonts w:cstheme="minorHAnsi"/>
+          <w:sz w:val="20"/>
+          <w:szCs w:val="20"/>
+        </w:rPr>
+        <w:t>:</w:t>
+      </w:r>
+      <w:r>
+        <w:rPr>
+          <w:rFonts w:cstheme="minorHAnsi"/>
+          <w:sz w:val="20"/>
+          <w:szCs w:val="20"/>
+        </w:rPr>
+        <w:t>37</w:t>
+      </w:r>
+      <w:r>
+        <w:rPr>
+          <w:rFonts w:cstheme="minorHAnsi"/>
+          <w:sz w:val="20"/>
+          <w:szCs w:val="20"/>
+        </w:rPr>
+        <w:t>/36:30</w:t>
+      </w:r>
+    </w:p>
+    <w:p>
+      <w:pPr>
+        <w:rPr>
+          <w:rFonts w:cstheme="minorHAnsi"/>
+          <w:sz w:val="20"/>
+          <w:szCs w:val="20"/>
+        </w:rPr>
+      </w:pPr>
+      <w:r>
+        <w:rPr>
+          <w:rFonts w:cstheme="minorHAnsi"/>
+          <w:sz w:val="20"/>
+          <w:szCs w:val="20"/>
+        </w:rPr>
+        <w:lastRenderedPageBreak/>
+        <w:drawing>
+          <wp:inline distT="0" distB="0" distL="0" distR="0" wp14:anchorId="3AA1FF1C" wp14:editId="73C4A1AC">
+            <wp:extent cx="1714739" cy="1476581"/>
+            <wp:effectExtent l="0" t="0" r="0" b="9525"/>
+            <wp:docPr id="719453022" name="Picture 1"/>
+            <wp:cNvGraphicFramePr>
+              <a:graphicFrameLocks xmlns:a="http://schemas.openxmlformats.org/drawingml/2006/main" noChangeAspect="1"/>
+            </wp:cNvGraphicFramePr>
+            <a:graphic xmlns:a="http://schemas.openxmlformats.org/drawingml/2006/main">
+              <a:graphicData uri="http://schemas.openxmlformats.org/drawingml/2006/picture">
+                <pic:pic xmlns:pic="http://schemas.openxmlformats.org/drawingml/2006/picture">
+                  <pic:nvPicPr>
+                    <pic:cNvPr id="719453022" name=""/>
+                    <pic:cNvPicPr/>
+                  </pic:nvPicPr>
+                  <pic:blipFill>
+                    <a:blip r:embed="rId27"/>
+                    <a:stretch>
+                      <a:fillRect/>
+                    </a:stretch>
+                  </pic:blipFill>
+                  <pic:spPr>
+                    <a:xfrm>
+                      <a:off x="0" y="0"/>
+                      <a:ext cx="1714739" cy="1476581"/>
+                    </a:xfrm>
+                    <a:prstGeom prst="rect">
+                      <a:avLst/>
+                    </a:prstGeom>
+                  </pic:spPr>
+                </pic:pic>
+              </a:graphicData>
+            </a:graphic>
+          </wp:inline>
+        </w:drawing>
+      </w:r>
+    </w:p>
+    <w:p>
+      <w:pPr>
+        <w:rPr>
+          <w:rFonts w:cstheme="minorHAnsi"/>
+          <w:sz w:val="20"/>
+          <w:szCs w:val="20"/>
+        </w:rPr>
+      </w:pPr>
+      <w:r>
+        <w:rPr>
+          <w:rFonts w:cstheme="minorHAnsi"/>
+          <w:sz w:val="20"/>
+          <w:szCs w:val="20"/>
+        </w:rPr>
+        <w:t>It opens with the idea of creation. God calls good when he make</w:t>
+      </w:r>
+      <w:r>
+        <w:rPr>
+          <w:rFonts w:cstheme="minorHAnsi"/>
+          <w:sz w:val="20"/>
+          <w:szCs w:val="20"/>
+        </w:rPr>
+        <w:t>s</w:t>
+      </w:r>
+      <w:r>
+        <w:rPr>
+          <w:rFonts w:cstheme="minorHAnsi"/>
+          <w:sz w:val="20"/>
+          <w:szCs w:val="20"/>
+        </w:rPr>
+        <w:t xml:space="preserve"> the world</w:t>
+      </w:r>
+      <w:r>
+        <w:rPr>
+          <w:rFonts w:cstheme="minorHAnsi"/>
+          <w:sz w:val="20"/>
+          <w:szCs w:val="20"/>
+        </w:rPr>
+        <w:t xml:space="preserve"> with his good image.</w:t>
+      </w:r>
+      <w:r>
+        <w:rPr>
+          <w:rFonts w:cstheme="minorHAnsi"/>
+          <w:sz w:val="20"/>
+          <w:szCs w:val="20"/>
+        </w:rPr>
+        <w:t xml:space="preserve"> Everything is good with gift.</w:t>
+      </w:r>
+    </w:p>
+    <w:p>
+      <w:pPr>
+        <w:rPr>
+          <w:rFonts w:cstheme="minorHAnsi"/>
+          <w:sz w:val="20"/>
+          <w:szCs w:val="20"/>
+        </w:rPr>
+      </w:pPr>
+    </w:p>
+    <w:p>
+      <w:pPr>
+        <w:rPr>
+          <w:rFonts w:cstheme="minorHAnsi"/>
+          <w:sz w:val="20"/>
+          <w:szCs w:val="20"/>
+        </w:rPr>
+      </w:pPr>
+      <w:r>
+        <w:rPr>
+          <w:rFonts w:cstheme="minorHAnsi"/>
+          <w:sz w:val="20"/>
+          <w:szCs w:val="20"/>
+        </w:rPr>
+        <w:t>12</w:t>
+      </w:r>
+      <w:r>
+        <w:rPr>
+          <w:rFonts w:cstheme="minorHAnsi"/>
+          <w:sz w:val="20"/>
+          <w:szCs w:val="20"/>
+        </w:rPr>
+        <w:t>:</w:t>
+      </w:r>
+      <w:r>
+        <w:rPr>
+          <w:rFonts w:cstheme="minorHAnsi"/>
+          <w:sz w:val="20"/>
+          <w:szCs w:val="20"/>
+        </w:rPr>
+        <w:t>37</w:t>
+      </w:r>
+      <w:r>
+        <w:rPr>
+          <w:rFonts w:cstheme="minorHAnsi"/>
+          <w:sz w:val="20"/>
+          <w:szCs w:val="20"/>
+        </w:rPr>
+        <w:t>/36:30</w:t>
+      </w:r>
+    </w:p>
+    <w:p>
+      <w:pPr>
+        <w:rPr>
+          <w:rFonts w:cstheme="minorHAnsi"/>
+          <w:sz w:val="20"/>
+          <w:szCs w:val="20"/>
+        </w:rPr>
+      </w:pPr>
+      <w:r>
+        <w:rPr>
+          <w:rFonts w:cstheme="minorHAnsi"/>
+          <w:sz w:val="20"/>
+          <w:szCs w:val="20"/>
+        </w:rPr>
+        <w:drawing>
+          <wp:inline distT="0" distB="0" distL="0" distR="0" wp14:anchorId="663DFAE0" wp14:editId="72CE514B">
+            <wp:extent cx="3238952" cy="1514686"/>
+            <wp:effectExtent l="0" t="0" r="0" b="9525"/>
+            <wp:docPr id="325027533" name="Picture 1"/>
+            <wp:cNvGraphicFramePr>
+              <a:graphicFrameLocks xmlns:a="http://schemas.openxmlformats.org/drawingml/2006/main" noChangeAspect="1"/>
+            </wp:cNvGraphicFramePr>
+            <a:graphic xmlns:a="http://schemas.openxmlformats.org/drawingml/2006/main">
+              <a:graphicData uri="http://schemas.openxmlformats.org/drawingml/2006/picture">
+                <pic:pic xmlns:pic="http://schemas.openxmlformats.org/drawingml/2006/picture">
+                  <pic:nvPicPr>
+                    <pic:cNvPr id="325027533" name=""/>
+                    <pic:cNvPicPr/>
+                  </pic:nvPicPr>
+                  <pic:blipFill>
+                    <a:blip r:embed="rId28"/>
+                    <a:stretch>
+                      <a:fillRect/>
+                    </a:stretch>
+                  </pic:blipFill>
+                  <pic:spPr>
+                    <a:xfrm>
+                      <a:off x="0" y="0"/>
+                      <a:ext cx="3238952" cy="1514686"/>
+                    </a:xfrm>
+                    <a:prstGeom prst="rect">
+                      <a:avLst/>
+                    </a:prstGeom>
+                  </pic:spPr>
+                </pic:pic>
+              </a:graphicData>
+            </a:graphic>
+          </wp:inline>
+        </w:drawing>
+      </w:r>
+    </w:p>
+    <w:p>
+      <w:pPr>
+        <w:rPr>
+          <w:rFonts w:cstheme="minorHAnsi"/>
+          <w:sz w:val="20"/>
+          <w:szCs w:val="20"/>
+        </w:rPr>
+      </w:pPr>
+      <w:r>
+        <w:rPr>
+          <w:rFonts w:cstheme="minorHAnsi"/>
+          <w:sz w:val="20"/>
+          <w:szCs w:val="20"/>
+        </w:rPr>
+        <w:t>Then, there is a fracture in the fall.</w:t>
+      </w:r>
+      <w:r>
+        <w:rPr>
+          <w:rFonts w:cstheme="minorHAnsi"/>
+          <w:sz w:val="20"/>
+          <w:szCs w:val="20"/>
+        </w:rPr>
+        <w:t xml:space="preserve"> We tried to climb on our own, We decided that we would rather be God then be with God.</w:t>
+      </w:r>
+      <w:r>
+        <w:rPr>
+          <w:rFonts w:cstheme="minorHAnsi"/>
+          <w:sz w:val="20"/>
+          <w:szCs w:val="20"/>
+        </w:rPr>
+        <w:t xml:space="preserve"> When we make that decision, it break ever</w:t>
+      </w:r>
+      <w:r>
+        <w:rPr>
+          <w:rFonts w:cstheme="minorHAnsi"/>
+          <w:sz w:val="20"/>
+          <w:szCs w:val="20"/>
+        </w:rPr>
+        <w:t>y</w:t>
+      </w:r>
+      <w:r>
+        <w:rPr>
+          <w:rFonts w:cstheme="minorHAnsi"/>
+          <w:sz w:val="20"/>
+          <w:szCs w:val="20"/>
+        </w:rPr>
+        <w:t>thing.</w:t>
+      </w:r>
+      <w:r>
+        <w:rPr>
+          <w:rFonts w:cstheme="minorHAnsi"/>
+          <w:sz w:val="20"/>
+          <w:szCs w:val="20"/>
+        </w:rPr>
+        <w:t xml:space="preserve"> Our relationship with God is changed,</w:t>
+      </w:r>
+      <w:r>
+        <w:rPr>
+          <w:rFonts w:cstheme="minorHAnsi"/>
+          <w:sz w:val="20"/>
+          <w:szCs w:val="20"/>
+        </w:rPr>
+        <w:t xml:space="preserve"> </w:t>
+      </w:r>
+    </w:p>
+    <w:p>
+      <w:pPr>
+        <w:rPr>
+          <w:rFonts w:cstheme="minorHAnsi"/>
+          <w:sz w:val="20"/>
+          <w:szCs w:val="20"/>
+        </w:rPr>
+      </w:pPr>
+    </w:p>
+    <w:p>
+      <w:pPr>
+        <w:rPr>
+          <w:rFonts w:cstheme="minorHAnsi"/>
+          <w:sz w:val="20"/>
+          <w:szCs w:val="20"/>
+        </w:rPr>
+      </w:pPr>
+    </w:p>
+    <w:p>
+      <w:pPr>
+        <w:rPr>
+          <w:rFonts w:cstheme="minorHAnsi"/>
+          <w:sz w:val="20"/>
+          <w:szCs w:val="20"/>
+        </w:rPr>
+      </w:pPr>
+      <w:r>
+        <w:rPr>
+          <w:rFonts w:cstheme="minorHAnsi"/>
+          <w:sz w:val="20"/>
+          <w:szCs w:val="20"/>
+        </w:rPr>
+        <w:t>************</w:t>
+      </w:r>
+    </w:p>
+    <w:p>
+      <w:pPr>
+        <w:rPr>
+          <w:rFonts w:cstheme="minorHAnsi"/>
+          <w:sz w:val="20"/>
+          <w:szCs w:val="20"/>
+        </w:rPr>
+      </w:pPr>
+      <w:r>
+        <w:rPr>
+          <w:rFonts w:cstheme="minorHAnsi"/>
+          <w:sz w:val="20"/>
+          <w:szCs w:val="20"/>
+        </w:rPr>
+        <w:t>************</w:t>
+      </w:r>
+    </w:p>
+    <w:p>
+      <w:pPr>
+        <w:rPr>
+          <w:rFonts w:cstheme="minorHAnsi"/>
+          <w:sz w:val="20"/>
+          <w:szCs w:val="20"/>
+        </w:rPr>
+      </w:pPr>
+      <w:r>
+        <w:rPr>
+          <w:rFonts w:cstheme="minorHAnsi"/>
+          <w:sz w:val="20"/>
+          <w:szCs w:val="20"/>
+        </w:rPr>
+        <w:t>08/15/2026, Menlo Church Worship (Summary of last week, 08/09/2026)</w:t>
+      </w:r>
+    </w:p>
+    <w:p>
+      <w:pPr>
+        <w:rPr>
+          <w:sz w:val="20"/>
+          <w:szCs w:val="20"/>
+        </w:rPr>
+      </w:pPr>
+      <w:hyperlink r:id="rId29" w:history="1">
         <w:r>
           <w:rPr>
             <w:rStyle w:val="Hyperlink"/>
@@ -3844,7 +4495,7 @@
           <w:szCs w:val="20"/>
         </w:rPr>
       </w:pPr>
-      <w:hyperlink r:id="rId27" w:history="1">
+      <w:hyperlink r:id="rId30" w:history="1">
         <w:r>
           <w:rPr>
             <w:rStyle w:val="Hyperlink"/>
@@ -3993,7 +4644,7 @@
       </w:pPr>
     </w:p>
     <w:sectPr>
-      <w:footerReference w:type="default" r:id="rId28"/>
+      <w:footerReference w:type="default" r:id="rId31"/>
       <w:pgSz w:w="12240" w:h="15840"/>
       <w:pgMar w:top="1440" w:right="1440" w:bottom="1530" w:left="1440" w:header="0" w:footer="720" w:gutter="0"/>
       <w:cols w:space="720"/>
@@ -19879,6 +20530,7 @@
   <w:style w:type="character" w:default="1" w:styleId="DefaultParagraphFont">
     <w:name w:val="Default Paragraph Font"/>
     <w:uiPriority w:val="1"/>
+    <w:semiHidden/>
     <w:unhideWhenUsed/>
   </w:style>
   <w:style w:type="table" w:default="1" w:styleId="TableNormal">

--- a/Church/2026/2026_0815_MenloChurch.docx
+++ b/Church/2026/2026_0815_MenloChurch.docx
@@ -137,13 +137,19 @@
           <w:sz w:val="20"/>
           <w:szCs w:val="20"/>
         </w:rPr>
-        <w:t>The Religion of "Good People" (The Nones / Agnostics)</w:t>
-      </w:r>
-      <w:r>
-        <w:rPr>
-          <w:rFonts w:cstheme="minorHAnsi"/>
-          <w:b/>
-          <w:bCs/>
+        <w:t>It Is Finished (The Gospel)</w:t>
+      </w:r>
+      <w:r>
+        <w:rPr>
+          <w:rFonts w:cstheme="minorHAnsi"/>
+          <w:sz w:val="20"/>
+          <w:szCs w:val="20"/>
+        </w:rPr>
+        <w:t xml:space="preserve"> | Le’s Be Honest</w:t>
+      </w:r>
+      <w:r>
+        <w:rPr>
+          <w:rFonts w:cstheme="minorHAnsi"/>
           <w:sz w:val="20"/>
           <w:szCs w:val="20"/>
         </w:rPr>
@@ -155,7 +161,7 @@
           <w:sz w:val="20"/>
           <w:szCs w:val="20"/>
         </w:rPr>
-        <w:t>| Let's Be Honest|</w:t>
+        <w:t>|</w:t>
       </w:r>
       <w:r>
         <w:rPr>
@@ -2830,7 +2836,25 @@
           <w:sz w:val="20"/>
           <w:szCs w:val="20"/>
         </w:rPr>
-        <w:t>Paul write the idea in Bible in 2000 years ago.</w:t>
+        <w:t xml:space="preserve">Paul </w:t>
+      </w:r>
+      <w:proofErr w:type="gramStart"/>
+      <w:r>
+        <w:rPr>
+          <w:rFonts w:cstheme="minorHAnsi"/>
+          <w:sz w:val="20"/>
+          <w:szCs w:val="20"/>
+        </w:rPr>
+        <w:t>write</w:t>
+      </w:r>
+      <w:proofErr w:type="gramEnd"/>
+      <w:r>
+        <w:rPr>
+          <w:rFonts w:cstheme="minorHAnsi"/>
+          <w:sz w:val="20"/>
+          <w:szCs w:val="20"/>
+        </w:rPr>
+        <w:t xml:space="preserve"> the idea in Bible in 2000 years ago.</w:t>
       </w:r>
     </w:p>
     <w:p>
@@ -3865,15 +3889,7 @@
           <w:sz w:val="20"/>
           <w:szCs w:val="20"/>
         </w:rPr>
-        <w:t>1</w:t>
-      </w:r>
-      <w:r>
-        <w:rPr>
-          <w:rFonts w:cstheme="minorHAnsi"/>
-          <w:sz w:val="20"/>
-          <w:szCs w:val="20"/>
-        </w:rPr>
-        <w:t>1</w:t>
+        <w:t>11</w:t>
       </w:r>
       <w:r>
         <w:rPr>
@@ -3889,15 +3905,7 @@
           <w:sz w:val="20"/>
           <w:szCs w:val="20"/>
         </w:rPr>
-        <w:t>0</w:t>
-      </w:r>
-      <w:r>
-        <w:rPr>
-          <w:rFonts w:cstheme="minorHAnsi"/>
-          <w:sz w:val="20"/>
-          <w:szCs w:val="20"/>
-        </w:rPr>
-        <w:t>1</w:t>
+        <w:t>01</w:t>
       </w:r>
       <w:r>
         <w:rPr>
@@ -3919,6 +3927,7 @@
       <w:r>
         <w:rPr>
           <w:rFonts w:cstheme="minorHAnsi"/>
+          <w:noProof/>
           <w:sz w:val="20"/>
           <w:szCs w:val="20"/>
         </w:rPr>
@@ -4098,15 +4107,7 @@
           <w:sz w:val="20"/>
           <w:szCs w:val="20"/>
         </w:rPr>
-        <w:t>1</w:t>
-      </w:r>
-      <w:r>
-        <w:rPr>
-          <w:rFonts w:cstheme="minorHAnsi"/>
-          <w:sz w:val="20"/>
-          <w:szCs w:val="20"/>
-        </w:rPr>
-        <w:t>2</w:t>
+        <w:t>12</w:t>
       </w:r>
       <w:r>
         <w:rPr>
@@ -4144,6 +4145,7 @@
       <w:r>
         <w:rPr>
           <w:rFonts w:cstheme="minorHAnsi"/>
+          <w:noProof/>
           <w:sz w:val="20"/>
           <w:szCs w:val="20"/>
         </w:rPr>
@@ -4257,7 +4259,15 @@
           <w:sz w:val="20"/>
           <w:szCs w:val="20"/>
         </w:rPr>
-        <w:t>12</w:t>
+        <w:t>1</w:t>
+      </w:r>
+      <w:r>
+        <w:rPr>
+          <w:rFonts w:cstheme="minorHAnsi"/>
+          <w:sz w:val="20"/>
+          <w:szCs w:val="20"/>
+        </w:rPr>
+        <w:t>3</w:t>
       </w:r>
       <w:r>
         <w:rPr>
@@ -4273,7 +4283,7 @@
           <w:sz w:val="20"/>
           <w:szCs w:val="20"/>
         </w:rPr>
-        <w:t>37</w:t>
+        <w:t>04</w:t>
       </w:r>
       <w:r>
         <w:rPr>
@@ -4295,6 +4305,7 @@
       <w:r>
         <w:rPr>
           <w:rFonts w:cstheme="minorHAnsi"/>
+          <w:noProof/>
           <w:sz w:val="20"/>
           <w:szCs w:val="20"/>
         </w:rPr>
@@ -4357,15 +4368,63 @@
           <w:sz w:val="20"/>
           <w:szCs w:val="20"/>
         </w:rPr>
-        <w:t xml:space="preserve"> We tried to climb on our own, We decided that we would rather be God then be with God.</w:t>
-      </w:r>
-      <w:r>
-        <w:rPr>
-          <w:rFonts w:cstheme="minorHAnsi"/>
-          <w:sz w:val="20"/>
-          <w:szCs w:val="20"/>
-        </w:rPr>
-        <w:t xml:space="preserve"> When we make that decision, it break ever</w:t>
+        <w:t xml:space="preserve"> We tried to climb on our own</w:t>
+      </w:r>
+      <w:r>
+        <w:rPr>
+          <w:rFonts w:cstheme="minorHAnsi"/>
+          <w:sz w:val="20"/>
+          <w:szCs w:val="20"/>
+        </w:rPr>
+        <w:t xml:space="preserve">. </w:t>
+      </w:r>
+      <w:r>
+        <w:rPr>
+          <w:rFonts w:cstheme="minorHAnsi"/>
+          <w:sz w:val="20"/>
+          <w:szCs w:val="20"/>
+        </w:rPr>
+        <w:t>We decided that we would rather be God th</w:t>
+      </w:r>
+      <w:r>
+        <w:rPr>
+          <w:rFonts w:cstheme="minorHAnsi"/>
+          <w:sz w:val="20"/>
+          <w:szCs w:val="20"/>
+        </w:rPr>
+        <w:t>a</w:t>
+      </w:r>
+      <w:r>
+        <w:rPr>
+          <w:rFonts w:cstheme="minorHAnsi"/>
+          <w:sz w:val="20"/>
+          <w:szCs w:val="20"/>
+        </w:rPr>
+        <w:t>n be with God.</w:t>
+      </w:r>
+      <w:r>
+        <w:rPr>
+          <w:rFonts w:cstheme="minorHAnsi"/>
+          <w:sz w:val="20"/>
+          <w:szCs w:val="20"/>
+        </w:rPr>
+        <w:t xml:space="preserve"> When we make that decision, </w:t>
+      </w:r>
+      <w:r>
+        <w:rPr>
+          <w:rFonts w:cstheme="minorHAnsi"/>
+          <w:sz w:val="20"/>
+          <w:szCs w:val="20"/>
+        </w:rPr>
+        <w:t>we</w:t>
+      </w:r>
+      <w:r>
+        <w:rPr>
+          <w:rFonts w:cstheme="minorHAnsi"/>
+          <w:sz w:val="20"/>
+          <w:szCs w:val="20"/>
+        </w:rPr>
+        <w:t xml:space="preserve"> break ever</w:t>
       </w:r>
       <w:r>
         <w:rPr>
@@ -4389,15 +4448,71 @@
           <w:sz w:val="20"/>
           <w:szCs w:val="20"/>
         </w:rPr>
-        <w:t xml:space="preserve"> Our relationship with God is changed,</w:t>
-      </w:r>
-      <w:r>
-        <w:rPr>
-          <w:rFonts w:cstheme="minorHAnsi"/>
-          <w:sz w:val="20"/>
-          <w:szCs w:val="20"/>
-        </w:rPr>
-        <w:t xml:space="preserve"> </w:t>
+        <w:t xml:space="preserve"> Our relationship with God is changed</w:t>
+      </w:r>
+      <w:r>
+        <w:rPr>
+          <w:rFonts w:cstheme="minorHAnsi"/>
+          <w:sz w:val="20"/>
+          <w:szCs w:val="20"/>
+        </w:rPr>
+        <w:t>. Every ladder in this series</w:t>
+      </w:r>
+      <w:r>
+        <w:rPr>
+          <w:rFonts w:cstheme="minorHAnsi"/>
+          <w:sz w:val="20"/>
+          <w:szCs w:val="20"/>
+        </w:rPr>
+        <w:t xml:space="preserve"> has been going down and flipped </w:t>
+      </w:r>
+      <w:r>
+        <w:rPr>
+          <w:rFonts w:cstheme="minorHAnsi"/>
+          <w:sz w:val="20"/>
+          <w:szCs w:val="20"/>
+        </w:rPr>
+        <w:t>if we try to climb up.</w:t>
+      </w:r>
+      <w:r>
+        <w:rPr>
+          <w:rFonts w:cstheme="minorHAnsi"/>
+          <w:sz w:val="20"/>
+          <w:szCs w:val="20"/>
+        </w:rPr>
+        <w:t xml:space="preserve"> Religion is human’s ladder back  to Eden.</w:t>
+      </w:r>
+      <w:r>
+        <w:rPr>
+          <w:rFonts w:cstheme="minorHAnsi"/>
+          <w:sz w:val="20"/>
+          <w:szCs w:val="20"/>
+        </w:rPr>
+        <w:t xml:space="preserve"> The ladder has never been long enough and we have never been strong enough to do it</w:t>
+      </w:r>
+      <w:r>
+        <w:rPr>
+          <w:rFonts w:cstheme="minorHAnsi"/>
+          <w:sz w:val="20"/>
+          <w:szCs w:val="20"/>
+        </w:rPr>
+        <w:t xml:space="preserve"> on our own</w:t>
+      </w:r>
+      <w:r>
+        <w:rPr>
+          <w:rFonts w:cstheme="minorHAnsi"/>
+          <w:sz w:val="20"/>
+          <w:szCs w:val="20"/>
+        </w:rPr>
+        <w:t xml:space="preserve">. The God does not lower a better ladder. </w:t>
+      </w:r>
+      <w:r>
+        <w:rPr>
+          <w:rFonts w:cstheme="minorHAnsi"/>
+          <w:sz w:val="20"/>
+          <w:szCs w:val="20"/>
+        </w:rPr>
+        <w:t>God climbs down the ladder on his own.</w:t>
       </w:r>
     </w:p>
     <w:p>
@@ -4417,6 +4532,46 @@
           <w:szCs w:val="20"/>
         </w:rPr>
       </w:pPr>
+      <w:r>
+        <w:rPr>
+          <w:rFonts w:cstheme="minorHAnsi"/>
+          <w:sz w:val="20"/>
+          <w:szCs w:val="20"/>
+        </w:rPr>
+        <w:t>1</w:t>
+      </w:r>
+      <w:r>
+        <w:rPr>
+          <w:rFonts w:cstheme="minorHAnsi"/>
+          <w:sz w:val="20"/>
+          <w:szCs w:val="20"/>
+        </w:rPr>
+        <w:t>4</w:t>
+      </w:r>
+      <w:r>
+        <w:rPr>
+          <w:rFonts w:cstheme="minorHAnsi"/>
+          <w:sz w:val="20"/>
+          <w:szCs w:val="20"/>
+        </w:rPr>
+        <w:t>:</w:t>
+      </w:r>
+      <w:r>
+        <w:rPr>
+          <w:rFonts w:cstheme="minorHAnsi"/>
+          <w:sz w:val="20"/>
+          <w:szCs w:val="20"/>
+        </w:rPr>
+        <w:t>27</w:t>
+      </w:r>
+      <w:r>
+        <w:rPr>
+          <w:rFonts w:cstheme="minorHAnsi"/>
+          <w:sz w:val="20"/>
+          <w:szCs w:val="20"/>
+        </w:rPr>
+        <w:t>/36:30</w:t>
+      </w:r>
     </w:p>
     <w:p>
       <w:pPr>
@@ -4432,7 +4587,41 @@
           <w:sz w:val="20"/>
           <w:szCs w:val="20"/>
         </w:rPr>
-        <w:t>************</w:t>
+        <w:drawing>
+          <wp:inline distT="0" distB="0" distL="0" distR="0" wp14:anchorId="7D5264B1" wp14:editId="5CEDDEFF">
+            <wp:extent cx="3334215" cy="2419688"/>
+            <wp:effectExtent l="0" t="0" r="0" b="0"/>
+            <wp:docPr id="2106886111" name="Picture 1"/>
+            <wp:cNvGraphicFramePr>
+              <a:graphicFrameLocks xmlns:a="http://schemas.openxmlformats.org/drawingml/2006/main" noChangeAspect="1"/>
+            </wp:cNvGraphicFramePr>
+            <a:graphic xmlns:a="http://schemas.openxmlformats.org/drawingml/2006/main">
+              <a:graphicData uri="http://schemas.openxmlformats.org/drawingml/2006/picture">
+                <pic:pic xmlns:pic="http://schemas.openxmlformats.org/drawingml/2006/picture">
+                  <pic:nvPicPr>
+                    <pic:cNvPr id="2106886111" name=""/>
+                    <pic:cNvPicPr/>
+                  </pic:nvPicPr>
+                  <pic:blipFill>
+                    <a:blip r:embed="rId29"/>
+                    <a:stretch>
+                      <a:fillRect/>
+                    </a:stretch>
+                  </pic:blipFill>
+                  <pic:spPr>
+                    <a:xfrm>
+                      <a:off x="0" y="0"/>
+                      <a:ext cx="3334215" cy="2419688"/>
+                    </a:xfrm>
+                    <a:prstGeom prst="rect">
+                      <a:avLst/>
+                    </a:prstGeom>
+                  </pic:spPr>
+                </pic:pic>
+              </a:graphicData>
+            </a:graphic>
+          </wp:inline>
+        </w:drawing>
       </w:r>
     </w:p>
     <w:p>
@@ -4449,7 +4638,15 @@
           <w:sz w:val="20"/>
           <w:szCs w:val="20"/>
         </w:rPr>
-        <w:t>************</w:t>
+        <w:t>700 years before Jesus showed up</w:t>
+      </w:r>
+      <w:r>
+        <w:rPr>
+          <w:rFonts w:cstheme="minorHAnsi"/>
+          <w:sz w:val="20"/>
+          <w:szCs w:val="20"/>
+        </w:rPr>
+        <w:t xml:space="preserve"> on earth, the prophet Isaiah writes these words</w:t>
       </w:r>
     </w:p>
     <w:p>
@@ -4466,17 +4663,168 @@
           <w:sz w:val="20"/>
           <w:szCs w:val="20"/>
         </w:rPr>
-        <w:t>08/15/2026, Menlo Church Worship (Summary of last week, 08/09/2026)</w:t>
+        <w:t xml:space="preserve">He was pierced for our transgressions </w:t>
+      </w:r>
+      <w:r>
+        <w:rPr>
+          <w:rFonts w:cstheme="minorHAnsi"/>
+          <w:sz w:val="20"/>
+          <w:szCs w:val="20"/>
+        </w:rPr>
+        <w:t>(</w:t>
+      </w:r>
+      <w:r>
+        <w:rPr>
+          <w:rFonts w:cstheme="minorHAnsi"/>
+          <w:sz w:val="20"/>
+          <w:szCs w:val="20"/>
+        </w:rPr>
+        <w:t>错误</w:t>
+      </w:r>
+      <w:r>
+        <w:rPr>
+          <w:rFonts w:cstheme="minorHAnsi"/>
+          <w:sz w:val="20"/>
+          <w:szCs w:val="20"/>
+        </w:rPr>
+        <w:t xml:space="preserve">). He was </w:t>
+      </w:r>
+      <w:r>
+        <w:rPr>
+          <w:rFonts w:cstheme="minorHAnsi"/>
+          <w:sz w:val="20"/>
+          <w:szCs w:val="20"/>
+        </w:rPr>
+        <w:t>crushed for our iniquities</w:t>
+      </w:r>
+      <w:r>
+        <w:rPr>
+          <w:rFonts w:cstheme="minorHAnsi"/>
+          <w:sz w:val="20"/>
+          <w:szCs w:val="20"/>
+        </w:rPr>
+        <w:t xml:space="preserve"> (</w:t>
+      </w:r>
+      <w:r>
+        <w:rPr>
+          <w:rFonts w:cstheme="minorHAnsi" w:hint="eastAsia"/>
+          <w:sz w:val="20"/>
+          <w:szCs w:val="20"/>
+        </w:rPr>
+        <w:t>罪孽</w:t>
+      </w:r>
+      <w:r>
+        <w:rPr>
+          <w:rFonts w:cstheme="minorHAnsi"/>
+          <w:sz w:val="20"/>
+          <w:szCs w:val="20"/>
+        </w:rPr>
+        <w:t>)</w:t>
+      </w:r>
+      <w:r>
+        <w:rPr>
+          <w:rFonts w:cstheme="minorHAnsi"/>
+          <w:sz w:val="20"/>
+          <w:szCs w:val="20"/>
+        </w:rPr>
+        <w:t>; the punishment that brought us peace was on him and by his wounds, we ae healed.</w:t>
       </w:r>
     </w:p>
     <w:p>
       <w:pPr>
         <w:rPr>
-          <w:sz w:val="20"/>
-          <w:szCs w:val="20"/>
-        </w:rPr>
-      </w:pPr>
-      <w:hyperlink r:id="rId29" w:history="1">
+          <w:rFonts w:cstheme="minorHAnsi"/>
+          <w:sz w:val="20"/>
+          <w:szCs w:val="20"/>
+        </w:rPr>
+      </w:pPr>
+    </w:p>
+    <w:p>
+      <w:pPr>
+        <w:rPr>
+          <w:rFonts w:cstheme="minorHAnsi"/>
+          <w:sz w:val="20"/>
+          <w:szCs w:val="20"/>
+        </w:rPr>
+      </w:pPr>
+    </w:p>
+    <w:p>
+      <w:pPr>
+        <w:rPr>
+          <w:rFonts w:cstheme="minorHAnsi"/>
+          <w:sz w:val="20"/>
+          <w:szCs w:val="20"/>
+        </w:rPr>
+      </w:pPr>
+    </w:p>
+    <w:p>
+      <w:pPr>
+        <w:rPr>
+          <w:rFonts w:cstheme="minorHAnsi"/>
+          <w:sz w:val="20"/>
+          <w:szCs w:val="20"/>
+        </w:rPr>
+      </w:pPr>
+    </w:p>
+    <w:p>
+      <w:pPr>
+        <w:rPr>
+          <w:rFonts w:cstheme="minorHAnsi"/>
+          <w:sz w:val="20"/>
+          <w:szCs w:val="20"/>
+        </w:rPr>
+      </w:pPr>
+      <w:r>
+        <w:rPr>
+          <w:rFonts w:cstheme="minorHAnsi"/>
+          <w:sz w:val="20"/>
+          <w:szCs w:val="20"/>
+        </w:rPr>
+        <w:t>************</w:t>
+      </w:r>
+    </w:p>
+    <w:p>
+      <w:pPr>
+        <w:rPr>
+          <w:rFonts w:cstheme="minorHAnsi"/>
+          <w:sz w:val="20"/>
+          <w:szCs w:val="20"/>
+        </w:rPr>
+      </w:pPr>
+      <w:r>
+        <w:rPr>
+          <w:rFonts w:cstheme="minorHAnsi"/>
+          <w:sz w:val="20"/>
+          <w:szCs w:val="20"/>
+        </w:rPr>
+        <w:t>************</w:t>
+      </w:r>
+    </w:p>
+    <w:p>
+      <w:pPr>
+        <w:rPr>
+          <w:rFonts w:cstheme="minorHAnsi"/>
+          <w:sz w:val="20"/>
+          <w:szCs w:val="20"/>
+        </w:rPr>
+      </w:pPr>
+      <w:r>
+        <w:rPr>
+          <w:rFonts w:cstheme="minorHAnsi"/>
+          <w:sz w:val="20"/>
+          <w:szCs w:val="20"/>
+        </w:rPr>
+        <w:t>08/15/2026, Menlo Church Worship (Summary of last week, 08/09/2026)</w:t>
+      </w:r>
+    </w:p>
+    <w:p>
+      <w:pPr>
+        <w:rPr>
+          <w:sz w:val="20"/>
+          <w:szCs w:val="20"/>
+        </w:rPr>
+      </w:pPr>
+      <w:hyperlink r:id="rId30" w:history="1">
         <w:r>
           <w:rPr>
             <w:rStyle w:val="Hyperlink"/>
@@ -4495,7 +4843,7 @@
           <w:szCs w:val="20"/>
         </w:rPr>
       </w:pPr>
-      <w:hyperlink r:id="rId30" w:history="1">
+      <w:hyperlink r:id="rId31" w:history="1">
         <w:r>
           <w:rPr>
             <w:rStyle w:val="Hyperlink"/>
@@ -4523,9 +4871,27 @@
           <w:sz w:val="20"/>
           <w:szCs w:val="20"/>
         </w:rPr>
-        <w:t>The Religion of "Good People" (The Nones / Agnostics)</w:t>
-      </w:r>
-      <w:r>
+        <w:t>It Is Finished (The Gospel)</w:t>
+      </w:r>
+      <w:r>
+        <w:rPr>
+          <w:rFonts w:cstheme="minorHAnsi"/>
+          <w:sz w:val="20"/>
+          <w:szCs w:val="20"/>
+        </w:rPr>
+        <w:t xml:space="preserve"> | Le’s Be Honest</w:t>
+      </w:r>
+      <w:r>
+        <w:rPr>
+          <w:rFonts w:cstheme="minorHAnsi"/>
+          <w:sz w:val="20"/>
+          <w:szCs w:val="20"/>
+        </w:rPr>
+        <w:t xml:space="preserve"> | Menlo Church Phil EuBank, Lead Pastor </w:t>
+      </w:r>
+    </w:p>
+    <w:p>
+      <w:pPr>
         <w:rPr>
           <w:rFonts w:cstheme="minorHAnsi"/>
           <w:b/>
@@ -4533,21 +4899,89 @@
           <w:sz w:val="20"/>
           <w:szCs w:val="20"/>
         </w:rPr>
-        <w:t xml:space="preserve"> </w:t>
-      </w:r>
-      <w:r>
-        <w:rPr>
-          <w:rFonts w:cstheme="minorHAnsi"/>
-          <w:sz w:val="20"/>
-          <w:szCs w:val="20"/>
-        </w:rPr>
-        <w:t xml:space="preserve">| Let's Be Honest| Menlo Church Phil EuBank, Lead Pastor </w:t>
-      </w:r>
+      </w:pPr>
     </w:p>
     <w:p>
       <w:pPr>
         <w:rPr>
           <w:rFonts w:cstheme="minorHAnsi"/>
+          <w:sz w:val="20"/>
+          <w:szCs w:val="20"/>
+        </w:rPr>
+      </w:pPr>
+      <w:r>
+        <w:rPr>
+          <w:rFonts w:cstheme="minorHAnsi"/>
+          <w:sz w:val="20"/>
+          <w:szCs w:val="20"/>
+        </w:rPr>
+        <w:t>01:30/36:30</w:t>
+      </w:r>
+    </w:p>
+    <w:p>
+      <w:pPr>
+        <w:rPr>
+          <w:rFonts w:cstheme="minorHAnsi"/>
+          <w:sz w:val="20"/>
+          <w:szCs w:val="20"/>
+        </w:rPr>
+      </w:pPr>
+      <w:r>
+        <w:rPr>
+          <w:rFonts w:cstheme="minorHAnsi"/>
+          <w:sz w:val="20"/>
+          <w:szCs w:val="20"/>
+        </w:rPr>
+        <w:t>In this “Let's Be Honest” series, we have</w:t>
+      </w:r>
+    </w:p>
+    <w:p>
+      <w:pPr>
+        <w:rPr>
+          <w:rFonts w:cstheme="minorHAnsi"/>
+          <w:sz w:val="20"/>
+          <w:szCs w:val="20"/>
+        </w:rPr>
+      </w:pPr>
+      <w:r>
+        <w:rPr>
+          <w:rFonts w:cstheme="minorHAnsi"/>
+          <w:sz w:val="20"/>
+          <w:szCs w:val="20"/>
+        </w:rPr>
+        <w:t xml:space="preserve">1) June 28: Judaism, 2) July 5: Islam, 3) July 12: Buddhism, 4) July 19: Mormonism, 5) July 26: Catholicism, 6) August 2: The Nones/Agnostics, 7) August 9: The Gospel </w:t>
+      </w:r>
+    </w:p>
+    <w:p>
+      <w:pPr>
+        <w:rPr>
+          <w:rFonts w:cstheme="minorHAnsi"/>
+          <w:sz w:val="20"/>
+          <w:szCs w:val="20"/>
+        </w:rPr>
+      </w:pPr>
+    </w:p>
+    <w:p>
+      <w:pPr>
+        <w:rPr>
+          <w:rFonts w:cstheme="minorHAnsi"/>
+          <w:sz w:val="20"/>
+          <w:szCs w:val="20"/>
+        </w:rPr>
+      </w:pPr>
+      <w:r>
+        <w:rPr>
+          <w:rFonts w:cstheme="minorHAnsi"/>
+          <w:sz w:val="20"/>
+          <w:szCs w:val="20"/>
+        </w:rPr>
+        <w:t xml:space="preserve">Today, we talk about It Is Finished (The Gospel). </w:t>
+      </w:r>
+    </w:p>
+    <w:p>
+      <w:pPr>
+        <w:rPr>
+          <w:rFonts w:cstheme="minorHAnsi"/>
           <w:b/>
           <w:bCs/>
           <w:sz w:val="20"/>
@@ -4555,96 +4989,8 @@
         </w:rPr>
       </w:pPr>
     </w:p>
-    <w:p>
-      <w:pPr>
-        <w:rPr>
-          <w:rFonts w:cstheme="minorHAnsi"/>
-          <w:sz w:val="20"/>
-          <w:szCs w:val="20"/>
-        </w:rPr>
-      </w:pPr>
-      <w:r>
-        <w:rPr>
-          <w:rFonts w:cstheme="minorHAnsi"/>
-          <w:sz w:val="20"/>
-          <w:szCs w:val="20"/>
-        </w:rPr>
-        <w:t>01:30/36:30</w:t>
-      </w:r>
-    </w:p>
-    <w:p>
-      <w:pPr>
-        <w:rPr>
-          <w:rFonts w:cstheme="minorHAnsi"/>
-          <w:sz w:val="20"/>
-          <w:szCs w:val="20"/>
-        </w:rPr>
-      </w:pPr>
-      <w:r>
-        <w:rPr>
-          <w:rFonts w:cstheme="minorHAnsi"/>
-          <w:sz w:val="20"/>
-          <w:szCs w:val="20"/>
-        </w:rPr>
-        <w:t>In this “Let's Be Honest” series, we have</w:t>
-      </w:r>
-    </w:p>
-    <w:p>
-      <w:pPr>
-        <w:rPr>
-          <w:rFonts w:cstheme="minorHAnsi"/>
-          <w:sz w:val="20"/>
-          <w:szCs w:val="20"/>
-        </w:rPr>
-      </w:pPr>
-      <w:r>
-        <w:rPr>
-          <w:rFonts w:cstheme="minorHAnsi"/>
-          <w:sz w:val="20"/>
-          <w:szCs w:val="20"/>
-        </w:rPr>
-        <w:t xml:space="preserve">1) June 28: Judaism, 2) July 5: Islam, 3) July 12: Buddhism, 4) July 19: Mormonism, 5) July 26: Catholicism, 6) August 2: The Nones/Agnostics, 7) August 9: The Gospel </w:t>
-      </w:r>
-    </w:p>
-    <w:p>
-      <w:pPr>
-        <w:rPr>
-          <w:rFonts w:cstheme="minorHAnsi"/>
-          <w:sz w:val="20"/>
-          <w:szCs w:val="20"/>
-        </w:rPr>
-      </w:pPr>
-    </w:p>
-    <w:p>
-      <w:pPr>
-        <w:rPr>
-          <w:rFonts w:cstheme="minorHAnsi"/>
-          <w:sz w:val="20"/>
-          <w:szCs w:val="20"/>
-        </w:rPr>
-      </w:pPr>
-      <w:r>
-        <w:rPr>
-          <w:rFonts w:cstheme="minorHAnsi"/>
-          <w:sz w:val="20"/>
-          <w:szCs w:val="20"/>
-        </w:rPr>
-        <w:t xml:space="preserve">Today, we talk about It Is Finished (The Gospel). </w:t>
-      </w:r>
-    </w:p>
-    <w:p>
-      <w:pPr>
-        <w:rPr>
-          <w:rFonts w:cstheme="minorHAnsi"/>
-          <w:b/>
-          <w:bCs/>
-          <w:sz w:val="20"/>
-          <w:szCs w:val="20"/>
-        </w:rPr>
-      </w:pPr>
-    </w:p>
     <w:sectPr>
-      <w:footerReference w:type="default" r:id="rId31"/>
+      <w:footerReference w:type="default" r:id="rId32"/>
       <w:pgSz w:w="12240" w:h="15840"/>
       <w:pgMar w:top="1440" w:right="1440" w:bottom="1530" w:left="1440" w:header="0" w:footer="720" w:gutter="0"/>
       <w:cols w:space="720"/>
@@ -20530,7 +20876,6 @@
   <w:style w:type="character" w:default="1" w:styleId="DefaultParagraphFont">
     <w:name w:val="Default Paragraph Font"/>
     <w:uiPriority w:val="1"/>
-    <w:semiHidden/>
     <w:unhideWhenUsed/>
   </w:style>
   <w:style w:type="table" w:default="1" w:styleId="TableNormal">

--- a/Church/2026/2026_0815_MenloChurch.docx
+++ b/Church/2026/2026_0815_MenloChurch.docx
@@ -2836,25 +2836,7 @@
           <w:sz w:val="20"/>
           <w:szCs w:val="20"/>
         </w:rPr>
-        <w:t xml:space="preserve">Paul </w:t>
-      </w:r>
-      <w:proofErr w:type="gramStart"/>
-      <w:r>
-        <w:rPr>
-          <w:rFonts w:cstheme="minorHAnsi"/>
-          <w:sz w:val="20"/>
-          <w:szCs w:val="20"/>
-        </w:rPr>
-        <w:t>write</w:t>
-      </w:r>
-      <w:proofErr w:type="gramEnd"/>
-      <w:r>
-        <w:rPr>
-          <w:rFonts w:cstheme="minorHAnsi"/>
-          <w:sz w:val="20"/>
-          <w:szCs w:val="20"/>
-        </w:rPr>
-        <w:t xml:space="preserve"> the idea in Bible in 2000 years ago.</w:t>
+        <w:t>Paul write the idea in Bible in 2000 years ago.</w:t>
       </w:r>
     </w:p>
     <w:p>
@@ -4738,6 +4720,81 @@
           <w:szCs w:val="20"/>
         </w:rPr>
       </w:pPr>
+    </w:p>
+    <w:p>
+      <w:pPr>
+        <w:rPr>
+          <w:rFonts w:cstheme="minorHAnsi"/>
+          <w:sz w:val="20"/>
+          <w:szCs w:val="20"/>
+        </w:rPr>
+      </w:pPr>
+      <w:r>
+        <w:rPr>
+          <w:rFonts w:cstheme="minorHAnsi"/>
+          <w:sz w:val="20"/>
+          <w:szCs w:val="20"/>
+        </w:rPr>
+        <w:t>14</w:t>
+      </w:r>
+      <w:r>
+        <w:rPr>
+          <w:rFonts w:cstheme="minorHAnsi"/>
+          <w:sz w:val="20"/>
+          <w:szCs w:val="20"/>
+        </w:rPr>
+        <w:t>:</w:t>
+      </w:r>
+      <w:r>
+        <w:rPr>
+          <w:rFonts w:cstheme="minorHAnsi"/>
+          <w:sz w:val="20"/>
+          <w:szCs w:val="20"/>
+        </w:rPr>
+        <w:t>58</w:t>
+      </w:r>
+      <w:r>
+        <w:rPr>
+          <w:rFonts w:cstheme="minorHAnsi"/>
+          <w:sz w:val="20"/>
+          <w:szCs w:val="20"/>
+        </w:rPr>
+        <w:t>/36:30</w:t>
+      </w:r>
+    </w:p>
+    <w:p>
+      <w:pPr>
+        <w:rPr>
+          <w:rFonts w:cstheme="minorHAnsi"/>
+          <w:sz w:val="20"/>
+          <w:szCs w:val="20"/>
+        </w:rPr>
+      </w:pPr>
+      <w:r>
+        <w:rPr>
+          <w:rFonts w:cstheme="minorHAnsi"/>
+          <w:sz w:val="20"/>
+          <w:szCs w:val="20"/>
+        </w:rPr>
+        <w:lastRenderedPageBreak/>
+        <w:t xml:space="preserve">This is not New Testament, Seven centuries before the very first Christmas. </w:t>
+      </w:r>
+      <w:r>
+        <w:rPr>
+          <w:rFonts w:cstheme="minorHAnsi"/>
+          <w:sz w:val="20"/>
+          <w:szCs w:val="20"/>
+        </w:rPr>
+        <w:t>In the same passages, the people are assumed maybe about an angry god at different point</w:t>
+      </w:r>
+      <w:r>
+        <w:rPr>
+          <w:rFonts w:cstheme="minorHAnsi"/>
+          <w:sz w:val="20"/>
+          <w:szCs w:val="20"/>
+        </w:rPr>
+        <w:t>s, the gift is already on the way,</w:t>
+      </w:r>
     </w:p>
     <w:p>
       <w:pPr>

--- a/Church/2026/2026_0815_MenloChurch.docx
+++ b/Church/2026/2026_0815_MenloChurch.docx
@@ -4813,6 +4813,46 @@
           <w:szCs w:val="20"/>
         </w:rPr>
       </w:pPr>
+      <w:r>
+        <w:rPr>
+          <w:rFonts w:cstheme="minorHAnsi"/>
+          <w:sz w:val="20"/>
+          <w:szCs w:val="20"/>
+        </w:rPr>
+        <w:t>1</w:t>
+      </w:r>
+      <w:r>
+        <w:rPr>
+          <w:rFonts w:cstheme="minorHAnsi"/>
+          <w:sz w:val="20"/>
+          <w:szCs w:val="20"/>
+        </w:rPr>
+        <w:t>5</w:t>
+      </w:r>
+      <w:r>
+        <w:rPr>
+          <w:rFonts w:cstheme="minorHAnsi"/>
+          <w:sz w:val="20"/>
+          <w:szCs w:val="20"/>
+        </w:rPr>
+        <w:t>:</w:t>
+      </w:r>
+      <w:r>
+        <w:rPr>
+          <w:rFonts w:cstheme="minorHAnsi"/>
+          <w:sz w:val="20"/>
+          <w:szCs w:val="20"/>
+        </w:rPr>
+        <w:t>03</w:t>
+      </w:r>
+      <w:r>
+        <w:rPr>
+          <w:rFonts w:cstheme="minorHAnsi"/>
+          <w:sz w:val="20"/>
+          <w:szCs w:val="20"/>
+        </w:rPr>
+        <w:t>/36:30</w:t>
+      </w:r>
     </w:p>
     <w:p>
       <w:pPr>
@@ -4822,6 +4862,48 @@
           <w:szCs w:val="20"/>
         </w:rPr>
       </w:pPr>
+      <w:r>
+        <w:rPr>
+          <w:rFonts w:cstheme="minorHAnsi"/>
+          <w:sz w:val="20"/>
+          <w:szCs w:val="20"/>
+        </w:rPr>
+        <w:drawing>
+          <wp:inline distT="0" distB="0" distL="0" distR="0" wp14:anchorId="51783CF9" wp14:editId="0CC7ED88">
+            <wp:extent cx="3219899" cy="2972215"/>
+            <wp:effectExtent l="0" t="0" r="0" b="0"/>
+            <wp:docPr id="345505870" name="Picture 1"/>
+            <wp:cNvGraphicFramePr>
+              <a:graphicFrameLocks xmlns:a="http://schemas.openxmlformats.org/drawingml/2006/main" noChangeAspect="1"/>
+            </wp:cNvGraphicFramePr>
+            <a:graphic xmlns:a="http://schemas.openxmlformats.org/drawingml/2006/main">
+              <a:graphicData uri="http://schemas.openxmlformats.org/drawingml/2006/picture">
+                <pic:pic xmlns:pic="http://schemas.openxmlformats.org/drawingml/2006/picture">
+                  <pic:nvPicPr>
+                    <pic:cNvPr id="345505870" name=""/>
+                    <pic:cNvPicPr/>
+                  </pic:nvPicPr>
+                  <pic:blipFill>
+                    <a:blip r:embed="rId30"/>
+                    <a:stretch>
+                      <a:fillRect/>
+                    </a:stretch>
+                  </pic:blipFill>
+                  <pic:spPr>
+                    <a:xfrm>
+                      <a:off x="0" y="0"/>
+                      <a:ext cx="3219899" cy="2972215"/>
+                    </a:xfrm>
+                    <a:prstGeom prst="rect">
+                      <a:avLst/>
+                    </a:prstGeom>
+                  </pic:spPr>
+                </pic:pic>
+              </a:graphicData>
+            </a:graphic>
+          </wp:inline>
+        </w:drawing>
+      </w:r>
     </w:p>
     <w:p>
       <w:pPr>
@@ -4837,7 +4919,7 @@
           <w:sz w:val="20"/>
           <w:szCs w:val="20"/>
         </w:rPr>
-        <w:t>************</w:t>
+        <w:t>God has a plan.</w:t>
       </w:r>
     </w:p>
     <w:p>
@@ -4854,7 +4936,175 @@
           <w:sz w:val="20"/>
           <w:szCs w:val="20"/>
         </w:rPr>
-        <w:t>************</w:t>
+        <w:t>God is not just for creation, not just fall, but for redemption.</w:t>
+      </w:r>
+      <w:r>
+        <w:rPr>
+          <w:rFonts w:cstheme="minorHAnsi"/>
+          <w:sz w:val="20"/>
+          <w:szCs w:val="20"/>
+        </w:rPr>
+        <w:t xml:space="preserve"> He was pierced</w:t>
+      </w:r>
+      <w:r>
+        <w:rPr>
+          <w:rFonts w:cstheme="minorHAnsi"/>
+          <w:sz w:val="20"/>
+          <w:szCs w:val="20"/>
+        </w:rPr>
+        <w:t xml:space="preserve"> and crushed</w:t>
+      </w:r>
+      <w:r>
+        <w:rPr>
+          <w:rFonts w:cstheme="minorHAnsi"/>
+          <w:sz w:val="20"/>
+          <w:szCs w:val="20"/>
+        </w:rPr>
+        <w:t xml:space="preserve"> for </w:t>
+      </w:r>
+      <w:r>
+        <w:rPr>
+          <w:rFonts w:cstheme="minorHAnsi"/>
+          <w:sz w:val="20"/>
+          <w:szCs w:val="20"/>
+        </w:rPr>
+        <w:t>us.</w:t>
+      </w:r>
+      <w:r>
+        <w:rPr>
+          <w:rFonts w:cstheme="minorHAnsi"/>
+          <w:sz w:val="20"/>
+          <w:szCs w:val="20"/>
+        </w:rPr>
+        <w:t xml:space="preserve"> The bill is</w:t>
+      </w:r>
+      <w:r>
+        <w:rPr>
+          <w:rFonts w:cstheme="minorHAnsi"/>
+          <w:sz w:val="20"/>
+          <w:szCs w:val="20"/>
+        </w:rPr>
+        <w:t xml:space="preserve"> </w:t>
+      </w:r>
+      <w:r>
+        <w:rPr>
+          <w:rFonts w:cstheme="minorHAnsi"/>
+          <w:sz w:val="20"/>
+          <w:szCs w:val="20"/>
+        </w:rPr>
+        <w:t>p</w:t>
+      </w:r>
+      <w:r>
+        <w:rPr>
+          <w:rFonts w:cstheme="minorHAnsi"/>
+          <w:sz w:val="20"/>
+          <w:szCs w:val="20"/>
+        </w:rPr>
+        <w:t>a</w:t>
+      </w:r>
+      <w:r>
+        <w:rPr>
+          <w:rFonts w:cstheme="minorHAnsi"/>
+          <w:sz w:val="20"/>
+          <w:szCs w:val="20"/>
+        </w:rPr>
+        <w:t>id</w:t>
+      </w:r>
+      <w:r>
+        <w:rPr>
+          <w:rFonts w:cstheme="minorHAnsi"/>
+          <w:sz w:val="20"/>
+          <w:szCs w:val="20"/>
+        </w:rPr>
+        <w:t xml:space="preserve"> by God and gift</w:t>
+      </w:r>
+      <w:r>
+        <w:rPr>
+          <w:rFonts w:cstheme="minorHAnsi"/>
+          <w:sz w:val="20"/>
+          <w:szCs w:val="20"/>
+        </w:rPr>
+        <w:t xml:space="preserve"> is made</w:t>
+      </w:r>
+      <w:r>
+        <w:rPr>
+          <w:rFonts w:cstheme="minorHAnsi"/>
+          <w:sz w:val="20"/>
+          <w:szCs w:val="20"/>
+        </w:rPr>
+        <w:t xml:space="preserve"> for everyone.</w:t>
+      </w:r>
+      <w:r>
+        <w:rPr>
+          <w:rFonts w:cstheme="minorHAnsi"/>
+          <w:sz w:val="20"/>
+          <w:szCs w:val="20"/>
+        </w:rPr>
+        <w:t xml:space="preserve"> Jesus is died</w:t>
+      </w:r>
+      <w:r>
+        <w:rPr>
+          <w:rFonts w:cstheme="minorHAnsi"/>
+          <w:sz w:val="20"/>
+          <w:szCs w:val="20"/>
+        </w:rPr>
+        <w:t>,</w:t>
+      </w:r>
+      <w:r>
+        <w:rPr>
+          <w:rFonts w:cstheme="minorHAnsi"/>
+          <w:sz w:val="20"/>
+          <w:szCs w:val="20"/>
+        </w:rPr>
+        <w:t xml:space="preserve"> rise</w:t>
+      </w:r>
+      <w:r>
+        <w:rPr>
+          <w:rFonts w:cstheme="minorHAnsi"/>
+          <w:sz w:val="20"/>
+          <w:szCs w:val="20"/>
+        </w:rPr>
+        <w:t>, and come back</w:t>
+      </w:r>
+      <w:r>
+        <w:rPr>
+          <w:rFonts w:cstheme="minorHAnsi"/>
+          <w:sz w:val="20"/>
+          <w:szCs w:val="20"/>
+        </w:rPr>
+        <w:t xml:space="preserve"> for us</w:t>
+      </w:r>
+      <w:r>
+        <w:rPr>
+          <w:rFonts w:cstheme="minorHAnsi"/>
+          <w:sz w:val="20"/>
+          <w:szCs w:val="20"/>
+        </w:rPr>
+        <w:t>.</w:t>
+      </w:r>
+      <w:r>
+        <w:rPr>
+          <w:rFonts w:cstheme="minorHAnsi"/>
+          <w:sz w:val="20"/>
+          <w:szCs w:val="20"/>
+        </w:rPr>
+        <w:t xml:space="preserve"> Jesus is not an abstract, not a idea, but he is a savior, dies, and comes back</w:t>
+      </w:r>
+      <w:r>
+        <w:rPr>
+          <w:rFonts w:cstheme="minorHAnsi"/>
+          <w:sz w:val="20"/>
+          <w:szCs w:val="20"/>
+        </w:rPr>
+        <w:t xml:space="preserve"> from the dead</w:t>
+      </w:r>
+      <w:r>
+        <w:rPr>
+          <w:rFonts w:cstheme="minorHAnsi"/>
+          <w:sz w:val="20"/>
+          <w:szCs w:val="20"/>
+        </w:rPr>
+        <w:t>.</w:t>
       </w:r>
     </w:p>
     <w:p>
@@ -4865,23 +5115,311 @@
           <w:szCs w:val="20"/>
         </w:rPr>
       </w:pPr>
-      <w:r>
-        <w:rPr>
-          <w:rFonts w:cstheme="minorHAnsi"/>
-          <w:sz w:val="20"/>
-          <w:szCs w:val="20"/>
-        </w:rPr>
-        <w:t>08/15/2026, Menlo Church Worship (Summary of last week, 08/09/2026)</w:t>
-      </w:r>
     </w:p>
     <w:p>
       <w:pPr>
         <w:rPr>
-          <w:sz w:val="20"/>
-          <w:szCs w:val="20"/>
-        </w:rPr>
-      </w:pPr>
-      <w:hyperlink r:id="rId30" w:history="1">
+          <w:rFonts w:cstheme="minorHAnsi"/>
+          <w:sz w:val="20"/>
+          <w:szCs w:val="20"/>
+        </w:rPr>
+      </w:pPr>
+      <w:r>
+        <w:rPr>
+          <w:rFonts w:cstheme="minorHAnsi"/>
+          <w:sz w:val="20"/>
+          <w:szCs w:val="20"/>
+        </w:rPr>
+        <w:t>15</w:t>
+      </w:r>
+      <w:r>
+        <w:rPr>
+          <w:rFonts w:cstheme="minorHAnsi"/>
+          <w:sz w:val="20"/>
+          <w:szCs w:val="20"/>
+        </w:rPr>
+        <w:t>:</w:t>
+      </w:r>
+      <w:r>
+        <w:rPr>
+          <w:rFonts w:cstheme="minorHAnsi"/>
+          <w:sz w:val="20"/>
+          <w:szCs w:val="20"/>
+        </w:rPr>
+        <w:t>52</w:t>
+      </w:r>
+      <w:r>
+        <w:rPr>
+          <w:rFonts w:cstheme="minorHAnsi"/>
+          <w:sz w:val="20"/>
+          <w:szCs w:val="20"/>
+        </w:rPr>
+        <w:t>/36:30</w:t>
+      </w:r>
+    </w:p>
+    <w:p>
+      <w:pPr>
+        <w:rPr>
+          <w:rFonts w:cstheme="minorHAnsi"/>
+          <w:sz w:val="20"/>
+          <w:szCs w:val="20"/>
+        </w:rPr>
+      </w:pPr>
+      <w:r>
+        <w:rPr>
+          <w:rFonts w:cstheme="minorHAnsi"/>
+          <w:sz w:val="20"/>
+          <w:szCs w:val="20"/>
+        </w:rPr>
+        <w:drawing>
+          <wp:inline distT="0" distB="0" distL="0" distR="0" wp14:anchorId="25337A60" wp14:editId="42EA7F81">
+            <wp:extent cx="3391373" cy="2915057"/>
+            <wp:effectExtent l="0" t="0" r="0" b="0"/>
+            <wp:docPr id="230807487" name="Picture 1"/>
+            <wp:cNvGraphicFramePr>
+              <a:graphicFrameLocks xmlns:a="http://schemas.openxmlformats.org/drawingml/2006/main" noChangeAspect="1"/>
+            </wp:cNvGraphicFramePr>
+            <a:graphic xmlns:a="http://schemas.openxmlformats.org/drawingml/2006/main">
+              <a:graphicData uri="http://schemas.openxmlformats.org/drawingml/2006/picture">
+                <pic:pic xmlns:pic="http://schemas.openxmlformats.org/drawingml/2006/picture">
+                  <pic:nvPicPr>
+                    <pic:cNvPr id="230807487" name=""/>
+                    <pic:cNvPicPr/>
+                  </pic:nvPicPr>
+                  <pic:blipFill>
+                    <a:blip r:embed="rId31"/>
+                    <a:stretch>
+                      <a:fillRect/>
+                    </a:stretch>
+                  </pic:blipFill>
+                  <pic:spPr>
+                    <a:xfrm>
+                      <a:off x="0" y="0"/>
+                      <a:ext cx="3391373" cy="2915057"/>
+                    </a:xfrm>
+                    <a:prstGeom prst="rect">
+                      <a:avLst/>
+                    </a:prstGeom>
+                  </pic:spPr>
+                </pic:pic>
+              </a:graphicData>
+            </a:graphic>
+          </wp:inline>
+        </w:drawing>
+      </w:r>
+    </w:p>
+    <w:p>
+      <w:pPr>
+        <w:rPr>
+          <w:rFonts w:cstheme="minorHAnsi"/>
+          <w:sz w:val="20"/>
+          <w:szCs w:val="20"/>
+        </w:rPr>
+      </w:pPr>
+      <w:r>
+        <w:rPr>
+          <w:rFonts w:cstheme="minorHAnsi"/>
+          <w:sz w:val="20"/>
+          <w:szCs w:val="20"/>
+        </w:rPr>
+        <w:t>One day, everything the fall broke, everything the rebellion of humanity made distant from God and us, everything lost would ultimately be brought back together. Even better in restoration.</w:t>
+      </w:r>
+    </w:p>
+    <w:p>
+      <w:pPr>
+        <w:rPr>
+          <w:rFonts w:cstheme="minorHAnsi"/>
+          <w:sz w:val="20"/>
+          <w:szCs w:val="20"/>
+        </w:rPr>
+      </w:pPr>
+      <w:r>
+        <w:rPr>
+          <w:rFonts w:cstheme="minorHAnsi"/>
+          <w:sz w:val="20"/>
+          <w:szCs w:val="20"/>
+        </w:rPr>
+        <w:t>Within this framework, there is a gift that has to be received.</w:t>
+      </w:r>
+      <w:r>
+        <w:rPr>
+          <w:rFonts w:cstheme="minorHAnsi"/>
+          <w:sz w:val="20"/>
+          <w:szCs w:val="20"/>
+        </w:rPr>
+        <w:t xml:space="preserve"> This gift is for everyone and everywhere. If you don’t want, you don’t need to open it.</w:t>
+      </w:r>
+      <w:r>
+        <w:rPr>
+          <w:rFonts w:cstheme="minorHAnsi"/>
+          <w:sz w:val="20"/>
+          <w:szCs w:val="20"/>
+        </w:rPr>
+        <w:t xml:space="preserve"> The gift is not automatically in everyone.</w:t>
+      </w:r>
+    </w:p>
+    <w:p>
+      <w:pPr>
+        <w:rPr>
+          <w:rFonts w:cstheme="minorHAnsi"/>
+          <w:sz w:val="20"/>
+          <w:szCs w:val="20"/>
+        </w:rPr>
+      </w:pPr>
+    </w:p>
+    <w:p>
+      <w:pPr>
+        <w:rPr>
+          <w:rFonts w:cstheme="minorHAnsi"/>
+          <w:sz w:val="20"/>
+          <w:szCs w:val="20"/>
+        </w:rPr>
+      </w:pPr>
+      <w:r>
+        <w:rPr>
+          <w:rFonts w:cstheme="minorHAnsi"/>
+          <w:sz w:val="20"/>
+          <w:szCs w:val="20"/>
+        </w:rPr>
+        <w:t>1</w:t>
+      </w:r>
+      <w:r>
+        <w:rPr>
+          <w:rFonts w:cstheme="minorHAnsi"/>
+          <w:sz w:val="20"/>
+          <w:szCs w:val="20"/>
+        </w:rPr>
+        <w:t>6</w:t>
+      </w:r>
+      <w:r>
+        <w:rPr>
+          <w:rFonts w:cstheme="minorHAnsi"/>
+          <w:sz w:val="20"/>
+          <w:szCs w:val="20"/>
+        </w:rPr>
+        <w:t>:</w:t>
+      </w:r>
+      <w:r>
+        <w:rPr>
+          <w:rFonts w:cstheme="minorHAnsi"/>
+          <w:sz w:val="20"/>
+          <w:szCs w:val="20"/>
+        </w:rPr>
+        <w:t>27</w:t>
+      </w:r>
+      <w:r>
+        <w:rPr>
+          <w:rFonts w:cstheme="minorHAnsi"/>
+          <w:sz w:val="20"/>
+          <w:szCs w:val="20"/>
+        </w:rPr>
+        <w:t>/36:30</w:t>
+      </w:r>
+    </w:p>
+    <w:p>
+      <w:pPr>
+        <w:rPr>
+          <w:rFonts w:cstheme="minorHAnsi"/>
+          <w:sz w:val="20"/>
+          <w:szCs w:val="20"/>
+        </w:rPr>
+      </w:pPr>
+    </w:p>
+    <w:p>
+      <w:pPr>
+        <w:rPr>
+          <w:rFonts w:cstheme="minorHAnsi"/>
+          <w:sz w:val="20"/>
+          <w:szCs w:val="20"/>
+        </w:rPr>
+      </w:pPr>
+    </w:p>
+    <w:p>
+      <w:pPr>
+        <w:rPr>
+          <w:rFonts w:cstheme="minorHAnsi"/>
+          <w:sz w:val="20"/>
+          <w:szCs w:val="20"/>
+        </w:rPr>
+      </w:pPr>
+    </w:p>
+    <w:p>
+      <w:pPr>
+        <w:rPr>
+          <w:rFonts w:cstheme="minorHAnsi"/>
+          <w:sz w:val="20"/>
+          <w:szCs w:val="20"/>
+        </w:rPr>
+      </w:pPr>
+    </w:p>
+    <w:p>
+      <w:pPr>
+        <w:rPr>
+          <w:rFonts w:cstheme="minorHAnsi"/>
+          <w:sz w:val="20"/>
+          <w:szCs w:val="20"/>
+        </w:rPr>
+      </w:pPr>
+    </w:p>
+    <w:p>
+      <w:pPr>
+        <w:rPr>
+          <w:rFonts w:cstheme="minorHAnsi"/>
+          <w:sz w:val="20"/>
+          <w:szCs w:val="20"/>
+        </w:rPr>
+      </w:pPr>
+      <w:r>
+        <w:rPr>
+          <w:rFonts w:cstheme="minorHAnsi"/>
+          <w:sz w:val="20"/>
+          <w:szCs w:val="20"/>
+        </w:rPr>
+        <w:t>************</w:t>
+      </w:r>
+    </w:p>
+    <w:p>
+      <w:pPr>
+        <w:rPr>
+          <w:rFonts w:cstheme="minorHAnsi"/>
+          <w:sz w:val="20"/>
+          <w:szCs w:val="20"/>
+        </w:rPr>
+      </w:pPr>
+      <w:r>
+        <w:rPr>
+          <w:rFonts w:cstheme="minorHAnsi"/>
+          <w:sz w:val="20"/>
+          <w:szCs w:val="20"/>
+        </w:rPr>
+        <w:t>************</w:t>
+      </w:r>
+    </w:p>
+    <w:p>
+      <w:pPr>
+        <w:rPr>
+          <w:rFonts w:cstheme="minorHAnsi"/>
+          <w:sz w:val="20"/>
+          <w:szCs w:val="20"/>
+        </w:rPr>
+      </w:pPr>
+      <w:r>
+        <w:rPr>
+          <w:rFonts w:cstheme="minorHAnsi"/>
+          <w:sz w:val="20"/>
+          <w:szCs w:val="20"/>
+        </w:rPr>
+        <w:t>08/15/2026, Menlo Church Worship (Summary of last week, 08/09/2026)</w:t>
+      </w:r>
+    </w:p>
+    <w:p>
+      <w:pPr>
+        <w:rPr>
+          <w:sz w:val="20"/>
+          <w:szCs w:val="20"/>
+        </w:rPr>
+      </w:pPr>
+      <w:hyperlink r:id="rId32" w:history="1">
         <w:r>
           <w:rPr>
             <w:rStyle w:val="Hyperlink"/>
@@ -4900,7 +5438,7 @@
           <w:szCs w:val="20"/>
         </w:rPr>
       </w:pPr>
-      <w:hyperlink r:id="rId31" w:history="1">
+      <w:hyperlink r:id="rId33" w:history="1">
         <w:r>
           <w:rPr>
             <w:rStyle w:val="Hyperlink"/>
@@ -5047,7 +5585,7 @@
       </w:pPr>
     </w:p>
     <w:sectPr>
-      <w:footerReference w:type="default" r:id="rId32"/>
+      <w:footerReference w:type="default" r:id="rId34"/>
       <w:pgSz w:w="12240" w:h="15840"/>
       <w:pgMar w:top="1440" w:right="1440" w:bottom="1530" w:left="1440" w:header="0" w:footer="720" w:gutter="0"/>
       <w:cols w:space="720"/>

--- a/Church/2026/2026_0815_MenloChurch.docx
+++ b/Church/2026/2026_0815_MenloChurch.docx
@@ -4520,15 +4520,7 @@
           <w:sz w:val="20"/>
           <w:szCs w:val="20"/>
         </w:rPr>
-        <w:t>1</w:t>
-      </w:r>
-      <w:r>
-        <w:rPr>
-          <w:rFonts w:cstheme="minorHAnsi"/>
-          <w:sz w:val="20"/>
-          <w:szCs w:val="20"/>
-        </w:rPr>
-        <w:t>4</w:t>
+        <w:t>14</w:t>
       </w:r>
       <w:r>
         <w:rPr>
@@ -4566,6 +4558,7 @@
       <w:r>
         <w:rPr>
           <w:rFonts w:cstheme="minorHAnsi"/>
+          <w:noProof/>
           <w:sz w:val="20"/>
           <w:szCs w:val="20"/>
         </w:rPr>
@@ -4819,15 +4812,7 @@
           <w:sz w:val="20"/>
           <w:szCs w:val="20"/>
         </w:rPr>
-        <w:t>1</w:t>
-      </w:r>
-      <w:r>
-        <w:rPr>
-          <w:rFonts w:cstheme="minorHAnsi"/>
-          <w:sz w:val="20"/>
-          <w:szCs w:val="20"/>
-        </w:rPr>
-        <w:t>5</w:t>
+        <w:t>15</w:t>
       </w:r>
       <w:r>
         <w:rPr>
@@ -4865,6 +4850,7 @@
       <w:r>
         <w:rPr>
           <w:rFonts w:cstheme="minorHAnsi"/>
+          <w:noProof/>
           <w:sz w:val="20"/>
           <w:szCs w:val="20"/>
         </w:rPr>
@@ -5168,6 +5154,7 @@
       <w:r>
         <w:rPr>
           <w:rFonts w:cstheme="minorHAnsi"/>
+          <w:noProof/>
           <w:sz w:val="20"/>
           <w:szCs w:val="20"/>
         </w:rPr>
@@ -5281,15 +5268,7 @@
           <w:sz w:val="20"/>
           <w:szCs w:val="20"/>
         </w:rPr>
-        <w:t>1</w:t>
-      </w:r>
-      <w:r>
-        <w:rPr>
-          <w:rFonts w:cstheme="minorHAnsi"/>
-          <w:sz w:val="20"/>
-          <w:szCs w:val="20"/>
-        </w:rPr>
-        <w:t>6</w:t>
+        <w:t>16</w:t>
       </w:r>
       <w:r>
         <w:rPr>
@@ -5324,6 +5303,22 @@
           <w:szCs w:val="20"/>
         </w:rPr>
       </w:pPr>
+      <w:r>
+        <w:rPr>
+          <w:rFonts w:cstheme="minorHAnsi"/>
+          <w:sz w:val="20"/>
+          <w:szCs w:val="20"/>
+        </w:rPr>
+        <w:t>We can offer it and trust God to work in the hearts and lives of people to reveal their need for it.</w:t>
+      </w:r>
+      <w:r>
+        <w:rPr>
+          <w:rFonts w:cstheme="minorHAnsi"/>
+          <w:sz w:val="20"/>
+          <w:szCs w:val="20"/>
+        </w:rPr>
+        <w:t xml:space="preserve"> There is no force feeding of the gospel available.</w:t>
+      </w:r>
     </w:p>
     <w:p>
       <w:pPr>
@@ -5342,6 +5337,46 @@
           <w:szCs w:val="20"/>
         </w:rPr>
       </w:pPr>
+      <w:r>
+        <w:rPr>
+          <w:rFonts w:cstheme="minorHAnsi"/>
+          <w:sz w:val="20"/>
+          <w:szCs w:val="20"/>
+        </w:rPr>
+        <w:t>1</w:t>
+      </w:r>
+      <w:r>
+        <w:rPr>
+          <w:rFonts w:cstheme="minorHAnsi"/>
+          <w:sz w:val="20"/>
+          <w:szCs w:val="20"/>
+        </w:rPr>
+        <w:t>7</w:t>
+      </w:r>
+      <w:r>
+        <w:rPr>
+          <w:rFonts w:cstheme="minorHAnsi"/>
+          <w:sz w:val="20"/>
+          <w:szCs w:val="20"/>
+        </w:rPr>
+        <w:t>:</w:t>
+      </w:r>
+      <w:r>
+        <w:rPr>
+          <w:rFonts w:cstheme="minorHAnsi"/>
+          <w:sz w:val="20"/>
+          <w:szCs w:val="20"/>
+        </w:rPr>
+        <w:t>00</w:t>
+      </w:r>
+      <w:r>
+        <w:rPr>
+          <w:rFonts w:cstheme="minorHAnsi"/>
+          <w:sz w:val="20"/>
+          <w:szCs w:val="20"/>
+        </w:rPr>
+        <w:t>/36:30</w:t>
+      </w:r>
     </w:p>
     <w:p>
       <w:pPr>
@@ -5351,6 +5386,48 @@
           <w:szCs w:val="20"/>
         </w:rPr>
       </w:pPr>
+      <w:r>
+        <w:rPr>
+          <w:rFonts w:cstheme="minorHAnsi"/>
+          <w:sz w:val="20"/>
+          <w:szCs w:val="20"/>
+        </w:rPr>
+        <w:drawing>
+          <wp:inline distT="0" distB="0" distL="0" distR="0" wp14:anchorId="3AB4B455" wp14:editId="093FBA59">
+            <wp:extent cx="2400300" cy="2154115"/>
+            <wp:effectExtent l="0" t="0" r="0" b="0"/>
+            <wp:docPr id="2447531" name="Picture 1"/>
+            <wp:cNvGraphicFramePr>
+              <a:graphicFrameLocks xmlns:a="http://schemas.openxmlformats.org/drawingml/2006/main" noChangeAspect="1"/>
+            </wp:cNvGraphicFramePr>
+            <a:graphic xmlns:a="http://schemas.openxmlformats.org/drawingml/2006/main">
+              <a:graphicData uri="http://schemas.openxmlformats.org/drawingml/2006/picture">
+                <pic:pic xmlns:pic="http://schemas.openxmlformats.org/drawingml/2006/picture">
+                  <pic:nvPicPr>
+                    <pic:cNvPr id="2447531" name=""/>
+                    <pic:cNvPicPr/>
+                  </pic:nvPicPr>
+                  <pic:blipFill>
+                    <a:blip r:embed="rId32"/>
+                    <a:stretch>
+                      <a:fillRect/>
+                    </a:stretch>
+                  </pic:blipFill>
+                  <pic:spPr>
+                    <a:xfrm>
+                      <a:off x="0" y="0"/>
+                      <a:ext cx="2404346" cy="2157746"/>
+                    </a:xfrm>
+                    <a:prstGeom prst="rect">
+                      <a:avLst/>
+                    </a:prstGeom>
+                  </pic:spPr>
+                </pic:pic>
+              </a:graphicData>
+            </a:graphic>
+          </wp:inline>
+        </w:drawing>
+      </w:r>
     </w:p>
     <w:p>
       <w:pPr>
@@ -5360,6 +5437,14 @@
           <w:szCs w:val="20"/>
         </w:rPr>
       </w:pPr>
+      <w:r>
+        <w:rPr>
+          <w:rFonts w:cstheme="minorHAnsi"/>
+          <w:sz w:val="20"/>
+          <w:szCs w:val="20"/>
+        </w:rPr>
+        <w:t>Colossians 2:13, 14</w:t>
+      </w:r>
     </w:p>
     <w:p>
       <w:pPr>
@@ -5375,7 +5460,7 @@
           <w:sz w:val="20"/>
           <w:szCs w:val="20"/>
         </w:rPr>
-        <w:t>************</w:t>
+        <w:t>And you, who were dead o your trespasses and the uncircumcision of your flesh, God made alive together with him, having forgiven us all our trespassed, by canceling the record of debt that stood against us with its legal demands. This he set aside, nailing it to the cross.</w:t>
       </w:r>
     </w:p>
     <w:p>
@@ -5386,14 +5471,6 @@
           <w:szCs w:val="20"/>
         </w:rPr>
       </w:pPr>
-      <w:r>
-        <w:rPr>
-          <w:rFonts w:cstheme="minorHAnsi"/>
-          <w:sz w:val="20"/>
-          <w:szCs w:val="20"/>
-        </w:rPr>
-        <w:t>************</w:t>
-      </w:r>
     </w:p>
     <w:p>
       <w:pPr>
@@ -5409,17 +5486,591 @@
           <w:sz w:val="20"/>
           <w:szCs w:val="20"/>
         </w:rPr>
-        <w:t>08/15/2026, Menlo Church Worship (Summary of last week, 08/09/2026)</w:t>
+        <w:t>Through Jesus, God forgave all sins and brought believers from spiritual death to life. He completely canceled the moral record of debt and legal demands that stood against humanity. This debt was permanently wiped away when Christ nailed it to the cross.</w:t>
       </w:r>
     </w:p>
     <w:p>
       <w:pPr>
         <w:rPr>
-          <w:sz w:val="20"/>
-          <w:szCs w:val="20"/>
-        </w:rPr>
-      </w:pPr>
-      <w:hyperlink r:id="rId32" w:history="1">
+          <w:rFonts w:cstheme="minorHAnsi"/>
+          <w:sz w:val="20"/>
+          <w:szCs w:val="20"/>
+        </w:rPr>
+      </w:pPr>
+    </w:p>
+    <w:p>
+      <w:pPr>
+        <w:rPr>
+          <w:rFonts w:cstheme="minorHAnsi"/>
+          <w:sz w:val="20"/>
+          <w:szCs w:val="20"/>
+        </w:rPr>
+      </w:pPr>
+      <w:r>
+        <w:rPr>
+          <w:rFonts w:cstheme="minorHAnsi"/>
+          <w:sz w:val="20"/>
+          <w:szCs w:val="20"/>
+        </w:rPr>
+        <w:t>1</w:t>
+      </w:r>
+      <w:r>
+        <w:rPr>
+          <w:rFonts w:cstheme="minorHAnsi"/>
+          <w:sz w:val="20"/>
+          <w:szCs w:val="20"/>
+        </w:rPr>
+        <w:t>8</w:t>
+      </w:r>
+      <w:r>
+        <w:rPr>
+          <w:rFonts w:cstheme="minorHAnsi"/>
+          <w:sz w:val="20"/>
+          <w:szCs w:val="20"/>
+        </w:rPr>
+        <w:t>:</w:t>
+      </w:r>
+      <w:r>
+        <w:rPr>
+          <w:rFonts w:cstheme="minorHAnsi"/>
+          <w:sz w:val="20"/>
+          <w:szCs w:val="20"/>
+        </w:rPr>
+        <w:t>45</w:t>
+      </w:r>
+      <w:r>
+        <w:rPr>
+          <w:rFonts w:cstheme="minorHAnsi"/>
+          <w:sz w:val="20"/>
+          <w:szCs w:val="20"/>
+        </w:rPr>
+        <w:t>/36:30</w:t>
+      </w:r>
+    </w:p>
+    <w:p>
+      <w:pPr>
+        <w:rPr>
+          <w:rFonts w:cstheme="minorHAnsi"/>
+          <w:sz w:val="20"/>
+          <w:szCs w:val="20"/>
+        </w:rPr>
+      </w:pPr>
+      <w:r>
+        <w:rPr>
+          <w:rFonts w:cstheme="minorHAnsi"/>
+          <w:sz w:val="20"/>
+          <w:szCs w:val="20"/>
+        </w:rPr>
+        <w:t>Jesus nailed on the cross and clear out all human sins.</w:t>
+      </w:r>
+    </w:p>
+    <w:p>
+      <w:pPr>
+        <w:rPr>
+          <w:rFonts w:cstheme="minorHAnsi"/>
+          <w:sz w:val="20"/>
+          <w:szCs w:val="20"/>
+        </w:rPr>
+      </w:pPr>
+    </w:p>
+    <w:p>
+      <w:pPr>
+        <w:rPr>
+          <w:rFonts w:cstheme="minorHAnsi"/>
+          <w:sz w:val="20"/>
+          <w:szCs w:val="20"/>
+        </w:rPr>
+      </w:pPr>
+      <w:r>
+        <w:rPr>
+          <w:rFonts w:cstheme="minorHAnsi"/>
+          <w:sz w:val="20"/>
+          <w:szCs w:val="20"/>
+        </w:rPr>
+        <w:t>20</w:t>
+      </w:r>
+      <w:r>
+        <w:rPr>
+          <w:rFonts w:cstheme="minorHAnsi"/>
+          <w:sz w:val="20"/>
+          <w:szCs w:val="20"/>
+        </w:rPr>
+        <w:t>:</w:t>
+      </w:r>
+      <w:r>
+        <w:rPr>
+          <w:rFonts w:cstheme="minorHAnsi"/>
+          <w:sz w:val="20"/>
+          <w:szCs w:val="20"/>
+        </w:rPr>
+        <w:t>00</w:t>
+      </w:r>
+      <w:r>
+        <w:rPr>
+          <w:rFonts w:cstheme="minorHAnsi"/>
+          <w:sz w:val="20"/>
+          <w:szCs w:val="20"/>
+        </w:rPr>
+        <w:t>/36:30</w:t>
+      </w:r>
+    </w:p>
+    <w:p>
+      <w:pPr>
+        <w:rPr>
+          <w:rFonts w:cstheme="minorHAnsi"/>
+          <w:sz w:val="20"/>
+          <w:szCs w:val="20"/>
+        </w:rPr>
+      </w:pPr>
+    </w:p>
+    <w:p>
+      <w:pPr>
+        <w:rPr>
+          <w:rFonts w:cstheme="minorHAnsi"/>
+          <w:sz w:val="20"/>
+          <w:szCs w:val="20"/>
+        </w:rPr>
+      </w:pPr>
+      <w:r>
+        <w:rPr>
+          <w:rFonts w:cstheme="minorHAnsi"/>
+          <w:sz w:val="20"/>
+          <w:szCs w:val="20"/>
+        </w:rPr>
+        <w:lastRenderedPageBreak/>
+        <w:drawing>
+          <wp:inline distT="0" distB="0" distL="0" distR="0" wp14:anchorId="2D2418F2" wp14:editId="5CDDC4AB">
+            <wp:extent cx="3448531" cy="3581900"/>
+            <wp:effectExtent l="0" t="0" r="0" b="0"/>
+            <wp:docPr id="553666186" name="Picture 1"/>
+            <wp:cNvGraphicFramePr>
+              <a:graphicFrameLocks xmlns:a="http://schemas.openxmlformats.org/drawingml/2006/main" noChangeAspect="1"/>
+            </wp:cNvGraphicFramePr>
+            <a:graphic xmlns:a="http://schemas.openxmlformats.org/drawingml/2006/main">
+              <a:graphicData uri="http://schemas.openxmlformats.org/drawingml/2006/picture">
+                <pic:pic xmlns:pic="http://schemas.openxmlformats.org/drawingml/2006/picture">
+                  <pic:nvPicPr>
+                    <pic:cNvPr id="553666186" name=""/>
+                    <pic:cNvPicPr/>
+                  </pic:nvPicPr>
+                  <pic:blipFill>
+                    <a:blip r:embed="rId33"/>
+                    <a:stretch>
+                      <a:fillRect/>
+                    </a:stretch>
+                  </pic:blipFill>
+                  <pic:spPr>
+                    <a:xfrm>
+                      <a:off x="0" y="0"/>
+                      <a:ext cx="3448531" cy="3581900"/>
+                    </a:xfrm>
+                    <a:prstGeom prst="rect">
+                      <a:avLst/>
+                    </a:prstGeom>
+                  </pic:spPr>
+                </pic:pic>
+              </a:graphicData>
+            </a:graphic>
+          </wp:inline>
+        </w:drawing>
+      </w:r>
+    </w:p>
+    <w:p>
+      <w:pPr>
+        <w:rPr>
+          <w:rFonts w:cstheme="minorHAnsi"/>
+          <w:sz w:val="20"/>
+          <w:szCs w:val="20"/>
+        </w:rPr>
+      </w:pPr>
+      <w:r>
+        <w:rPr>
+          <w:rFonts w:cstheme="minorHAnsi"/>
+          <w:b/>
+          <w:bCs/>
+          <w:sz w:val="20"/>
+          <w:szCs w:val="20"/>
+        </w:rPr>
+        <w:t>ABSTRACT</w:t>
+      </w:r>
+    </w:p>
+    <w:p>
+      <w:pPr>
+        <w:numPr>
+          <w:ilvl w:val="0"/>
+          <w:numId w:val="103"/>
+        </w:numPr>
+        <w:rPr>
+          <w:rFonts w:cstheme="minorHAnsi"/>
+          <w:sz w:val="20"/>
+          <w:szCs w:val="20"/>
+        </w:rPr>
+      </w:pPr>
+      <w:r>
+        <w:rPr>
+          <w:rFonts w:cstheme="minorHAnsi"/>
+          <w:sz w:val="20"/>
+          <w:szCs w:val="20"/>
+        </w:rPr>
+        <w:t>When people think about 'Christians' or 'the Church' as a group</w:t>
+      </w:r>
+    </w:p>
+    <w:p>
+      <w:pPr>
+        <w:numPr>
+          <w:ilvl w:val="0"/>
+          <w:numId w:val="103"/>
+        </w:numPr>
+        <w:rPr>
+          <w:rFonts w:cstheme="minorHAnsi"/>
+          <w:sz w:val="20"/>
+          <w:szCs w:val="20"/>
+        </w:rPr>
+      </w:pPr>
+      <w:r>
+        <w:rPr>
+          <w:rFonts w:cstheme="minorHAnsi"/>
+          <w:sz w:val="20"/>
+          <w:szCs w:val="20"/>
+        </w:rPr>
+        <w:t>1 Judgmental 20%</w:t>
+      </w:r>
+    </w:p>
+    <w:p>
+      <w:pPr>
+        <w:numPr>
+          <w:ilvl w:val="0"/>
+          <w:numId w:val="103"/>
+        </w:numPr>
+        <w:rPr>
+          <w:rFonts w:cstheme="minorHAnsi"/>
+          <w:sz w:val="20"/>
+          <w:szCs w:val="20"/>
+        </w:rPr>
+      </w:pPr>
+      <w:r>
+        <w:rPr>
+          <w:rFonts w:cstheme="minorHAnsi"/>
+          <w:sz w:val="20"/>
+          <w:szCs w:val="20"/>
+        </w:rPr>
+        <w:t>2 Old-fashioned 20%</w:t>
+      </w:r>
+    </w:p>
+    <w:p>
+      <w:pPr>
+        <w:numPr>
+          <w:ilvl w:val="0"/>
+          <w:numId w:val="103"/>
+        </w:numPr>
+        <w:rPr>
+          <w:rFonts w:cstheme="minorHAnsi"/>
+          <w:sz w:val="20"/>
+          <w:szCs w:val="20"/>
+        </w:rPr>
+      </w:pPr>
+      <w:r>
+        <w:rPr>
+          <w:rFonts w:cstheme="minorHAnsi"/>
+          <w:sz w:val="20"/>
+          <w:szCs w:val="20"/>
+        </w:rPr>
+        <w:t>3 Opinionated 18%</w:t>
+      </w:r>
+    </w:p>
+    <w:p>
+      <w:pPr>
+        <w:numPr>
+          <w:ilvl w:val="0"/>
+          <w:numId w:val="103"/>
+        </w:numPr>
+        <w:rPr>
+          <w:rFonts w:cstheme="minorHAnsi"/>
+          <w:sz w:val="20"/>
+          <w:szCs w:val="20"/>
+        </w:rPr>
+      </w:pPr>
+      <w:r>
+        <w:rPr>
+          <w:rFonts w:cstheme="minorHAnsi"/>
+          <w:sz w:val="20"/>
+          <w:szCs w:val="20"/>
+        </w:rPr>
+        <w:t>4 Hypocritical 17%</w:t>
+      </w:r>
+    </w:p>
+    <w:p>
+      <w:pPr>
+        <w:rPr>
+          <w:rFonts w:cstheme="minorHAnsi"/>
+          <w:sz w:val="20"/>
+          <w:szCs w:val="20"/>
+        </w:rPr>
+      </w:pPr>
+      <w:r>
+        <w:rPr>
+          <w:rFonts w:cstheme="minorHAnsi"/>
+          <w:b/>
+          <w:bCs/>
+          <w:sz w:val="20"/>
+          <w:szCs w:val="20"/>
+        </w:rPr>
+        <w:t>CONCRETE</w:t>
+      </w:r>
+    </w:p>
+    <w:p>
+      <w:pPr>
+        <w:numPr>
+          <w:ilvl w:val="0"/>
+          <w:numId w:val="103"/>
+        </w:numPr>
+        <w:rPr>
+          <w:rFonts w:cstheme="minorHAnsi"/>
+          <w:sz w:val="20"/>
+          <w:szCs w:val="20"/>
+        </w:rPr>
+      </w:pPr>
+      <w:r>
+        <w:rPr>
+          <w:rFonts w:cstheme="minorHAnsi"/>
+          <w:sz w:val="20"/>
+          <w:szCs w:val="20"/>
+        </w:rPr>
+        <w:t xml:space="preserve">When non-Christians describe a specific </w:t>
+      </w:r>
+      <w:r>
+        <w:rPr>
+          <w:rFonts w:cstheme="minorHAnsi"/>
+          <w:sz w:val="20"/>
+          <w:szCs w:val="20"/>
+        </w:rPr>
+        <w:t>Christian,</w:t>
+      </w:r>
+      <w:r>
+        <w:rPr>
+          <w:rFonts w:cstheme="minorHAnsi"/>
+          <w:sz w:val="20"/>
+          <w:szCs w:val="20"/>
+        </w:rPr>
+        <w:t xml:space="preserve"> they know</w:t>
+      </w:r>
+    </w:p>
+    <w:p>
+      <w:pPr>
+        <w:numPr>
+          <w:ilvl w:val="0"/>
+          <w:numId w:val="103"/>
+        </w:numPr>
+        <w:rPr>
+          <w:rFonts w:cstheme="minorHAnsi"/>
+          <w:sz w:val="20"/>
+          <w:szCs w:val="20"/>
+        </w:rPr>
+      </w:pPr>
+      <w:r>
+        <w:rPr>
+          <w:rFonts w:cstheme="minorHAnsi"/>
+          <w:sz w:val="20"/>
+          <w:szCs w:val="20"/>
+        </w:rPr>
+        <w:t>1 Caring 41%</w:t>
+      </w:r>
+    </w:p>
+    <w:p>
+      <w:pPr>
+        <w:numPr>
+          <w:ilvl w:val="0"/>
+          <w:numId w:val="103"/>
+        </w:numPr>
+        <w:rPr>
+          <w:rFonts w:cstheme="minorHAnsi"/>
+          <w:sz w:val="20"/>
+          <w:szCs w:val="20"/>
+        </w:rPr>
+      </w:pPr>
+      <w:r>
+        <w:rPr>
+          <w:rFonts w:cstheme="minorHAnsi"/>
+          <w:sz w:val="20"/>
+          <w:szCs w:val="20"/>
+        </w:rPr>
+        <w:t>2 Loving 35%</w:t>
+      </w:r>
+    </w:p>
+    <w:p>
+      <w:pPr>
+        <w:numPr>
+          <w:ilvl w:val="0"/>
+          <w:numId w:val="103"/>
+        </w:numPr>
+        <w:rPr>
+          <w:rFonts w:cstheme="minorHAnsi"/>
+          <w:sz w:val="20"/>
+          <w:szCs w:val="20"/>
+        </w:rPr>
+      </w:pPr>
+      <w:r>
+        <w:rPr>
+          <w:rFonts w:cstheme="minorHAnsi"/>
+          <w:sz w:val="20"/>
+          <w:szCs w:val="20"/>
+        </w:rPr>
+        <w:t>3 Kind 35%</w:t>
+      </w:r>
+    </w:p>
+    <w:p>
+      <w:pPr>
+        <w:numPr>
+          <w:ilvl w:val="0"/>
+          <w:numId w:val="103"/>
+        </w:numPr>
+        <w:rPr>
+          <w:rFonts w:cstheme="minorHAnsi"/>
+          <w:sz w:val="20"/>
+          <w:szCs w:val="20"/>
+        </w:rPr>
+      </w:pPr>
+      <w:r>
+        <w:rPr>
+          <w:rFonts w:cstheme="minorHAnsi"/>
+          <w:sz w:val="20"/>
+          <w:szCs w:val="20"/>
+        </w:rPr>
+        <w:t>4 Honest 32%</w:t>
+      </w:r>
+    </w:p>
+    <w:p>
+      <w:pPr>
+        <w:numPr>
+          <w:ilvl w:val="0"/>
+          <w:numId w:val="103"/>
+        </w:numPr>
+        <w:rPr>
+          <w:rFonts w:cstheme="minorHAnsi"/>
+          <w:sz w:val="20"/>
+          <w:szCs w:val="20"/>
+        </w:rPr>
+      </w:pPr>
+      <w:r>
+        <w:rPr>
+          <w:rFonts w:cstheme="minorHAnsi"/>
+          <w:sz w:val="20"/>
+          <w:szCs w:val="20"/>
+        </w:rPr>
+        <w:t>5 Faithful 31%</w:t>
+      </w:r>
+    </w:p>
+    <w:p>
+      <w:pPr>
+        <w:rPr>
+          <w:rFonts w:cstheme="minorHAnsi"/>
+          <w:sz w:val="20"/>
+          <w:szCs w:val="20"/>
+        </w:rPr>
+      </w:pPr>
+      <w:r>
+        <w:rPr>
+          <w:rFonts w:cstheme="minorHAnsi"/>
+          <w:sz w:val="20"/>
+          <w:szCs w:val="20"/>
+        </w:rPr>
+        <w:t>The same person can hold both pictures at once.</w:t>
+      </w:r>
+    </w:p>
+    <w:p>
+      <w:pPr>
+        <w:rPr>
+          <w:rFonts w:cstheme="minorHAnsi"/>
+          <w:sz w:val="20"/>
+          <w:szCs w:val="20"/>
+        </w:rPr>
+      </w:pPr>
+      <w:r>
+        <w:rPr>
+          <w:rFonts w:cstheme="minorHAnsi"/>
+          <w:sz w:val="20"/>
+          <w:szCs w:val="20"/>
+        </w:rPr>
+        <w:t>Faith and Belief in Australia • McCrindle Research • 2017</w:t>
+      </w:r>
+    </w:p>
+    <w:p>
+      <w:pPr>
+        <w:rPr>
+          <w:rFonts w:cstheme="minorHAnsi"/>
+          <w:sz w:val="20"/>
+          <w:szCs w:val="20"/>
+        </w:rPr>
+      </w:pPr>
+    </w:p>
+    <w:p>
+      <w:pPr>
+        <w:rPr>
+          <w:rFonts w:cstheme="minorHAnsi"/>
+          <w:sz w:val="20"/>
+          <w:szCs w:val="20"/>
+        </w:rPr>
+      </w:pPr>
+    </w:p>
+    <w:p>
+      <w:pPr>
+        <w:rPr>
+          <w:rFonts w:cstheme="minorHAnsi"/>
+          <w:sz w:val="20"/>
+          <w:szCs w:val="20"/>
+        </w:rPr>
+      </w:pPr>
+      <w:r>
+        <w:rPr>
+          <w:rFonts w:cstheme="minorHAnsi"/>
+          <w:sz w:val="20"/>
+          <w:szCs w:val="20"/>
+        </w:rPr>
+        <w:t>************</w:t>
+      </w:r>
+    </w:p>
+    <w:p>
+      <w:pPr>
+        <w:rPr>
+          <w:rFonts w:cstheme="minorHAnsi"/>
+          <w:sz w:val="20"/>
+          <w:szCs w:val="20"/>
+        </w:rPr>
+      </w:pPr>
+      <w:r>
+        <w:rPr>
+          <w:rFonts w:cstheme="minorHAnsi"/>
+          <w:sz w:val="20"/>
+          <w:szCs w:val="20"/>
+        </w:rPr>
+        <w:t>************</w:t>
+      </w:r>
+    </w:p>
+    <w:p>
+      <w:pPr>
+        <w:rPr>
+          <w:rFonts w:cstheme="minorHAnsi"/>
+          <w:sz w:val="20"/>
+          <w:szCs w:val="20"/>
+        </w:rPr>
+      </w:pPr>
+      <w:r>
+        <w:rPr>
+          <w:rFonts w:cstheme="minorHAnsi"/>
+          <w:sz w:val="20"/>
+          <w:szCs w:val="20"/>
+        </w:rPr>
+        <w:t>08/15/2026, Menlo Church Worship (Summary of last week, 08/09/2026)</w:t>
+      </w:r>
+    </w:p>
+    <w:p>
+      <w:pPr>
+        <w:rPr>
+          <w:sz w:val="20"/>
+          <w:szCs w:val="20"/>
+        </w:rPr>
+      </w:pPr>
+      <w:hyperlink r:id="rId34" w:history="1">
         <w:r>
           <w:rPr>
             <w:rStyle w:val="Hyperlink"/>
@@ -5438,7 +6089,7 @@
           <w:szCs w:val="20"/>
         </w:rPr>
       </w:pPr>
-      <w:hyperlink r:id="rId33" w:history="1">
+      <w:hyperlink r:id="rId35" w:history="1">
         <w:r>
           <w:rPr>
             <w:rStyle w:val="Hyperlink"/>
@@ -5570,6 +6221,7 @@
           <w:sz w:val="20"/>
           <w:szCs w:val="20"/>
         </w:rPr>
+        <w:lastRenderedPageBreak/>
         <w:t xml:space="preserve">Today, we talk about It Is Finished (The Gospel). </w:t>
       </w:r>
     </w:p>
@@ -5585,7 +6237,7 @@
       </w:pPr>
     </w:p>
     <w:sectPr>
-      <w:footerReference w:type="default" r:id="rId34"/>
+      <w:footerReference w:type="default" r:id="rId36"/>
       <w:pgSz w:w="12240" w:h="15840"/>
       <w:pgMar w:top="1440" w:right="1440" w:bottom="1530" w:left="1440" w:header="0" w:footer="720" w:gutter="0"/>
       <w:cols w:space="720"/>
@@ -15009,6 +15661,155 @@
     </w:lvl>
   </w:abstractNum>
   <w:abstractNum w:abstractNumId="65" w15:restartNumberingAfterBreak="0">
+    <w:nsid w:val="48372D97"/>
+    <w:multiLevelType w:val="multilevel"/>
+    <w:tmpl w:val="4D86875C"/>
+    <w:lvl w:ilvl="0">
+      <w:start w:val="1"/>
+      <w:numFmt w:val="bullet"/>
+      <w:lvlText w:val=""/>
+      <w:lvlJc w:val="left"/>
+      <w:pPr>
+        <w:tabs>
+          <w:tab w:val="num" w:pos="720"/>
+        </w:tabs>
+        <w:ind w:left="720" w:hanging="360"/>
+      </w:pPr>
+      <w:rPr>
+        <w:rFonts w:ascii="Symbol" w:hAnsi="Symbol" w:hint="default"/>
+        <w:sz w:val="20"/>
+      </w:rPr>
+    </w:lvl>
+    <w:lvl w:ilvl="1" w:tentative="1">
+      <w:start w:val="1"/>
+      <w:numFmt w:val="bullet"/>
+      <w:lvlText w:val="o"/>
+      <w:lvlJc w:val="left"/>
+      <w:pPr>
+        <w:tabs>
+          <w:tab w:val="num" w:pos="1440"/>
+        </w:tabs>
+        <w:ind w:left="1440" w:hanging="360"/>
+      </w:pPr>
+      <w:rPr>
+        <w:rFonts w:ascii="Courier New" w:hAnsi="Courier New" w:hint="default"/>
+        <w:sz w:val="20"/>
+      </w:rPr>
+    </w:lvl>
+    <w:lvl w:ilvl="2" w:tentative="1">
+      <w:start w:val="1"/>
+      <w:numFmt w:val="bullet"/>
+      <w:lvlText w:val=""/>
+      <w:lvlJc w:val="left"/>
+      <w:pPr>
+        <w:tabs>
+          <w:tab w:val="num" w:pos="2160"/>
+        </w:tabs>
+        <w:ind w:left="2160" w:hanging="360"/>
+      </w:pPr>
+      <w:rPr>
+        <w:rFonts w:ascii="Wingdings" w:hAnsi="Wingdings" w:hint="default"/>
+        <w:sz w:val="20"/>
+      </w:rPr>
+    </w:lvl>
+    <w:lvl w:ilvl="3" w:tentative="1">
+      <w:start w:val="1"/>
+      <w:numFmt w:val="bullet"/>
+      <w:lvlText w:val=""/>
+      <w:lvlJc w:val="left"/>
+      <w:pPr>
+        <w:tabs>
+          <w:tab w:val="num" w:pos="2880"/>
+        </w:tabs>
+        <w:ind w:left="2880" w:hanging="360"/>
+      </w:pPr>
+      <w:rPr>
+        <w:rFonts w:ascii="Wingdings" w:hAnsi="Wingdings" w:hint="default"/>
+        <w:sz w:val="20"/>
+      </w:rPr>
+    </w:lvl>
+    <w:lvl w:ilvl="4" w:tentative="1">
+      <w:start w:val="1"/>
+      <w:numFmt w:val="bullet"/>
+      <w:lvlText w:val=""/>
+      <w:lvlJc w:val="left"/>
+      <w:pPr>
+        <w:tabs>
+          <w:tab w:val="num" w:pos="3600"/>
+        </w:tabs>
+        <w:ind w:left="3600" w:hanging="360"/>
+      </w:pPr>
+      <w:rPr>
+        <w:rFonts w:ascii="Wingdings" w:hAnsi="Wingdings" w:hint="default"/>
+        <w:sz w:val="20"/>
+      </w:rPr>
+    </w:lvl>
+    <w:lvl w:ilvl="5" w:tentative="1">
+      <w:start w:val="1"/>
+      <w:numFmt w:val="bullet"/>
+      <w:lvlText w:val=""/>
+      <w:lvlJc w:val="left"/>
+      <w:pPr>
+        <w:tabs>
+          <w:tab w:val="num" w:pos="4320"/>
+        </w:tabs>
+        <w:ind w:left="4320" w:hanging="360"/>
+      </w:pPr>
+      <w:rPr>
+        <w:rFonts w:ascii="Wingdings" w:hAnsi="Wingdings" w:hint="default"/>
+        <w:sz w:val="20"/>
+      </w:rPr>
+    </w:lvl>
+    <w:lvl w:ilvl="6" w:tentative="1">
+      <w:start w:val="1"/>
+      <w:numFmt w:val="bullet"/>
+      <w:lvlText w:val=""/>
+      <w:lvlJc w:val="left"/>
+      <w:pPr>
+        <w:tabs>
+          <w:tab w:val="num" w:pos="5040"/>
+        </w:tabs>
+        <w:ind w:left="5040" w:hanging="360"/>
+      </w:pPr>
+      <w:rPr>
+        <w:rFonts w:ascii="Wingdings" w:hAnsi="Wingdings" w:hint="default"/>
+        <w:sz w:val="20"/>
+      </w:rPr>
+    </w:lvl>
+    <w:lvl w:ilvl="7" w:tentative="1">
+      <w:start w:val="1"/>
+      <w:numFmt w:val="bullet"/>
+      <w:lvlText w:val=""/>
+      <w:lvlJc w:val="left"/>
+      <w:pPr>
+        <w:tabs>
+          <w:tab w:val="num" w:pos="5760"/>
+        </w:tabs>
+        <w:ind w:left="5760" w:hanging="360"/>
+      </w:pPr>
+      <w:rPr>
+        <w:rFonts w:ascii="Wingdings" w:hAnsi="Wingdings" w:hint="default"/>
+        <w:sz w:val="20"/>
+      </w:rPr>
+    </w:lvl>
+    <w:lvl w:ilvl="8" w:tentative="1">
+      <w:start w:val="1"/>
+      <w:numFmt w:val="bullet"/>
+      <w:lvlText w:val=""/>
+      <w:lvlJc w:val="left"/>
+      <w:pPr>
+        <w:tabs>
+          <w:tab w:val="num" w:pos="6480"/>
+        </w:tabs>
+        <w:ind w:left="6480" w:hanging="360"/>
+      </w:pPr>
+      <w:rPr>
+        <w:rFonts w:ascii="Wingdings" w:hAnsi="Wingdings" w:hint="default"/>
+        <w:sz w:val="20"/>
+      </w:rPr>
+    </w:lvl>
+  </w:abstractNum>
+  <w:abstractNum w:abstractNumId="66" w15:restartNumberingAfterBreak="0">
     <w:nsid w:val="4C2C776D"/>
     <w:multiLevelType w:val="multilevel"/>
     <w:tmpl w:val="E2463C60"/>
@@ -15157,7 +15958,7 @@
       </w:rPr>
     </w:lvl>
   </w:abstractNum>
-  <w:abstractNum w:abstractNumId="66" w15:restartNumberingAfterBreak="0">
+  <w:abstractNum w:abstractNumId="67" w15:restartNumberingAfterBreak="0">
     <w:nsid w:val="4C535674"/>
     <w:multiLevelType w:val="multilevel"/>
     <w:tmpl w:val="ECECA0EA"/>
@@ -15306,7 +16107,7 @@
       </w:rPr>
     </w:lvl>
   </w:abstractNum>
-  <w:abstractNum w:abstractNumId="67" w15:restartNumberingAfterBreak="0">
+  <w:abstractNum w:abstractNumId="68" w15:restartNumberingAfterBreak="0">
     <w:nsid w:val="4CE54156"/>
     <w:multiLevelType w:val="multilevel"/>
     <w:tmpl w:val="78666C4A"/>
@@ -15455,7 +16256,7 @@
       </w:rPr>
     </w:lvl>
   </w:abstractNum>
-  <w:abstractNum w:abstractNumId="68" w15:restartNumberingAfterBreak="0">
+  <w:abstractNum w:abstractNumId="69" w15:restartNumberingAfterBreak="0">
     <w:nsid w:val="500D56B5"/>
     <w:multiLevelType w:val="multilevel"/>
     <w:tmpl w:val="2814D554"/>
@@ -15600,7 +16401,7 @@
       </w:rPr>
     </w:lvl>
   </w:abstractNum>
-  <w:abstractNum w:abstractNumId="69" w15:restartNumberingAfterBreak="0">
+  <w:abstractNum w:abstractNumId="70" w15:restartNumberingAfterBreak="0">
     <w:nsid w:val="52083F82"/>
     <w:multiLevelType w:val="multilevel"/>
     <w:tmpl w:val="487E946A"/>
@@ -15749,7 +16550,7 @@
       </w:rPr>
     </w:lvl>
   </w:abstractNum>
-  <w:abstractNum w:abstractNumId="70" w15:restartNumberingAfterBreak="0">
+  <w:abstractNum w:abstractNumId="71" w15:restartNumberingAfterBreak="0">
     <w:nsid w:val="52C63B5A"/>
     <w:multiLevelType w:val="multilevel"/>
     <w:tmpl w:val="6C22DFCE"/>
@@ -15898,7 +16699,7 @@
       </w:rPr>
     </w:lvl>
   </w:abstractNum>
-  <w:abstractNum w:abstractNumId="71" w15:restartNumberingAfterBreak="0">
+  <w:abstractNum w:abstractNumId="72" w15:restartNumberingAfterBreak="0">
     <w:nsid w:val="54C267B2"/>
     <w:multiLevelType w:val="multilevel"/>
     <w:tmpl w:val="B584237E"/>
@@ -16047,7 +16848,7 @@
       </w:rPr>
     </w:lvl>
   </w:abstractNum>
-  <w:abstractNum w:abstractNumId="72" w15:restartNumberingAfterBreak="0">
+  <w:abstractNum w:abstractNumId="73" w15:restartNumberingAfterBreak="0">
     <w:nsid w:val="570C1E5D"/>
     <w:multiLevelType w:val="multilevel"/>
     <w:tmpl w:val="27125340"/>
@@ -16196,7 +16997,7 @@
       </w:rPr>
     </w:lvl>
   </w:abstractNum>
-  <w:abstractNum w:abstractNumId="73" w15:restartNumberingAfterBreak="0">
+  <w:abstractNum w:abstractNumId="74" w15:restartNumberingAfterBreak="0">
     <w:nsid w:val="58C70A63"/>
     <w:multiLevelType w:val="multilevel"/>
     <w:tmpl w:val="47CA926A"/>
@@ -16345,7 +17146,7 @@
       </w:rPr>
     </w:lvl>
   </w:abstractNum>
-  <w:abstractNum w:abstractNumId="74" w15:restartNumberingAfterBreak="0">
+  <w:abstractNum w:abstractNumId="75" w15:restartNumberingAfterBreak="0">
     <w:nsid w:val="5A7C0331"/>
     <w:multiLevelType w:val="multilevel"/>
     <w:tmpl w:val="40100A88"/>
@@ -16494,7 +17295,7 @@
       </w:rPr>
     </w:lvl>
   </w:abstractNum>
-  <w:abstractNum w:abstractNumId="75" w15:restartNumberingAfterBreak="0">
+  <w:abstractNum w:abstractNumId="76" w15:restartNumberingAfterBreak="0">
     <w:nsid w:val="5B9D6C5D"/>
     <w:multiLevelType w:val="multilevel"/>
     <w:tmpl w:val="F2A8D266"/>
@@ -16643,7 +17444,7 @@
       </w:rPr>
     </w:lvl>
   </w:abstractNum>
-  <w:abstractNum w:abstractNumId="76" w15:restartNumberingAfterBreak="0">
+  <w:abstractNum w:abstractNumId="77" w15:restartNumberingAfterBreak="0">
     <w:nsid w:val="5BA5020A"/>
     <w:multiLevelType w:val="multilevel"/>
     <w:tmpl w:val="BACEE942"/>
@@ -16792,7 +17593,7 @@
       </w:rPr>
     </w:lvl>
   </w:abstractNum>
-  <w:abstractNum w:abstractNumId="77" w15:restartNumberingAfterBreak="0">
+  <w:abstractNum w:abstractNumId="78" w15:restartNumberingAfterBreak="0">
     <w:nsid w:val="5D3F0EB2"/>
     <w:multiLevelType w:val="multilevel"/>
     <w:tmpl w:val="F064E71E"/>
@@ -16941,7 +17742,7 @@
       </w:rPr>
     </w:lvl>
   </w:abstractNum>
-  <w:abstractNum w:abstractNumId="78" w15:restartNumberingAfterBreak="0">
+  <w:abstractNum w:abstractNumId="79" w15:restartNumberingAfterBreak="0">
     <w:nsid w:val="5EED038D"/>
     <w:multiLevelType w:val="multilevel"/>
     <w:tmpl w:val="CB144BE2"/>
@@ -17090,7 +17891,7 @@
       </w:rPr>
     </w:lvl>
   </w:abstractNum>
-  <w:abstractNum w:abstractNumId="79" w15:restartNumberingAfterBreak="0">
+  <w:abstractNum w:abstractNumId="80" w15:restartNumberingAfterBreak="0">
     <w:nsid w:val="5F2B2E25"/>
     <w:multiLevelType w:val="multilevel"/>
     <w:tmpl w:val="F14ED1E6"/>
@@ -17239,7 +18040,7 @@
       </w:rPr>
     </w:lvl>
   </w:abstractNum>
-  <w:abstractNum w:abstractNumId="80" w15:restartNumberingAfterBreak="0">
+  <w:abstractNum w:abstractNumId="81" w15:restartNumberingAfterBreak="0">
     <w:nsid w:val="5F453024"/>
     <w:multiLevelType w:val="multilevel"/>
     <w:tmpl w:val="039026CC"/>
@@ -17388,7 +18189,7 @@
       </w:rPr>
     </w:lvl>
   </w:abstractNum>
-  <w:abstractNum w:abstractNumId="81" w15:restartNumberingAfterBreak="0">
+  <w:abstractNum w:abstractNumId="82" w15:restartNumberingAfterBreak="0">
     <w:nsid w:val="623C512F"/>
     <w:multiLevelType w:val="multilevel"/>
     <w:tmpl w:val="97087D3E"/>
@@ -17537,7 +18338,7 @@
       </w:rPr>
     </w:lvl>
   </w:abstractNum>
-  <w:abstractNum w:abstractNumId="82" w15:restartNumberingAfterBreak="0">
+  <w:abstractNum w:abstractNumId="83" w15:restartNumberingAfterBreak="0">
     <w:nsid w:val="637D787D"/>
     <w:multiLevelType w:val="multilevel"/>
     <w:tmpl w:val="47726D0E"/>
@@ -17686,7 +18487,7 @@
       </w:rPr>
     </w:lvl>
   </w:abstractNum>
-  <w:abstractNum w:abstractNumId="83" w15:restartNumberingAfterBreak="0">
+  <w:abstractNum w:abstractNumId="84" w15:restartNumberingAfterBreak="0">
     <w:nsid w:val="643B7E85"/>
     <w:multiLevelType w:val="multilevel"/>
     <w:tmpl w:val="FAECF060"/>
@@ -17835,7 +18636,7 @@
       </w:rPr>
     </w:lvl>
   </w:abstractNum>
-  <w:abstractNum w:abstractNumId="84" w15:restartNumberingAfterBreak="0">
+  <w:abstractNum w:abstractNumId="85" w15:restartNumberingAfterBreak="0">
     <w:nsid w:val="6663373E"/>
     <w:multiLevelType w:val="multilevel"/>
     <w:tmpl w:val="03A6382C"/>
@@ -17984,7 +18785,7 @@
       </w:rPr>
     </w:lvl>
   </w:abstractNum>
-  <w:abstractNum w:abstractNumId="85" w15:restartNumberingAfterBreak="0">
+  <w:abstractNum w:abstractNumId="86" w15:restartNumberingAfterBreak="0">
     <w:nsid w:val="68E45071"/>
     <w:multiLevelType w:val="multilevel"/>
     <w:tmpl w:val="757820BC"/>
@@ -18133,7 +18934,7 @@
       </w:rPr>
     </w:lvl>
   </w:abstractNum>
-  <w:abstractNum w:abstractNumId="86" w15:restartNumberingAfterBreak="0">
+  <w:abstractNum w:abstractNumId="87" w15:restartNumberingAfterBreak="0">
     <w:nsid w:val="6BD05211"/>
     <w:multiLevelType w:val="multilevel"/>
     <w:tmpl w:val="31E0A7A2"/>
@@ -18282,7 +19083,7 @@
       </w:rPr>
     </w:lvl>
   </w:abstractNum>
-  <w:abstractNum w:abstractNumId="87" w15:restartNumberingAfterBreak="0">
+  <w:abstractNum w:abstractNumId="88" w15:restartNumberingAfterBreak="0">
     <w:nsid w:val="6C0955C7"/>
     <w:multiLevelType w:val="multilevel"/>
     <w:tmpl w:val="E5EE7CB0"/>
@@ -18431,7 +19232,7 @@
       </w:rPr>
     </w:lvl>
   </w:abstractNum>
-  <w:abstractNum w:abstractNumId="88" w15:restartNumberingAfterBreak="0">
+  <w:abstractNum w:abstractNumId="89" w15:restartNumberingAfterBreak="0">
     <w:nsid w:val="6FFE2D97"/>
     <w:multiLevelType w:val="multilevel"/>
     <w:tmpl w:val="596C1A22"/>
@@ -18580,7 +19381,7 @@
       </w:rPr>
     </w:lvl>
   </w:abstractNum>
-  <w:abstractNum w:abstractNumId="89" w15:restartNumberingAfterBreak="0">
+  <w:abstractNum w:abstractNumId="90" w15:restartNumberingAfterBreak="0">
     <w:nsid w:val="71F109CF"/>
     <w:multiLevelType w:val="multilevel"/>
     <w:tmpl w:val="D60E769C"/>
@@ -18729,7 +19530,7 @@
       </w:rPr>
     </w:lvl>
   </w:abstractNum>
-  <w:abstractNum w:abstractNumId="90" w15:restartNumberingAfterBreak="0">
+  <w:abstractNum w:abstractNumId="91" w15:restartNumberingAfterBreak="0">
     <w:nsid w:val="7218572D"/>
     <w:multiLevelType w:val="multilevel"/>
     <w:tmpl w:val="3CDE930E"/>
@@ -18878,7 +19679,7 @@
       </w:rPr>
     </w:lvl>
   </w:abstractNum>
-  <w:abstractNum w:abstractNumId="91" w15:restartNumberingAfterBreak="0">
+  <w:abstractNum w:abstractNumId="92" w15:restartNumberingAfterBreak="0">
     <w:nsid w:val="74A36300"/>
     <w:multiLevelType w:val="multilevel"/>
     <w:tmpl w:val="69127098"/>
@@ -19027,7 +19828,7 @@
       </w:rPr>
     </w:lvl>
   </w:abstractNum>
-  <w:abstractNum w:abstractNumId="92" w15:restartNumberingAfterBreak="0">
+  <w:abstractNum w:abstractNumId="93" w15:restartNumberingAfterBreak="0">
     <w:nsid w:val="7535516B"/>
     <w:multiLevelType w:val="multilevel"/>
     <w:tmpl w:val="8D92A730"/>
@@ -19176,7 +19977,7 @@
       </w:rPr>
     </w:lvl>
   </w:abstractNum>
-  <w:abstractNum w:abstractNumId="93" w15:restartNumberingAfterBreak="0">
+  <w:abstractNum w:abstractNumId="94" w15:restartNumberingAfterBreak="0">
     <w:nsid w:val="75DC56F8"/>
     <w:multiLevelType w:val="multilevel"/>
     <w:tmpl w:val="46FCA036"/>
@@ -19325,7 +20126,7 @@
       </w:rPr>
     </w:lvl>
   </w:abstractNum>
-  <w:abstractNum w:abstractNumId="94" w15:restartNumberingAfterBreak="0">
+  <w:abstractNum w:abstractNumId="95" w15:restartNumberingAfterBreak="0">
     <w:nsid w:val="781E6EED"/>
     <w:multiLevelType w:val="multilevel"/>
     <w:tmpl w:val="765C0CB8"/>
@@ -19474,7 +20275,7 @@
       </w:rPr>
     </w:lvl>
   </w:abstractNum>
-  <w:abstractNum w:abstractNumId="95" w15:restartNumberingAfterBreak="0">
+  <w:abstractNum w:abstractNumId="96" w15:restartNumberingAfterBreak="0">
     <w:nsid w:val="78930290"/>
     <w:multiLevelType w:val="multilevel"/>
     <w:tmpl w:val="EB9A29EC"/>
@@ -19623,7 +20424,7 @@
       </w:rPr>
     </w:lvl>
   </w:abstractNum>
-  <w:abstractNum w:abstractNumId="96" w15:restartNumberingAfterBreak="0">
+  <w:abstractNum w:abstractNumId="97" w15:restartNumberingAfterBreak="0">
     <w:nsid w:val="790A5107"/>
     <w:multiLevelType w:val="multilevel"/>
     <w:tmpl w:val="5A525CB6"/>
@@ -19772,7 +20573,7 @@
       </w:rPr>
     </w:lvl>
   </w:abstractNum>
-  <w:abstractNum w:abstractNumId="97" w15:restartNumberingAfterBreak="0">
+  <w:abstractNum w:abstractNumId="98" w15:restartNumberingAfterBreak="0">
     <w:nsid w:val="79C53DEF"/>
     <w:multiLevelType w:val="multilevel"/>
     <w:tmpl w:val="5546EBB4"/>
@@ -19921,7 +20722,7 @@
       </w:rPr>
     </w:lvl>
   </w:abstractNum>
-  <w:abstractNum w:abstractNumId="98" w15:restartNumberingAfterBreak="0">
+  <w:abstractNum w:abstractNumId="99" w15:restartNumberingAfterBreak="0">
     <w:nsid w:val="7A8F04C0"/>
     <w:multiLevelType w:val="multilevel"/>
     <w:tmpl w:val="B3740524"/>
@@ -20070,7 +20871,7 @@
       </w:rPr>
     </w:lvl>
   </w:abstractNum>
-  <w:abstractNum w:abstractNumId="99" w15:restartNumberingAfterBreak="0">
+  <w:abstractNum w:abstractNumId="100" w15:restartNumberingAfterBreak="0">
     <w:nsid w:val="7C8D0ABC"/>
     <w:multiLevelType w:val="multilevel"/>
     <w:tmpl w:val="F81AC82A"/>
@@ -20219,7 +21020,7 @@
       </w:rPr>
     </w:lvl>
   </w:abstractNum>
-  <w:abstractNum w:abstractNumId="100" w15:restartNumberingAfterBreak="0">
+  <w:abstractNum w:abstractNumId="101" w15:restartNumberingAfterBreak="0">
     <w:nsid w:val="7E817294"/>
     <w:multiLevelType w:val="multilevel"/>
     <w:tmpl w:val="DDFA51E0"/>
@@ -20368,7 +21169,7 @@
       </w:rPr>
     </w:lvl>
   </w:abstractNum>
-  <w:abstractNum w:abstractNumId="101" w15:restartNumberingAfterBreak="0">
+  <w:abstractNum w:abstractNumId="102" w15:restartNumberingAfterBreak="0">
     <w:nsid w:val="7FF94C52"/>
     <w:multiLevelType w:val="multilevel"/>
     <w:tmpl w:val="79DC53B2"/>
@@ -20521,13 +21322,13 @@
     <w:abstractNumId w:val="55"/>
   </w:num>
   <w:num w:numId="2" w16cid:durableId="694236627">
-    <w:abstractNumId w:val="85"/>
+    <w:abstractNumId w:val="86"/>
   </w:num>
   <w:num w:numId="3" w16cid:durableId="1366056432">
     <w:abstractNumId w:val="60"/>
   </w:num>
   <w:num w:numId="4" w16cid:durableId="320817826">
-    <w:abstractNumId w:val="90"/>
+    <w:abstractNumId w:val="91"/>
   </w:num>
   <w:num w:numId="5" w16cid:durableId="997347819">
     <w:abstractNumId w:val="17"/>
@@ -20536,7 +21337,7 @@
     <w:abstractNumId w:val="12"/>
   </w:num>
   <w:num w:numId="7" w16cid:durableId="105581292">
-    <w:abstractNumId w:val="88"/>
+    <w:abstractNumId w:val="89"/>
   </w:num>
   <w:num w:numId="8" w16cid:durableId="1215510414">
     <w:abstractNumId w:val="56"/>
@@ -20548,10 +21349,10 @@
     <w:abstractNumId w:val="64"/>
   </w:num>
   <w:num w:numId="11" w16cid:durableId="411008877">
-    <w:abstractNumId w:val="72"/>
+    <w:abstractNumId w:val="73"/>
   </w:num>
   <w:num w:numId="12" w16cid:durableId="477921168">
-    <w:abstractNumId w:val="94"/>
+    <w:abstractNumId w:val="95"/>
   </w:num>
   <w:num w:numId="13" w16cid:durableId="497696088">
     <w:abstractNumId w:val="8"/>
@@ -20569,19 +21370,19 @@
     <w:abstractNumId w:val="38"/>
   </w:num>
   <w:num w:numId="18" w16cid:durableId="2053722251">
-    <w:abstractNumId w:val="77"/>
+    <w:abstractNumId w:val="78"/>
   </w:num>
   <w:num w:numId="19" w16cid:durableId="739330424">
     <w:abstractNumId w:val="36"/>
   </w:num>
   <w:num w:numId="20" w16cid:durableId="960915859">
-    <w:abstractNumId w:val="99"/>
+    <w:abstractNumId w:val="100"/>
   </w:num>
   <w:num w:numId="21" w16cid:durableId="521018327">
     <w:abstractNumId w:val="26"/>
   </w:num>
   <w:num w:numId="22" w16cid:durableId="1923684076">
-    <w:abstractNumId w:val="97"/>
+    <w:abstractNumId w:val="98"/>
   </w:num>
   <w:num w:numId="23" w16cid:durableId="532769245">
     <w:abstractNumId w:val="62"/>
@@ -20620,22 +21421,22 @@
     <w:abstractNumId w:val="10"/>
   </w:num>
   <w:num w:numId="35" w16cid:durableId="1274895435">
-    <w:abstractNumId w:val="66"/>
+    <w:abstractNumId w:val="67"/>
   </w:num>
   <w:num w:numId="36" w16cid:durableId="1882130156">
     <w:abstractNumId w:val="5"/>
   </w:num>
   <w:num w:numId="37" w16cid:durableId="504899604">
-    <w:abstractNumId w:val="82"/>
+    <w:abstractNumId w:val="83"/>
   </w:num>
   <w:num w:numId="38" w16cid:durableId="2134668467">
-    <w:abstractNumId w:val="68"/>
+    <w:abstractNumId w:val="69"/>
   </w:num>
   <w:num w:numId="39" w16cid:durableId="1119256043">
     <w:abstractNumId w:val="50"/>
   </w:num>
   <w:num w:numId="40" w16cid:durableId="354771985">
-    <w:abstractNumId w:val="69"/>
+    <w:abstractNumId w:val="70"/>
   </w:num>
   <w:num w:numId="41" w16cid:durableId="745424367">
     <w:abstractNumId w:val="49"/>
@@ -20656,7 +21457,7 @@
     <w:abstractNumId w:val="59"/>
   </w:num>
   <w:num w:numId="47" w16cid:durableId="1126582773">
-    <w:abstractNumId w:val="98"/>
+    <w:abstractNumId w:val="99"/>
   </w:num>
   <w:num w:numId="48" w16cid:durableId="1934052554">
     <w:abstractNumId w:val="4"/>
@@ -20671,28 +21472,28 @@
     <w:abstractNumId w:val="37"/>
   </w:num>
   <w:num w:numId="52" w16cid:durableId="1750228994">
-    <w:abstractNumId w:val="95"/>
+    <w:abstractNumId w:val="96"/>
   </w:num>
   <w:num w:numId="53" w16cid:durableId="1619337389">
-    <w:abstractNumId w:val="89"/>
+    <w:abstractNumId w:val="90"/>
   </w:num>
   <w:num w:numId="54" w16cid:durableId="118964224">
-    <w:abstractNumId w:val="75"/>
+    <w:abstractNumId w:val="76"/>
   </w:num>
   <w:num w:numId="55" w16cid:durableId="352920647">
     <w:abstractNumId w:val="33"/>
   </w:num>
   <w:num w:numId="56" w16cid:durableId="143161617">
-    <w:abstractNumId w:val="91"/>
+    <w:abstractNumId w:val="92"/>
   </w:num>
   <w:num w:numId="57" w16cid:durableId="307705358">
-    <w:abstractNumId w:val="76"/>
+    <w:abstractNumId w:val="77"/>
   </w:num>
   <w:num w:numId="58" w16cid:durableId="1804039384">
-    <w:abstractNumId w:val="93"/>
+    <w:abstractNumId w:val="94"/>
   </w:num>
   <w:num w:numId="59" w16cid:durableId="527716065">
-    <w:abstractNumId w:val="84"/>
+    <w:abstractNumId w:val="85"/>
   </w:num>
   <w:num w:numId="60" w16cid:durableId="963729685">
     <w:abstractNumId w:val="57"/>
@@ -20716,7 +21517,7 @@
     <w:abstractNumId w:val="34"/>
   </w:num>
   <w:num w:numId="67" w16cid:durableId="357197975">
-    <w:abstractNumId w:val="96"/>
+    <w:abstractNumId w:val="97"/>
   </w:num>
   <w:num w:numId="68" w16cid:durableId="148526302">
     <w:abstractNumId w:val="45"/>
@@ -20728,10 +21529,10 @@
     <w:abstractNumId w:val="48"/>
   </w:num>
   <w:num w:numId="71" w16cid:durableId="1338463498">
-    <w:abstractNumId w:val="65"/>
+    <w:abstractNumId w:val="66"/>
   </w:num>
   <w:num w:numId="72" w16cid:durableId="1276910573">
-    <w:abstractNumId w:val="86"/>
+    <w:abstractNumId w:val="87"/>
   </w:num>
   <w:num w:numId="73" w16cid:durableId="2048097682">
     <w:abstractNumId w:val="39"/>
@@ -20743,10 +21544,10 @@
     <w:abstractNumId w:val="20"/>
   </w:num>
   <w:num w:numId="76" w16cid:durableId="915473636">
-    <w:abstractNumId w:val="70"/>
+    <w:abstractNumId w:val="71"/>
   </w:num>
   <w:num w:numId="77" w16cid:durableId="1439716690">
-    <w:abstractNumId w:val="80"/>
+    <w:abstractNumId w:val="81"/>
   </w:num>
   <w:num w:numId="78" w16cid:durableId="1217548458">
     <w:abstractNumId w:val="32"/>
@@ -20758,13 +21559,13 @@
     <w:abstractNumId w:val="46"/>
   </w:num>
   <w:num w:numId="81" w16cid:durableId="424301845">
-    <w:abstractNumId w:val="101"/>
+    <w:abstractNumId w:val="102"/>
   </w:num>
   <w:num w:numId="82" w16cid:durableId="1897621015">
-    <w:abstractNumId w:val="67"/>
+    <w:abstractNumId w:val="68"/>
   </w:num>
   <w:num w:numId="83" w16cid:durableId="1431582180">
-    <w:abstractNumId w:val="78"/>
+    <w:abstractNumId w:val="79"/>
   </w:num>
   <w:num w:numId="84" w16cid:durableId="720203647">
     <w:abstractNumId w:val="35"/>
@@ -20773,25 +21574,25 @@
     <w:abstractNumId w:val="41"/>
   </w:num>
   <w:num w:numId="86" w16cid:durableId="605112439">
-    <w:abstractNumId w:val="81"/>
+    <w:abstractNumId w:val="82"/>
   </w:num>
   <w:num w:numId="87" w16cid:durableId="1848252251">
-    <w:abstractNumId w:val="71"/>
+    <w:abstractNumId w:val="72"/>
   </w:num>
   <w:num w:numId="88" w16cid:durableId="1255893830">
     <w:abstractNumId w:val="31"/>
   </w:num>
   <w:num w:numId="89" w16cid:durableId="424691325">
-    <w:abstractNumId w:val="83"/>
+    <w:abstractNumId w:val="84"/>
   </w:num>
   <w:num w:numId="90" w16cid:durableId="738091702">
-    <w:abstractNumId w:val="92"/>
+    <w:abstractNumId w:val="93"/>
   </w:num>
   <w:num w:numId="91" w16cid:durableId="1902323149">
     <w:abstractNumId w:val="23"/>
   </w:num>
   <w:num w:numId="92" w16cid:durableId="554973351">
-    <w:abstractNumId w:val="74"/>
+    <w:abstractNumId w:val="75"/>
   </w:num>
   <w:num w:numId="93" w16cid:durableId="1062874373">
     <w:abstractNumId w:val="15"/>
@@ -20803,10 +21604,10 @@
     <w:abstractNumId w:val="43"/>
   </w:num>
   <w:num w:numId="96" w16cid:durableId="1097289175">
-    <w:abstractNumId w:val="73"/>
+    <w:abstractNumId w:val="74"/>
   </w:num>
   <w:num w:numId="97" w16cid:durableId="1679037938">
-    <w:abstractNumId w:val="87"/>
+    <w:abstractNumId w:val="88"/>
   </w:num>
   <w:num w:numId="98" w16cid:durableId="1393845361">
     <w:abstractNumId w:val="25"/>
@@ -20815,13 +21616,16 @@
     <w:abstractNumId w:val="0"/>
   </w:num>
   <w:num w:numId="100" w16cid:durableId="2125924183">
-    <w:abstractNumId w:val="79"/>
+    <w:abstractNumId w:val="80"/>
   </w:num>
   <w:num w:numId="101" w16cid:durableId="1828549896">
     <w:abstractNumId w:val="44"/>
   </w:num>
   <w:num w:numId="102" w16cid:durableId="963197947">
-    <w:abstractNumId w:val="100"/>
+    <w:abstractNumId w:val="101"/>
+  </w:num>
+  <w:num w:numId="103" w16cid:durableId="534272892">
+    <w:abstractNumId w:val="65"/>
   </w:num>
   <w:numIdMacAtCleanup w:val="8"/>
 </w:numbering>

--- a/Church/2026/2026_0815_MenloChurch.docx
+++ b/Church/2026/2026_0815_MenloChurch.docx
@@ -2836,7 +2836,25 @@
           <w:sz w:val="20"/>
           <w:szCs w:val="20"/>
         </w:rPr>
-        <w:t>Paul write the idea in Bible in 2000 years ago.</w:t>
+        <w:t xml:space="preserve">Paul </w:t>
+      </w:r>
+      <w:proofErr w:type="gramStart"/>
+      <w:r>
+        <w:rPr>
+          <w:rFonts w:cstheme="minorHAnsi"/>
+          <w:sz w:val="20"/>
+          <w:szCs w:val="20"/>
+        </w:rPr>
+        <w:t>write</w:t>
+      </w:r>
+      <w:proofErr w:type="gramEnd"/>
+      <w:r>
+        <w:rPr>
+          <w:rFonts w:cstheme="minorHAnsi"/>
+          <w:sz w:val="20"/>
+          <w:szCs w:val="20"/>
+        </w:rPr>
+        <w:t xml:space="preserve"> the idea in Bible in 2000 years ago.</w:t>
       </w:r>
     </w:p>
     <w:p>
@@ -5074,7 +5092,25 @@
           <w:sz w:val="20"/>
           <w:szCs w:val="20"/>
         </w:rPr>
-        <w:t xml:space="preserve"> Jesus is not an abstract, not a idea, but he is a savior, dies, and comes back</w:t>
+        <w:t xml:space="preserve"> Jesus is not an abstract, not </w:t>
+      </w:r>
+      <w:proofErr w:type="spellStart"/>
+      <w:r>
+        <w:rPr>
+          <w:rFonts w:cstheme="minorHAnsi"/>
+          <w:sz w:val="20"/>
+          <w:szCs w:val="20"/>
+        </w:rPr>
+        <w:t>a</w:t>
+      </w:r>
+      <w:proofErr w:type="spellEnd"/>
+      <w:r>
+        <w:rPr>
+          <w:rFonts w:cstheme="minorHAnsi"/>
+          <w:sz w:val="20"/>
+          <w:szCs w:val="20"/>
+        </w:rPr>
+        <w:t xml:space="preserve"> idea, but he is a savior, dies, and comes back</w:t>
       </w:r>
       <w:r>
         <w:rPr>
@@ -5696,6 +5732,23 @@
     </w:p>
     <w:p>
       <w:pPr>
+        <w:rPr>
+          <w:rFonts w:cstheme="minorHAnsi"/>
+          <w:sz w:val="20"/>
+          <w:szCs w:val="20"/>
+        </w:rPr>
+      </w:pPr>
+      <w:r>
+        <w:rPr>
+          <w:rFonts w:cstheme="minorHAnsi"/>
+          <w:sz w:val="20"/>
+          <w:szCs w:val="20"/>
+        </w:rPr>
+        <w:t>When people think about 'Christians' or 'the Church' as a group</w:t>
+      </w:r>
+    </w:p>
+    <w:p>
+      <w:pPr>
         <w:numPr>
           <w:ilvl w:val="0"/>
           <w:numId w:val="103"/>
@@ -5712,7 +5765,7 @@
           <w:sz w:val="20"/>
           <w:szCs w:val="20"/>
         </w:rPr>
-        <w:t>When people think about 'Christians' or 'the Church' as a group</w:t>
+        <w:t>1 Judgmental 20%</w:t>
       </w:r>
     </w:p>
     <w:p>
@@ -5733,7 +5786,7 @@
           <w:sz w:val="20"/>
           <w:szCs w:val="20"/>
         </w:rPr>
-        <w:t>1 Judgmental 20%</w:t>
+        <w:t>2 Old-fashioned 20%</w:t>
       </w:r>
     </w:p>
     <w:p>
@@ -5754,7 +5807,7 @@
           <w:sz w:val="20"/>
           <w:szCs w:val="20"/>
         </w:rPr>
-        <w:t>2 Old-fashioned 20%</w:t>
+        <w:t>3 Opinionated 18%</w:t>
       </w:r>
     </w:p>
     <w:p>
@@ -5775,7 +5828,59 @@
           <w:sz w:val="20"/>
           <w:szCs w:val="20"/>
         </w:rPr>
-        <w:t>3 Opinionated 18%</w:t>
+        <w:t>4 Hypocritical 17%</w:t>
+      </w:r>
+    </w:p>
+    <w:p>
+      <w:pPr>
+        <w:rPr>
+          <w:rFonts w:cstheme="minorHAnsi"/>
+          <w:sz w:val="20"/>
+          <w:szCs w:val="20"/>
+        </w:rPr>
+      </w:pPr>
+      <w:r>
+        <w:rPr>
+          <w:rFonts w:cstheme="minorHAnsi"/>
+          <w:b/>
+          <w:bCs/>
+          <w:sz w:val="20"/>
+          <w:szCs w:val="20"/>
+        </w:rPr>
+        <w:t>CONCRETE</w:t>
+      </w:r>
+    </w:p>
+    <w:p>
+      <w:pPr>
+        <w:rPr>
+          <w:rFonts w:cstheme="minorHAnsi"/>
+          <w:sz w:val="20"/>
+          <w:szCs w:val="20"/>
+        </w:rPr>
+      </w:pPr>
+      <w:r>
+        <w:rPr>
+          <w:rFonts w:cstheme="minorHAnsi"/>
+          <w:sz w:val="20"/>
+          <w:szCs w:val="20"/>
+        </w:rPr>
+        <w:t xml:space="preserve">When non-Christians describe a specific </w:t>
+      </w:r>
+      <w:r>
+        <w:rPr>
+          <w:rFonts w:cstheme="minorHAnsi"/>
+          <w:sz w:val="20"/>
+          <w:szCs w:val="20"/>
+        </w:rPr>
+        <w:t>Christian,</w:t>
+      </w:r>
+      <w:r>
+        <w:rPr>
+          <w:rFonts w:cstheme="minorHAnsi"/>
+          <w:sz w:val="20"/>
+          <w:szCs w:val="20"/>
+        </w:rPr>
+        <w:t xml:space="preserve"> they know</w:t>
       </w:r>
     </w:p>
     <w:p>
@@ -5796,26 +5901,7 @@
           <w:sz w:val="20"/>
           <w:szCs w:val="20"/>
         </w:rPr>
-        <w:t>4 Hypocritical 17%</w:t>
-      </w:r>
-    </w:p>
-    <w:p>
-      <w:pPr>
-        <w:rPr>
-          <w:rFonts w:cstheme="minorHAnsi"/>
-          <w:sz w:val="20"/>
-          <w:szCs w:val="20"/>
-        </w:rPr>
-      </w:pPr>
-      <w:r>
-        <w:rPr>
-          <w:rFonts w:cstheme="minorHAnsi"/>
-          <w:b/>
-          <w:bCs/>
-          <w:sz w:val="20"/>
-          <w:szCs w:val="20"/>
-        </w:rPr>
-        <w:t>CONCRETE</w:t>
+        <w:t>1 Caring 41%</w:t>
       </w:r>
     </w:p>
     <w:p>
@@ -5836,23 +5922,7 @@
           <w:sz w:val="20"/>
           <w:szCs w:val="20"/>
         </w:rPr>
-        <w:t xml:space="preserve">When non-Christians describe a specific </w:t>
-      </w:r>
-      <w:r>
-        <w:rPr>
-          <w:rFonts w:cstheme="minorHAnsi"/>
-          <w:sz w:val="20"/>
-          <w:szCs w:val="20"/>
-        </w:rPr>
-        <w:t>Christian,</w:t>
-      </w:r>
-      <w:r>
-        <w:rPr>
-          <w:rFonts w:cstheme="minorHAnsi"/>
-          <w:sz w:val="20"/>
-          <w:szCs w:val="20"/>
-        </w:rPr>
-        <w:t xml:space="preserve"> they know</w:t>
+        <w:t>2 Loving 35%</w:t>
       </w:r>
     </w:p>
     <w:p>
@@ -5873,7 +5943,7 @@
           <w:sz w:val="20"/>
           <w:szCs w:val="20"/>
         </w:rPr>
-        <w:t>1 Caring 41%</w:t>
+        <w:t>3 Kind 35%</w:t>
       </w:r>
     </w:p>
     <w:p>
@@ -5894,7 +5964,7 @@
           <w:sz w:val="20"/>
           <w:szCs w:val="20"/>
         </w:rPr>
-        <w:t>2 Loving 35%</w:t>
+        <w:t>4 Honest 32%</w:t>
       </w:r>
     </w:p>
     <w:p>
@@ -5915,49 +5985,41 @@
           <w:sz w:val="20"/>
           <w:szCs w:val="20"/>
         </w:rPr>
-        <w:t>3 Kind 35%</w:t>
+        <w:t>5 Faithful 31%</w:t>
       </w:r>
     </w:p>
     <w:p>
       <w:pPr>
-        <w:numPr>
-          <w:ilvl w:val="0"/>
-          <w:numId w:val="103"/>
-        </w:numPr>
-        <w:rPr>
-          <w:rFonts w:cstheme="minorHAnsi"/>
-          <w:sz w:val="20"/>
-          <w:szCs w:val="20"/>
-        </w:rPr>
-      </w:pPr>
-      <w:r>
-        <w:rPr>
-          <w:rFonts w:cstheme="minorHAnsi"/>
-          <w:sz w:val="20"/>
-          <w:szCs w:val="20"/>
-        </w:rPr>
-        <w:t>4 Honest 32%</w:t>
+        <w:rPr>
+          <w:rFonts w:cstheme="minorHAnsi"/>
+          <w:sz w:val="20"/>
+          <w:szCs w:val="20"/>
+        </w:rPr>
+      </w:pPr>
+      <w:r>
+        <w:rPr>
+          <w:rFonts w:cstheme="minorHAnsi"/>
+          <w:sz w:val="20"/>
+          <w:szCs w:val="20"/>
+        </w:rPr>
+        <w:t>The same person can hold both pictures at once.</w:t>
       </w:r>
     </w:p>
     <w:p>
       <w:pPr>
-        <w:numPr>
-          <w:ilvl w:val="0"/>
-          <w:numId w:val="103"/>
-        </w:numPr>
-        <w:rPr>
-          <w:rFonts w:cstheme="minorHAnsi"/>
-          <w:sz w:val="20"/>
-          <w:szCs w:val="20"/>
-        </w:rPr>
-      </w:pPr>
-      <w:r>
-        <w:rPr>
-          <w:rFonts w:cstheme="minorHAnsi"/>
-          <w:sz w:val="20"/>
-          <w:szCs w:val="20"/>
-        </w:rPr>
-        <w:t>5 Faithful 31%</w:t>
+        <w:rPr>
+          <w:rFonts w:cstheme="minorHAnsi"/>
+          <w:sz w:val="20"/>
+          <w:szCs w:val="20"/>
+        </w:rPr>
+      </w:pPr>
+      <w:r>
+        <w:rPr>
+          <w:rFonts w:cstheme="minorHAnsi"/>
+          <w:sz w:val="20"/>
+          <w:szCs w:val="20"/>
+        </w:rPr>
+        <w:t>Faith and Belief in Australia • McCrindle Research • 2017</w:t>
       </w:r>
     </w:p>
     <w:p>
@@ -5968,14 +6030,6 @@
           <w:szCs w:val="20"/>
         </w:rPr>
       </w:pPr>
-      <w:r>
-        <w:rPr>
-          <w:rFonts w:cstheme="minorHAnsi"/>
-          <w:sz w:val="20"/>
-          <w:szCs w:val="20"/>
-        </w:rPr>
-        <w:t>The same person can hold both pictures at once.</w:t>
-      </w:r>
     </w:p>
     <w:p>
       <w:pPr>
@@ -5991,7 +6045,7 @@
           <w:sz w:val="20"/>
           <w:szCs w:val="20"/>
         </w:rPr>
-        <w:t>Faith and Belief in Australia • McCrindle Research • 2017</w:t>
+        <w:t>When people think about the Chirstian or Church, they have abstraction answer and concrete answer.</w:t>
       </w:r>
     </w:p>
     <w:p>
@@ -6002,6 +6056,22 @@
           <w:szCs w:val="20"/>
         </w:rPr>
       </w:pPr>
+      <w:r>
+        <w:rPr>
+          <w:rFonts w:cstheme="minorHAnsi"/>
+          <w:sz w:val="20"/>
+          <w:szCs w:val="20"/>
+        </w:rPr>
+        <w:t>John 1 say Jesus came full of grace and truth</w:t>
+      </w:r>
+      <w:r>
+        <w:rPr>
+          <w:rFonts w:cstheme="minorHAnsi"/>
+          <w:sz w:val="20"/>
+          <w:szCs w:val="20"/>
+        </w:rPr>
+        <w:t xml:space="preserve"> in the life ministry of Jesus.</w:t>
+      </w:r>
     </w:p>
     <w:p>
       <w:pPr>
@@ -6026,7 +6096,39 @@
           <w:sz w:val="20"/>
           <w:szCs w:val="20"/>
         </w:rPr>
-        <w:t>************</w:t>
+        <w:t>2</w:t>
+      </w:r>
+      <w:r>
+        <w:rPr>
+          <w:rFonts w:cstheme="minorHAnsi"/>
+          <w:sz w:val="20"/>
+          <w:szCs w:val="20"/>
+        </w:rPr>
+        <w:t>2</w:t>
+      </w:r>
+      <w:r>
+        <w:rPr>
+          <w:rFonts w:cstheme="minorHAnsi"/>
+          <w:sz w:val="20"/>
+          <w:szCs w:val="20"/>
+        </w:rPr>
+        <w:t>:</w:t>
+      </w:r>
+      <w:r>
+        <w:rPr>
+          <w:rFonts w:cstheme="minorHAnsi"/>
+          <w:sz w:val="20"/>
+          <w:szCs w:val="20"/>
+        </w:rPr>
+        <w:t>27</w:t>
+      </w:r>
+      <w:r>
+        <w:rPr>
+          <w:rFonts w:cstheme="minorHAnsi"/>
+          <w:sz w:val="20"/>
+          <w:szCs w:val="20"/>
+        </w:rPr>
+        <w:t>/36:30</w:t>
       </w:r>
     </w:p>
     <w:p>
@@ -6037,14 +6139,6 @@
           <w:szCs w:val="20"/>
         </w:rPr>
       </w:pPr>
-      <w:r>
-        <w:rPr>
-          <w:rFonts w:cstheme="minorHAnsi"/>
-          <w:sz w:val="20"/>
-          <w:szCs w:val="20"/>
-        </w:rPr>
-        <w:t>************</w:t>
-      </w:r>
     </w:p>
     <w:p>
       <w:pPr>
@@ -6060,17 +6154,717 @@
           <w:sz w:val="20"/>
           <w:szCs w:val="20"/>
         </w:rPr>
-        <w:t>08/15/2026, Menlo Church Worship (Summary of last week, 08/09/2026)</w:t>
+        <w:lastRenderedPageBreak/>
+        <w:drawing>
+          <wp:inline distT="0" distB="0" distL="0" distR="0" wp14:anchorId="578480DB" wp14:editId="0FE1B68B">
+            <wp:extent cx="3057525" cy="2552080"/>
+            <wp:effectExtent l="0" t="0" r="0" b="635"/>
+            <wp:docPr id="1038634569" name="Picture 1"/>
+            <wp:cNvGraphicFramePr>
+              <a:graphicFrameLocks xmlns:a="http://schemas.openxmlformats.org/drawingml/2006/main" noChangeAspect="1"/>
+            </wp:cNvGraphicFramePr>
+            <a:graphic xmlns:a="http://schemas.openxmlformats.org/drawingml/2006/main">
+              <a:graphicData uri="http://schemas.openxmlformats.org/drawingml/2006/picture">
+                <pic:pic xmlns:pic="http://schemas.openxmlformats.org/drawingml/2006/picture">
+                  <pic:nvPicPr>
+                    <pic:cNvPr id="1038634569" name=""/>
+                    <pic:cNvPicPr/>
+                  </pic:nvPicPr>
+                  <pic:blipFill>
+                    <a:blip r:embed="rId34"/>
+                    <a:stretch>
+                      <a:fillRect/>
+                    </a:stretch>
+                  </pic:blipFill>
+                  <pic:spPr>
+                    <a:xfrm>
+                      <a:off x="0" y="0"/>
+                      <a:ext cx="3060204" cy="2554316"/>
+                    </a:xfrm>
+                    <a:prstGeom prst="rect">
+                      <a:avLst/>
+                    </a:prstGeom>
+                  </pic:spPr>
+                </pic:pic>
+              </a:graphicData>
+            </a:graphic>
+          </wp:inline>
+        </w:drawing>
       </w:r>
     </w:p>
     <w:p>
       <w:pPr>
         <w:rPr>
-          <w:sz w:val="20"/>
-          <w:szCs w:val="20"/>
-        </w:rPr>
-      </w:pPr>
-      <w:hyperlink r:id="rId34" w:history="1">
+          <w:rFonts w:cstheme="minorHAnsi"/>
+          <w:sz w:val="20"/>
+          <w:szCs w:val="20"/>
+        </w:rPr>
+      </w:pPr>
+      <w:r>
+        <w:rPr>
+          <w:rFonts w:cstheme="minorHAnsi"/>
+          <w:sz w:val="20"/>
+          <w:szCs w:val="20"/>
+        </w:rPr>
+        <w:t xml:space="preserve">The first kind is Grace is high but Truth is low. </w:t>
+      </w:r>
+      <w:r>
+        <w:rPr>
+          <w:rFonts w:cstheme="minorHAnsi"/>
+          <w:sz w:val="20"/>
+          <w:szCs w:val="20"/>
+        </w:rPr>
+        <w:t>It is called Prosperity Gospel.</w:t>
+      </w:r>
+    </w:p>
+    <w:p>
+      <w:pPr>
+        <w:rPr>
+          <w:rFonts w:cstheme="minorHAnsi"/>
+          <w:sz w:val="20"/>
+          <w:szCs w:val="20"/>
+        </w:rPr>
+      </w:pPr>
+    </w:p>
+    <w:p>
+      <w:pPr>
+        <w:rPr>
+          <w:rFonts w:cstheme="minorHAnsi"/>
+          <w:sz w:val="20"/>
+          <w:szCs w:val="20"/>
+        </w:rPr>
+      </w:pPr>
+      <w:r>
+        <w:rPr>
+          <w:rFonts w:cstheme="minorHAnsi"/>
+          <w:sz w:val="20"/>
+          <w:szCs w:val="20"/>
+        </w:rPr>
+        <w:t>2</w:t>
+      </w:r>
+      <w:r>
+        <w:rPr>
+          <w:rFonts w:cstheme="minorHAnsi"/>
+          <w:sz w:val="20"/>
+          <w:szCs w:val="20"/>
+        </w:rPr>
+        <w:t>3</w:t>
+      </w:r>
+      <w:r>
+        <w:rPr>
+          <w:rFonts w:cstheme="minorHAnsi"/>
+          <w:sz w:val="20"/>
+          <w:szCs w:val="20"/>
+        </w:rPr>
+        <w:t>:</w:t>
+      </w:r>
+      <w:r>
+        <w:rPr>
+          <w:rFonts w:cstheme="minorHAnsi"/>
+          <w:sz w:val="20"/>
+          <w:szCs w:val="20"/>
+        </w:rPr>
+        <w:t>40</w:t>
+      </w:r>
+      <w:r>
+        <w:rPr>
+          <w:rFonts w:cstheme="minorHAnsi"/>
+          <w:sz w:val="20"/>
+          <w:szCs w:val="20"/>
+        </w:rPr>
+        <w:t>/36:30</w:t>
+      </w:r>
+    </w:p>
+    <w:p>
+      <w:pPr>
+        <w:rPr>
+          <w:rFonts w:cstheme="minorHAnsi"/>
+          <w:sz w:val="20"/>
+          <w:szCs w:val="20"/>
+        </w:rPr>
+      </w:pPr>
+      <w:r>
+        <w:rPr>
+          <w:rFonts w:cstheme="minorHAnsi"/>
+          <w:sz w:val="20"/>
+          <w:szCs w:val="20"/>
+        </w:rPr>
+        <w:drawing>
+          <wp:inline distT="0" distB="0" distL="0" distR="0" wp14:anchorId="17CF04FD" wp14:editId="2853DA70">
+            <wp:extent cx="3114675" cy="2486783"/>
+            <wp:effectExtent l="0" t="0" r="0" b="8890"/>
+            <wp:docPr id="1780334964" name="Picture 1"/>
+            <wp:cNvGraphicFramePr>
+              <a:graphicFrameLocks xmlns:a="http://schemas.openxmlformats.org/drawingml/2006/main" noChangeAspect="1"/>
+            </wp:cNvGraphicFramePr>
+            <a:graphic xmlns:a="http://schemas.openxmlformats.org/drawingml/2006/main">
+              <a:graphicData uri="http://schemas.openxmlformats.org/drawingml/2006/picture">
+                <pic:pic xmlns:pic="http://schemas.openxmlformats.org/drawingml/2006/picture">
+                  <pic:nvPicPr>
+                    <pic:cNvPr id="1780334964" name=""/>
+                    <pic:cNvPicPr/>
+                  </pic:nvPicPr>
+                  <pic:blipFill>
+                    <a:blip r:embed="rId35"/>
+                    <a:stretch>
+                      <a:fillRect/>
+                    </a:stretch>
+                  </pic:blipFill>
+                  <pic:spPr>
+                    <a:xfrm>
+                      <a:off x="0" y="0"/>
+                      <a:ext cx="3116236" cy="2488029"/>
+                    </a:xfrm>
+                    <a:prstGeom prst="rect">
+                      <a:avLst/>
+                    </a:prstGeom>
+                  </pic:spPr>
+                </pic:pic>
+              </a:graphicData>
+            </a:graphic>
+          </wp:inline>
+        </w:drawing>
+      </w:r>
+    </w:p>
+    <w:p>
+      <w:pPr>
+        <w:rPr>
+          <w:rFonts w:cstheme="minorHAnsi"/>
+          <w:sz w:val="20"/>
+          <w:szCs w:val="20"/>
+        </w:rPr>
+      </w:pPr>
+      <w:r>
+        <w:rPr>
+          <w:rFonts w:cstheme="minorHAnsi"/>
+          <w:sz w:val="20"/>
+          <w:szCs w:val="20"/>
+        </w:rPr>
+        <w:t>The second kind is Christian Nationalism.</w:t>
+      </w:r>
+      <w:r>
+        <w:rPr>
+          <w:rFonts w:cstheme="minorHAnsi"/>
+          <w:sz w:val="20"/>
+          <w:szCs w:val="20"/>
+        </w:rPr>
+        <w:t xml:space="preserve"> More faith and truth. Hold a bribe, not a gift.</w:t>
+      </w:r>
+    </w:p>
+    <w:p>
+      <w:pPr>
+        <w:rPr>
+          <w:rFonts w:cstheme="minorHAnsi"/>
+          <w:sz w:val="20"/>
+          <w:szCs w:val="20"/>
+        </w:rPr>
+      </w:pPr>
+    </w:p>
+    <w:p>
+      <w:pPr>
+        <w:rPr>
+          <w:rFonts w:cstheme="minorHAnsi"/>
+          <w:sz w:val="20"/>
+          <w:szCs w:val="20"/>
+        </w:rPr>
+      </w:pPr>
+      <w:r>
+        <w:rPr>
+          <w:rFonts w:cstheme="minorHAnsi"/>
+          <w:sz w:val="20"/>
+          <w:szCs w:val="20"/>
+        </w:rPr>
+        <w:t>2</w:t>
+      </w:r>
+      <w:r>
+        <w:rPr>
+          <w:rFonts w:cstheme="minorHAnsi"/>
+          <w:sz w:val="20"/>
+          <w:szCs w:val="20"/>
+        </w:rPr>
+        <w:t>4</w:t>
+      </w:r>
+      <w:r>
+        <w:rPr>
+          <w:rFonts w:cstheme="minorHAnsi"/>
+          <w:sz w:val="20"/>
+          <w:szCs w:val="20"/>
+        </w:rPr>
+        <w:t>:</w:t>
+      </w:r>
+      <w:r>
+        <w:rPr>
+          <w:rFonts w:cstheme="minorHAnsi"/>
+          <w:sz w:val="20"/>
+          <w:szCs w:val="20"/>
+        </w:rPr>
+        <w:t>58</w:t>
+      </w:r>
+      <w:r>
+        <w:rPr>
+          <w:rFonts w:cstheme="minorHAnsi"/>
+          <w:sz w:val="20"/>
+          <w:szCs w:val="20"/>
+        </w:rPr>
+        <w:t>/36:30</w:t>
+      </w:r>
+    </w:p>
+    <w:p>
+      <w:pPr>
+        <w:rPr>
+          <w:rFonts w:cstheme="minorHAnsi"/>
+          <w:sz w:val="20"/>
+          <w:szCs w:val="20"/>
+        </w:rPr>
+      </w:pPr>
+      <w:r>
+        <w:rPr>
+          <w:rFonts w:cstheme="minorHAnsi"/>
+          <w:sz w:val="20"/>
+          <w:szCs w:val="20"/>
+        </w:rPr>
+        <w:lastRenderedPageBreak/>
+        <w:drawing>
+          <wp:inline distT="0" distB="0" distL="0" distR="0" wp14:anchorId="50ADA105" wp14:editId="01724ED7">
+            <wp:extent cx="2628900" cy="2228850"/>
+            <wp:effectExtent l="0" t="0" r="0" b="0"/>
+            <wp:docPr id="608808688" name="Picture 1"/>
+            <wp:cNvGraphicFramePr>
+              <a:graphicFrameLocks xmlns:a="http://schemas.openxmlformats.org/drawingml/2006/main" noChangeAspect="1"/>
+            </wp:cNvGraphicFramePr>
+            <a:graphic xmlns:a="http://schemas.openxmlformats.org/drawingml/2006/main">
+              <a:graphicData uri="http://schemas.openxmlformats.org/drawingml/2006/picture">
+                <pic:pic xmlns:pic="http://schemas.openxmlformats.org/drawingml/2006/picture">
+                  <pic:nvPicPr>
+                    <pic:cNvPr id="608808688" name=""/>
+                    <pic:cNvPicPr/>
+                  </pic:nvPicPr>
+                  <pic:blipFill>
+                    <a:blip r:embed="rId36"/>
+                    <a:stretch>
+                      <a:fillRect/>
+                    </a:stretch>
+                  </pic:blipFill>
+                  <pic:spPr>
+                    <a:xfrm>
+                      <a:off x="0" y="0"/>
+                      <a:ext cx="2631487" cy="2231043"/>
+                    </a:xfrm>
+                    <a:prstGeom prst="rect">
+                      <a:avLst/>
+                    </a:prstGeom>
+                  </pic:spPr>
+                </pic:pic>
+              </a:graphicData>
+            </a:graphic>
+          </wp:inline>
+        </w:drawing>
+      </w:r>
+    </w:p>
+    <w:p>
+      <w:pPr>
+        <w:rPr>
+          <w:rFonts w:cstheme="minorHAnsi"/>
+          <w:sz w:val="20"/>
+          <w:szCs w:val="20"/>
+        </w:rPr>
+      </w:pPr>
+      <w:r>
+        <w:rPr>
+          <w:rFonts w:cstheme="minorHAnsi"/>
+          <w:sz w:val="20"/>
+          <w:szCs w:val="20"/>
+        </w:rPr>
+        <w:t>The third kind is Cultural Christianity, low grace and low truth.</w:t>
+      </w:r>
+      <w:r>
+        <w:rPr>
+          <w:rFonts w:cstheme="minorHAnsi"/>
+          <w:sz w:val="20"/>
+          <w:szCs w:val="20"/>
+        </w:rPr>
+        <w:t xml:space="preserve"> </w:t>
+      </w:r>
+      <w:r>
+        <w:rPr>
+          <w:rFonts w:cstheme="minorHAnsi"/>
+          <w:sz w:val="20"/>
+          <w:szCs w:val="20"/>
+        </w:rPr>
+        <w:t>This group</w:t>
+      </w:r>
+      <w:r>
+        <w:rPr>
+          <w:rFonts w:cstheme="minorHAnsi"/>
+          <w:sz w:val="20"/>
+          <w:szCs w:val="20"/>
+        </w:rPr>
+        <w:t xml:space="preserve"> never look other religion</w:t>
+      </w:r>
+      <w:r>
+        <w:rPr>
+          <w:rFonts w:cstheme="minorHAnsi"/>
+          <w:sz w:val="20"/>
+          <w:szCs w:val="20"/>
+        </w:rPr>
+        <w:t>.</w:t>
+      </w:r>
+      <w:r>
+        <w:rPr>
+          <w:rFonts w:cstheme="minorHAnsi"/>
+          <w:sz w:val="20"/>
+          <w:szCs w:val="20"/>
+        </w:rPr>
+        <w:t xml:space="preserve"> It is bribe.</w:t>
+      </w:r>
+    </w:p>
+    <w:p>
+      <w:pPr>
+        <w:rPr>
+          <w:rFonts w:cstheme="minorHAnsi"/>
+          <w:sz w:val="20"/>
+          <w:szCs w:val="20"/>
+        </w:rPr>
+      </w:pPr>
+    </w:p>
+    <w:p>
+      <w:pPr>
+        <w:rPr>
+          <w:rFonts w:cstheme="minorHAnsi"/>
+          <w:sz w:val="20"/>
+          <w:szCs w:val="20"/>
+        </w:rPr>
+      </w:pPr>
+      <w:r>
+        <w:rPr>
+          <w:rFonts w:cstheme="minorHAnsi"/>
+          <w:sz w:val="20"/>
+          <w:szCs w:val="20"/>
+        </w:rPr>
+        <w:t>2</w:t>
+      </w:r>
+      <w:r>
+        <w:rPr>
+          <w:rFonts w:cstheme="minorHAnsi"/>
+          <w:sz w:val="20"/>
+          <w:szCs w:val="20"/>
+        </w:rPr>
+        <w:t>6</w:t>
+      </w:r>
+      <w:r>
+        <w:rPr>
+          <w:rFonts w:cstheme="minorHAnsi"/>
+          <w:sz w:val="20"/>
+          <w:szCs w:val="20"/>
+        </w:rPr>
+        <w:t>:</w:t>
+      </w:r>
+      <w:r>
+        <w:rPr>
+          <w:rFonts w:cstheme="minorHAnsi"/>
+          <w:sz w:val="20"/>
+          <w:szCs w:val="20"/>
+        </w:rPr>
+        <w:t>5</w:t>
+      </w:r>
+      <w:r>
+        <w:rPr>
+          <w:rFonts w:cstheme="minorHAnsi"/>
+          <w:sz w:val="20"/>
+          <w:szCs w:val="20"/>
+        </w:rPr>
+        <w:t>0</w:t>
+      </w:r>
+      <w:r>
+        <w:rPr>
+          <w:rFonts w:cstheme="minorHAnsi"/>
+          <w:sz w:val="20"/>
+          <w:szCs w:val="20"/>
+        </w:rPr>
+        <w:t>/36:30</w:t>
+      </w:r>
+    </w:p>
+    <w:p>
+      <w:pPr>
+        <w:rPr>
+          <w:rFonts w:cstheme="minorHAnsi"/>
+          <w:sz w:val="20"/>
+          <w:szCs w:val="20"/>
+        </w:rPr>
+      </w:pPr>
+      <w:r>
+        <w:rPr>
+          <w:rFonts w:cstheme="minorHAnsi"/>
+          <w:sz w:val="20"/>
+          <w:szCs w:val="20"/>
+        </w:rPr>
+        <w:drawing>
+          <wp:inline distT="0" distB="0" distL="0" distR="0" wp14:anchorId="691EEEB5" wp14:editId="52CB88F1">
+            <wp:extent cx="2718054" cy="2209800"/>
+            <wp:effectExtent l="0" t="0" r="6350" b="0"/>
+            <wp:docPr id="1414053359" name="Picture 1"/>
+            <wp:cNvGraphicFramePr>
+              <a:graphicFrameLocks xmlns:a="http://schemas.openxmlformats.org/drawingml/2006/main" noChangeAspect="1"/>
+            </wp:cNvGraphicFramePr>
+            <a:graphic xmlns:a="http://schemas.openxmlformats.org/drawingml/2006/main">
+              <a:graphicData uri="http://schemas.openxmlformats.org/drawingml/2006/picture">
+                <pic:pic xmlns:pic="http://schemas.openxmlformats.org/drawingml/2006/picture">
+                  <pic:nvPicPr>
+                    <pic:cNvPr id="1414053359" name=""/>
+                    <pic:cNvPicPr/>
+                  </pic:nvPicPr>
+                  <pic:blipFill>
+                    <a:blip r:embed="rId37"/>
+                    <a:stretch>
+                      <a:fillRect/>
+                    </a:stretch>
+                  </pic:blipFill>
+                  <pic:spPr>
+                    <a:xfrm>
+                      <a:off x="0" y="0"/>
+                      <a:ext cx="2719399" cy="2210894"/>
+                    </a:xfrm>
+                    <a:prstGeom prst="rect">
+                      <a:avLst/>
+                    </a:prstGeom>
+                  </pic:spPr>
+                </pic:pic>
+              </a:graphicData>
+            </a:graphic>
+          </wp:inline>
+        </w:drawing>
+      </w:r>
+    </w:p>
+    <w:p>
+      <w:pPr>
+        <w:rPr>
+          <w:rFonts w:cstheme="minorHAnsi"/>
+          <w:sz w:val="20"/>
+          <w:szCs w:val="20"/>
+        </w:rPr>
+      </w:pPr>
+      <w:r>
+        <w:rPr>
+          <w:rFonts w:cstheme="minorHAnsi"/>
+          <w:sz w:val="20"/>
+          <w:szCs w:val="20"/>
+        </w:rPr>
+        <w:t>The fourth kind is high truth and high grace. It is Jesus.</w:t>
+      </w:r>
+    </w:p>
+    <w:p>
+      <w:pPr>
+        <w:rPr>
+          <w:rFonts w:cstheme="minorHAnsi"/>
+          <w:sz w:val="20"/>
+          <w:szCs w:val="20"/>
+        </w:rPr>
+      </w:pPr>
+    </w:p>
+    <w:p>
+      <w:pPr>
+        <w:rPr>
+          <w:rFonts w:cstheme="minorHAnsi"/>
+          <w:sz w:val="20"/>
+          <w:szCs w:val="20"/>
+        </w:rPr>
+      </w:pPr>
+      <w:r>
+        <w:rPr>
+          <w:rFonts w:cstheme="minorHAnsi"/>
+          <w:sz w:val="20"/>
+          <w:szCs w:val="20"/>
+        </w:rPr>
+        <w:t>2</w:t>
+      </w:r>
+      <w:r>
+        <w:rPr>
+          <w:rFonts w:cstheme="minorHAnsi"/>
+          <w:sz w:val="20"/>
+          <w:szCs w:val="20"/>
+        </w:rPr>
+        <w:t>8</w:t>
+      </w:r>
+      <w:r>
+        <w:rPr>
+          <w:rFonts w:cstheme="minorHAnsi"/>
+          <w:sz w:val="20"/>
+          <w:szCs w:val="20"/>
+        </w:rPr>
+        <w:t>:</w:t>
+      </w:r>
+      <w:r>
+        <w:rPr>
+          <w:rFonts w:cstheme="minorHAnsi"/>
+          <w:sz w:val="20"/>
+          <w:szCs w:val="20"/>
+        </w:rPr>
+        <w:t>5</w:t>
+      </w:r>
+      <w:r>
+        <w:rPr>
+          <w:rFonts w:cstheme="minorHAnsi"/>
+          <w:sz w:val="20"/>
+          <w:szCs w:val="20"/>
+        </w:rPr>
+        <w:t>4</w:t>
+      </w:r>
+      <w:r>
+        <w:rPr>
+          <w:rFonts w:cstheme="minorHAnsi"/>
+          <w:sz w:val="20"/>
+          <w:szCs w:val="20"/>
+        </w:rPr>
+        <w:t>/36:30</w:t>
+      </w:r>
+    </w:p>
+    <w:p>
+      <w:pPr>
+        <w:rPr>
+          <w:rFonts w:cstheme="minorHAnsi"/>
+          <w:sz w:val="20"/>
+          <w:szCs w:val="20"/>
+        </w:rPr>
+      </w:pPr>
+      <w:r>
+        <w:rPr>
+          <w:rFonts w:cstheme="minorHAnsi"/>
+          <w:sz w:val="20"/>
+          <w:szCs w:val="20"/>
+        </w:rPr>
+        <w:drawing>
+          <wp:inline distT="0" distB="0" distL="0" distR="0" wp14:anchorId="0D40E848" wp14:editId="49624CAE">
+            <wp:extent cx="2717800" cy="1917559"/>
+            <wp:effectExtent l="0" t="0" r="6350" b="6985"/>
+            <wp:docPr id="1903324581" name="Picture 1"/>
+            <wp:cNvGraphicFramePr>
+              <a:graphicFrameLocks xmlns:a="http://schemas.openxmlformats.org/drawingml/2006/main" noChangeAspect="1"/>
+            </wp:cNvGraphicFramePr>
+            <a:graphic xmlns:a="http://schemas.openxmlformats.org/drawingml/2006/main">
+              <a:graphicData uri="http://schemas.openxmlformats.org/drawingml/2006/picture">
+                <pic:pic xmlns:pic="http://schemas.openxmlformats.org/drawingml/2006/picture">
+                  <pic:nvPicPr>
+                    <pic:cNvPr id="1903324581" name=""/>
+                    <pic:cNvPicPr/>
+                  </pic:nvPicPr>
+                  <pic:blipFill>
+                    <a:blip r:embed="rId38"/>
+                    <a:stretch>
+                      <a:fillRect/>
+                    </a:stretch>
+                  </pic:blipFill>
+                  <pic:spPr>
+                    <a:xfrm>
+                      <a:off x="0" y="0"/>
+                      <a:ext cx="2723459" cy="1921552"/>
+                    </a:xfrm>
+                    <a:prstGeom prst="rect">
+                      <a:avLst/>
+                    </a:prstGeom>
+                  </pic:spPr>
+                </pic:pic>
+              </a:graphicData>
+            </a:graphic>
+          </wp:inline>
+        </w:drawing>
+      </w:r>
+    </w:p>
+    <w:p>
+      <w:pPr>
+        <w:rPr>
+          <w:rFonts w:cstheme="minorHAnsi"/>
+          <w:sz w:val="20"/>
+          <w:szCs w:val="20"/>
+        </w:rPr>
+      </w:pPr>
+    </w:p>
+    <w:p>
+      <w:pPr>
+        <w:rPr>
+          <w:rFonts w:cstheme="minorHAnsi"/>
+          <w:sz w:val="20"/>
+          <w:szCs w:val="20"/>
+        </w:rPr>
+      </w:pPr>
+    </w:p>
+    <w:p>
+      <w:pPr>
+        <w:rPr>
+          <w:rFonts w:cstheme="minorHAnsi"/>
+          <w:sz w:val="20"/>
+          <w:szCs w:val="20"/>
+        </w:rPr>
+      </w:pPr>
+    </w:p>
+    <w:p>
+      <w:pPr>
+        <w:rPr>
+          <w:rFonts w:cstheme="minorHAnsi"/>
+          <w:sz w:val="20"/>
+          <w:szCs w:val="20"/>
+        </w:rPr>
+      </w:pPr>
+    </w:p>
+    <w:p>
+      <w:pPr>
+        <w:rPr>
+          <w:rFonts w:cstheme="minorHAnsi"/>
+          <w:sz w:val="20"/>
+          <w:szCs w:val="20"/>
+        </w:rPr>
+      </w:pPr>
+      <w:r>
+        <w:rPr>
+          <w:rFonts w:cstheme="minorHAnsi"/>
+          <w:sz w:val="20"/>
+          <w:szCs w:val="20"/>
+        </w:rPr>
+        <w:t>************</w:t>
+      </w:r>
+    </w:p>
+    <w:p>
+      <w:pPr>
+        <w:rPr>
+          <w:rFonts w:cstheme="minorHAnsi"/>
+          <w:sz w:val="20"/>
+          <w:szCs w:val="20"/>
+        </w:rPr>
+      </w:pPr>
+      <w:r>
+        <w:rPr>
+          <w:rFonts w:cstheme="minorHAnsi"/>
+          <w:sz w:val="20"/>
+          <w:szCs w:val="20"/>
+        </w:rPr>
+        <w:lastRenderedPageBreak/>
+        <w:t>************</w:t>
+      </w:r>
+    </w:p>
+    <w:p>
+      <w:pPr>
+        <w:rPr>
+          <w:rFonts w:cstheme="minorHAnsi"/>
+          <w:sz w:val="20"/>
+          <w:szCs w:val="20"/>
+        </w:rPr>
+      </w:pPr>
+      <w:r>
+        <w:rPr>
+          <w:rFonts w:cstheme="minorHAnsi"/>
+          <w:sz w:val="20"/>
+          <w:szCs w:val="20"/>
+        </w:rPr>
+        <w:t>08/15/2026, Menlo Church Worship (Summary of last week, 08/09/2026)</w:t>
+      </w:r>
+    </w:p>
+    <w:p>
+      <w:pPr>
+        <w:rPr>
+          <w:sz w:val="20"/>
+          <w:szCs w:val="20"/>
+        </w:rPr>
+      </w:pPr>
+      <w:hyperlink r:id="rId39" w:history="1">
         <w:r>
           <w:rPr>
             <w:rStyle w:val="Hyperlink"/>
@@ -6089,7 +6883,7 @@
           <w:szCs w:val="20"/>
         </w:rPr>
       </w:pPr>
-      <w:hyperlink r:id="rId35" w:history="1">
+      <w:hyperlink r:id="rId40" w:history="1">
         <w:r>
           <w:rPr>
             <w:rStyle w:val="Hyperlink"/>
@@ -6221,7 +7015,6 @@
           <w:sz w:val="20"/>
           <w:szCs w:val="20"/>
         </w:rPr>
-        <w:lastRenderedPageBreak/>
         <w:t xml:space="preserve">Today, we talk about It Is Finished (The Gospel). </w:t>
       </w:r>
     </w:p>
@@ -6237,7 +7030,7 @@
       </w:pPr>
     </w:p>
     <w:sectPr>
-      <w:footerReference w:type="default" r:id="rId36"/>
+      <w:footerReference w:type="default" r:id="rId41"/>
       <w:pgSz w:w="12240" w:h="15840"/>
       <w:pgMar w:top="1440" w:right="1440" w:bottom="1530" w:left="1440" w:header="0" w:footer="720" w:gutter="0"/>
       <w:cols w:space="720"/>
